--- a/v10_sec7_tracked.docx
+++ b/v10_sec7_tracked.docx
@@ -570,7 +570,20 @@
         <w:t>[12]</w:t>
       </w:r>
       <w:r>
-        <w:t>。历史标本与现生资料得到相近的亲缘结果，为Wang等的主要祖源判断增加了支持。该研究比较的是近现代输入的增加，未量化历史标本中已有的家鸡贡献；现代红原鸡的混合变化详见第7.3节。</w:t>
+        <w:t>。历史标本与现生资料得到相近的亲缘结果，为Wang等的主要祖源判断增加了支持。该研究比较的是近现代输入的增加，未量化历史标本中已有的家鸡贡献；现代红原鸡的混合变化详见</w:t>
+      </w:r>
+      <w:del w:id="90169" w:author="Kiro" w:date="2026-10-10T13:30:19Z">
+        <w:r>
+          <w:delText>第7.3节</w:delText>
+        </w:r>
+      </w:del>
+      <w:ins w:id="90170" w:author="Kiro" w:date="2026-10-10T13:30:19Z">
+        <w:r>
+          <w:t>第7.2节</w:t>
+        </w:r>
+      </w:ins>
+      <w:r>
+        <w:t>。</w:t>
       </w:r>
     </w:p>
     <w:p>
@@ -4314,10 +4327,10 @@
         <w:pStyle w:val="Heading1"/>
         <w:jc w:val="left"/>
         <w:rPr>
-          <w:del w:id="90002" w:author="Kiro" w:date="2026-10-10T11:11:43Z"/>
-        </w:rPr>
-      </w:pPr>
-      <w:del w:id="90001" w:author="Kiro" w:date="2026-10-10T11:11:43Z">
+          <w:del w:id="90002" w:author="Kiro" w:date="2026-10-10T13:30:19Z"/>
+        </w:rPr>
+      </w:pPr>
+      <w:del w:id="90001" w:author="Kiro" w:date="2026-10-10T13:30:19Z">
         <w:r>
           <w:delText>7 多次传入与持续基因交流</w:delText>
         </w:r>
@@ -4328,10 +4341,10 @@
         <w:pStyle w:val="Heading2"/>
         <w:jc w:val="left"/>
         <w:rPr>
-          <w:del w:id="90004" w:author="Kiro" w:date="2026-10-10T11:11:43Z"/>
-        </w:rPr>
-      </w:pPr>
-      <w:del w:id="90003" w:author="Kiro" w:date="2026-10-10T11:11:43Z">
+          <w:del w:id="90004" w:author="Kiro" w:date="2026-10-10T13:30:19Z"/>
+        </w:rPr>
+      </w:pPr>
+      <w:del w:id="90003" w:author="Kiro" w:date="2026-10-10T13:30:19Z">
         <w:r>
           <w:delText>7.1 多次传入与品种形成</w:delText>
         </w:r>
@@ -4341,15 +4354,15 @@
       <w:pPr>
         <w:jc w:val="both"/>
         <w:rPr>
-          <w:del w:id="90008" w:author="Kiro" w:date="2026-10-10T11:11:43Z"/>
-        </w:rPr>
-      </w:pPr>
-      <w:del w:id="90005" w:author="Kiro" w:date="2026-10-10T11:11:43Z">
+          <w:del w:id="90008" w:author="Kiro" w:date="2026-10-10T13:30:19Z"/>
+        </w:rPr>
+      </w:pPr>
+      <w:del w:id="90005" w:author="Kiro" w:date="2026-10-10T13:30:19Z">
         <w:r>
           <w:delText>家鸡传到一个地区后，新的种源仍可反复进入，并与已有鸡群混合。Mwacharo等（2013）比较肯尼亚、乌干达、埃塞俄比亚和苏丹的657只村鸡，识别出三个主要基因库：一个集中于埃塞俄比亚和苏丹，另两个在肯尼亚和乌干达混合，比例沿肯尼亚海岸至乌干达内陆逐渐变化。作者结合这些分布差异，提出东非鸡群经历了多次传入及区域混合。商业参照分析只在少量个体中发现明显混合信号，说明这些主要基因库不宜全部归因于近期商业种源输入</w:delText>
         </w:r>
       </w:del>
-      <w:del w:id="90006" w:author="Kiro" w:date="2026-10-10T11:11:43Z">
+      <w:del w:id="90006" w:author="Kiro" w:date="2026-10-10T13:30:19Z">
         <w:r>
           <w:rPr>
             <w:vertAlign w:val="superscript"/>
@@ -4357,7 +4370,7 @@
           <w:delText>[112]</w:delText>
         </w:r>
       </w:del>
-      <w:del w:id="90007" w:author="Kiro" w:date="2026-10-10T11:11:43Z">
+      <w:del w:id="90007" w:author="Kiro" w:date="2026-10-10T13:30:19Z">
         <w:r>
           <w:delText>。</w:delText>
         </w:r>
@@ -4367,15 +4380,15 @@
       <w:pPr>
         <w:jc w:val="both"/>
         <w:rPr>
-          <w:del w:id="90012" w:author="Kiro" w:date="2026-10-10T11:11:43Z"/>
-        </w:rPr>
-      </w:pPr>
-      <w:del w:id="90009" w:author="Kiro" w:date="2026-10-10T11:11:43Z">
+          <w:del w:id="90012" w:author="Kiro" w:date="2026-10-10T13:30:19Z"/>
+        </w:rPr>
+      </w:pPr>
+      <w:del w:id="90009" w:author="Kiro" w:date="2026-10-10T13:30:19Z">
         <w:r>
           <w:delText>较早的输入也会与后来种源叠加。Luzuriaga-Neira等（2019）比较六个南美国家的地方鸡与伊比利亚、商业肉鸡、蛋鸡和斗鸡参照，发现单一伊比利亚来源不足以解释其多样性，部分鸡群还有较近的商业混合信号；大陆地方鸡、斗鸡及复活节岛鸡受到的影响并不一致</w:delText>
         </w:r>
       </w:del>
-      <w:del w:id="90010" w:author="Kiro" w:date="2026-10-10T11:11:43Z">
+      <w:del w:id="90010" w:author="Kiro" w:date="2026-10-10T13:30:19Z">
         <w:r>
           <w:rPr>
             <w:vertAlign w:val="superscript"/>
@@ -4383,7 +4396,7 @@
           <w:delText>[113]</w:delText>
         </w:r>
       </w:del>
-      <w:del w:id="90011" w:author="Kiro" w:date="2026-10-10T11:11:43Z">
+      <w:del w:id="90011" w:author="Kiro" w:date="2026-10-10T13:30:19Z">
         <w:r>
           <w:delText>。东非与南美的研究分别显示，各地现今鸡群的组成既保留较早输入的痕迹，也可能在后续传播中继续改变。</w:delText>
         </w:r>
@@ -4393,15 +4406,15 @@
       <w:pPr>
         <w:jc w:val="both"/>
         <w:rPr>
-          <w:del w:id="90018" w:author="Kiro" w:date="2026-10-10T11:11:43Z"/>
-        </w:rPr>
-      </w:pPr>
-      <w:del w:id="90013" w:author="Kiro" w:date="2026-10-10T11:11:43Z">
+          <w:del w:id="90018" w:author="Kiro" w:date="2026-10-10T13:30:19Z"/>
+        </w:rPr>
+      </w:pPr>
+      <w:del w:id="90013" w:author="Kiro" w:date="2026-10-10T13:30:19Z">
         <w:r>
           <w:delText>育种进一步将不同来源组合为品种。Guo等（2019）以现代弗吉尼亚白洛克体重选择系为对象，与8种候选创始种源比较，共分析150只鸡。受检选择系约89%的常染色体遗传组成与Dominique、Cochin和Black Java相关，Brahma和Langshan也有贡献；各来源在不同染色体上的比例并不相同</w:delText>
         </w:r>
       </w:del>
-      <w:del w:id="90014" w:author="Kiro" w:date="2026-10-10T11:11:43Z">
+      <w:del w:id="90014" w:author="Kiro" w:date="2026-10-10T13:30:19Z">
         <w:r>
           <w:rPr>
             <w:vertAlign w:val="superscript"/>
@@ -4409,12 +4422,12 @@
           <w:delText>[114]</w:delText>
         </w:r>
       </w:del>
-      <w:del w:id="90015" w:author="Kiro" w:date="2026-10-10T11:11:43Z">
+      <w:del w:id="90015" w:author="Kiro" w:date="2026-10-10T13:30:19Z">
         <w:r>
           <w:delText>。Guo等（2022）对43个群体、636份基因组的比较，也支持亚洲重型品种参与西方肉用鸡的形成</w:delText>
         </w:r>
       </w:del>
-      <w:del w:id="90016" w:author="Kiro" w:date="2026-10-10T11:11:43Z">
+      <w:del w:id="90016" w:author="Kiro" w:date="2026-10-10T13:30:19Z">
         <w:r>
           <w:rPr>
             <w:vertAlign w:val="superscript"/>
@@ -4422,7 +4435,7 @@
           <w:delText>[115]</w:delText>
         </w:r>
       </w:del>
-      <w:del w:id="90017" w:author="Kiro" w:date="2026-10-10T11:11:43Z">
+      <w:del w:id="90017" w:author="Kiro" w:date="2026-10-10T13:30:19Z">
         <w:r>
           <w:delText>。这些结果将西方肉用鸡的形成与历史引种、杂交育种联系起来。</w:delText>
         </w:r>
@@ -4432,15 +4445,15 @@
       <w:pPr>
         <w:jc w:val="both"/>
         <w:rPr>
-          <w:del w:id="90022" w:author="Kiro" w:date="2026-10-10T11:11:43Z"/>
-        </w:rPr>
-      </w:pPr>
-      <w:del w:id="90019" w:author="Kiro" w:date="2026-10-10T11:11:43Z">
+          <w:del w:id="90022" w:author="Kiro" w:date="2026-10-10T13:30:19Z"/>
+        </w:rPr>
+      </w:pPr>
+      <w:del w:id="90019" w:author="Kiro" w:date="2026-10-10T13:30:19Z">
         <w:r>
           <w:delText>人为引入一种性状时，供体的其他遗传成分也可能一并保留。Wu等（2023）比较荷兰37个传统品种及变种，在Drenthe Fowl的小型变种中发现与小型化供体Dutch Bantam共享的HMGA2附近单倍型，其他区域也保留了与供体接近的较长片段</w:delText>
         </w:r>
       </w:del>
-      <w:del w:id="90020" w:author="Kiro" w:date="2026-10-10T11:11:43Z">
+      <w:del w:id="90020" w:author="Kiro" w:date="2026-10-10T13:30:19Z">
         <w:r>
           <w:rPr>
             <w:vertAlign w:val="superscript"/>
@@ -4448,7 +4461,7 @@
           <w:delText>[96]</w:delText>
         </w:r>
       </w:del>
-      <w:del w:id="90021" w:author="Kiro" w:date="2026-10-10T11:11:43Z">
+      <w:del w:id="90021" w:author="Kiro" w:date="2026-10-10T13:30:19Z">
         <w:r>
           <w:delText>。性状定向选择所形成的品种，其遗传组成因而可以保留目标区域之外的来源。</w:delText>
         </w:r>
@@ -4458,15 +4471,15 @@
       <w:pPr>
         <w:jc w:val="both"/>
         <w:rPr>
-          <w:del w:id="90026" w:author="Kiro" w:date="2026-10-10T11:11:43Z"/>
-        </w:rPr>
-      </w:pPr>
-      <w:del w:id="90023" w:author="Kiro" w:date="2026-10-10T11:11:43Z">
+          <w:del w:id="90026" w:author="Kiro" w:date="2026-10-10T13:30:19Z"/>
+        </w:rPr>
+      </w:pPr>
+      <w:del w:id="90023" w:author="Kiro" w:date="2026-10-10T13:30:19Z">
         <w:r>
           <w:delText>用途不同的鸡群之间也有交流历史。Ren等（2025）分析123只斗鸡及原鸡、商业鸡和地方鸡参照，发现亚洲斗鸡有不同来源，混合检验及迁移模型还提示斗鸡与Rhode Island Red、伊朗地方鸡等群体存在交流</w:delText>
         </w:r>
       </w:del>
-      <w:del w:id="90024" w:author="Kiro" w:date="2026-10-10T11:11:43Z">
+      <w:del w:id="90024" w:author="Kiro" w:date="2026-10-10T13:30:19Z">
         <w:r>
           <w:rPr>
             <w:vertAlign w:val="superscript"/>
@@ -4474,7 +4487,7 @@
           <w:delText>[116]</w:delText>
         </w:r>
       </w:del>
-      <w:del w:id="90025" w:author="Kiro" w:date="2026-10-10T11:11:43Z">
+      <w:del w:id="90025" w:author="Kiro" w:date="2026-10-10T13:30:19Z">
         <w:r>
           <w:delText>。用途和外形的差异并未使这些鸡群在遗传上完全隔离，现代品种关系还保留了引种与育种留下的联系。</w:delText>
         </w:r>
@@ -4484,10 +4497,10 @@
       <w:pPr>
         <w:jc w:val="both"/>
         <w:rPr>
-          <w:del w:id="90028" w:author="Kiro" w:date="2026-10-10T11:11:43Z"/>
-        </w:rPr>
-      </w:pPr>
-      <w:del w:id="90027" w:author="Kiro" w:date="2026-10-10T11:11:43Z">
+          <w:del w:id="90028" w:author="Kiro" w:date="2026-10-10T13:30:19Z"/>
+        </w:rPr>
+      </w:pPr>
+      <w:del w:id="90027" w:author="Kiro" w:date="2026-10-10T13:30:19Z">
         <w:r>
           <w:delText>东非和南美的资料主要解释一个地区为何同时保留不同来源；白洛克和荷兰小型变种的资料则显示，育种如何将不同来源重新组合。斗鸡与地方鸡、商业品种之间的交流，还将不同用途的育种历史联系起来。现代鸡群的亲缘关系由此可以同时保留较早传入和后续育种的影响，商业推广还会把已经形成的种源组合带入地方鸡群。</w:delText>
         </w:r>
@@ -4498,10 +4511,10 @@
         <w:pStyle w:val="Heading2"/>
         <w:jc w:val="left"/>
         <w:rPr>
-          <w:del w:id="90030" w:author="Kiro" w:date="2026-10-10T11:11:43Z"/>
-        </w:rPr>
-      </w:pPr>
-      <w:del w:id="90029" w:author="Kiro" w:date="2026-10-10T11:11:43Z">
+          <w:del w:id="90030" w:author="Kiro" w:date="2026-10-10T13:30:19Z"/>
+        </w:rPr>
+      </w:pPr>
+      <w:del w:id="90029" w:author="Kiro" w:date="2026-10-10T13:30:19Z">
         <w:r>
           <w:delText>7.2 商业种源与地方鸡的持续混合</w:delText>
         </w:r>
@@ -4511,15 +4524,15 @@
       <w:pPr>
         <w:jc w:val="both"/>
         <w:rPr>
-          <w:del w:id="90036" w:author="Kiro" w:date="2026-10-10T11:11:43Z"/>
-        </w:rPr>
-      </w:pPr>
-      <w:del w:id="90031" w:author="Kiro" w:date="2026-10-10T11:11:43Z">
+          <w:del w:id="90036" w:author="Kiro" w:date="2026-10-10T13:30:19Z"/>
+        </w:rPr>
+      </w:pPr>
+      <w:del w:id="90031" w:author="Kiro" w:date="2026-10-10T13:30:19Z">
         <w:r>
           <w:delText>商业种源推广改变了部分地方鸡群的遗传组成，影响程度在相邻地区和品种之间也不相同。Zhang等（2019）在受检中国地方鸡中识别出商业肉鸡相关的候选渗入区域，平均覆盖约15%的基因组；Chen等（2019）在江西七个地方品种中发现四个具有欧洲商业相关混合，另三个保持较明显的遗传区分</w:delText>
         </w:r>
       </w:del>
-      <w:del w:id="90032" w:author="Kiro" w:date="2026-10-10T11:11:43Z">
+      <w:del w:id="90032" w:author="Kiro" w:date="2026-10-10T13:30:19Z">
         <w:r>
           <w:rPr>
             <w:vertAlign w:val="superscript"/>
@@ -4527,12 +4540,12 @@
           <w:delText>[10,117]</w:delText>
         </w:r>
       </w:del>
-      <w:del w:id="90033" w:author="Kiro" w:date="2026-10-10T11:11:43Z">
+      <w:del w:id="90033" w:author="Kiro" w:date="2026-10-10T13:30:19Z">
         <w:r>
           <w:delText>。Qi等（2024）比较华南10个群体的321只鸡，迁移模型推断小白商品鸡向阳山、惠阳胡须鸡输入，同时推断地方沙栏鸡向商品群体输入</w:delText>
         </w:r>
       </w:del>
-      <w:del w:id="90034" w:author="Kiro" w:date="2026-10-10T11:11:43Z">
+      <w:del w:id="90034" w:author="Kiro" w:date="2026-10-10T13:30:19Z">
         <w:r>
           <w:rPr>
             <w:vertAlign w:val="superscript"/>
@@ -4540,7 +4553,7 @@
           <w:delText>[118]</w:delText>
         </w:r>
       </w:del>
-      <w:del w:id="90035" w:author="Kiro" w:date="2026-10-10T11:11:43Z">
+      <w:del w:id="90035" w:author="Kiro" w:date="2026-10-10T13:30:19Z">
         <w:r>
           <w:delText>。这一比较提示，商业群体与地方鸡之间的交流可以沿两个方向发生。</w:delText>
         </w:r>
@@ -4550,15 +4563,15 @@
       <w:pPr>
         <w:jc w:val="both"/>
         <w:rPr>
-          <w:del w:id="90042" w:author="Kiro" w:date="2026-10-10T11:11:43Z"/>
-        </w:rPr>
-      </w:pPr>
-      <w:del w:id="90037" w:author="Kiro" w:date="2026-10-10T11:11:43Z">
+          <w:del w:id="90042" w:author="Kiro" w:date="2026-10-10T13:30:19Z"/>
+        </w:rPr>
+      </w:pPr>
+      <w:del w:id="90037" w:author="Kiro" w:date="2026-10-10T13:30:19Z">
         <w:r>
           <w:delText>商业影响的不均匀也见于其他地区。Leroy等（2012）在五国472只村鸡的同一分析中，于摩洛哥和喀麦隆检出商业相关基因流，却未在受检贝宁、加纳和科特迪瓦鸡群中检出同类信号；作者将差异与杂交改良及雏鸡分发历史联系起来</w:delText>
         </w:r>
       </w:del>
-      <w:del w:id="90038" w:author="Kiro" w:date="2026-10-10T11:11:43Z">
+      <w:del w:id="90038" w:author="Kiro" w:date="2026-10-10T13:30:19Z">
         <w:r>
           <w:rPr>
             <w:vertAlign w:val="superscript"/>
@@ -4566,12 +4579,12 @@
           <w:delText>[11]</w:delText>
         </w:r>
       </w:del>
-      <w:del w:id="90039" w:author="Kiro" w:date="2026-10-10T11:11:43Z">
+      <w:del w:id="90039" w:author="Kiro" w:date="2026-10-10T13:30:19Z">
         <w:r>
           <w:delText>。卢旺达研究中，SASSO相关混合主要集中于Rwamagana；土耳其受检育种与保种群体Denizli和Gerze则总体与商品肉鸡、蛋鸡杂交系分开，仅少数个体重叠</w:delText>
         </w:r>
       </w:del>
-      <w:del w:id="90040" w:author="Kiro" w:date="2026-10-10T11:11:43Z">
+      <w:del w:id="90040" w:author="Kiro" w:date="2026-10-10T13:30:19Z">
         <w:r>
           <w:rPr>
             <w:vertAlign w:val="superscript"/>
@@ -4579,7 +4592,7 @@
           <w:delText>[119,120]</w:delText>
         </w:r>
       </w:del>
-      <w:del w:id="90041" w:author="Kiro" w:date="2026-10-10T11:11:43Z">
+      <w:del w:id="90041" w:author="Kiro" w:date="2026-10-10T13:30:19Z">
         <w:r>
           <w:delText>。商业相关祖源在这些受检群体中呈现不同分布，部分地方群体仍保留较明显的遗传区分。</w:delText>
         </w:r>
@@ -4589,15 +4602,15 @@
       <w:pPr>
         <w:jc w:val="both"/>
         <w:rPr>
-          <w:del w:id="90048" w:author="Kiro" w:date="2026-10-10T11:11:43Z"/>
-        </w:rPr>
-      </w:pPr>
-      <w:del w:id="90043" w:author="Kiro" w:date="2026-10-10T11:11:43Z">
+          <w:del w:id="90048" w:author="Kiro" w:date="2026-10-10T13:30:19Z"/>
+        </w:rPr>
+      </w:pPr>
+      <w:del w:id="90043" w:author="Kiro" w:date="2026-10-10T13:30:19Z">
         <w:r>
           <w:delText>农户记录进一步说明种源怎样进入饲养系统。阿尔及利亚233只村鸡中有部分个体表现出商业相关混合，受访农户却未申报正式改良计划，提示未记录的配种也能留下影响</w:delText>
         </w:r>
       </w:del>
-      <w:del w:id="90044" w:author="Kiro" w:date="2026-10-10T11:11:43Z">
+      <w:del w:id="90044" w:author="Kiro" w:date="2026-10-10T13:30:19Z">
         <w:r>
           <w:rPr>
             <w:vertAlign w:val="superscript"/>
@@ -4605,12 +4618,12 @@
           <w:delText>[121]</w:delText>
         </w:r>
       </w:del>
-      <w:del w:id="90045" w:author="Kiro" w:date="2026-10-10T11:11:43Z">
+      <w:del w:id="90045" w:author="Kiro" w:date="2026-10-10T13:30:19Z">
         <w:r>
           <w:delText>。Shayo等（2026）调查坦桑尼亚Moshi的260户养鸡农户，记录了2016～2018年推广的SASSO、Kuroiler等种源继续被饲养，农户随后按饲料成本、疾病和管理条件调整鸡群</w:delText>
         </w:r>
       </w:del>
-      <w:del w:id="90046" w:author="Kiro" w:date="2026-10-10T11:11:43Z">
+      <w:del w:id="90046" w:author="Kiro" w:date="2026-10-10T13:30:19Z">
         <w:r>
           <w:rPr>
             <w:vertAlign w:val="superscript"/>
@@ -4618,7 +4631,7 @@
           <w:delText>[122]</w:delText>
         </w:r>
       </w:del>
-      <w:del w:id="90047" w:author="Kiro" w:date="2026-10-10T11:11:43Z">
+      <w:del w:id="90047" w:author="Kiro" w:date="2026-10-10T13:30:19Z">
         <w:r>
           <w:delText>。前者把遗传混合与非计划配种联系起来，后者记录外来种源推广后的持续使用；两类资料分别说明了来源变化和引种活动，长期饲养也保留了进一步配种的机会。</w:delText>
         </w:r>
@@ -4628,15 +4641,15 @@
       <w:pPr>
         <w:jc w:val="both"/>
         <w:rPr>
-          <w:del w:id="90052" w:author="Kiro" w:date="2026-10-10T11:11:43Z"/>
-        </w:rPr>
-      </w:pPr>
-      <w:del w:id="90049" w:author="Kiro" w:date="2026-10-10T11:11:43Z">
+          <w:del w:id="90052" w:author="Kiro" w:date="2026-10-10T13:30:19Z"/>
+        </w:rPr>
+      </w:pPr>
+      <w:del w:id="90049" w:author="Kiro" w:date="2026-10-10T13:30:19Z">
         <w:r>
           <w:delText>杂交可以改善生产性状。Marandi与白来航的杂交后代母鸡，在受检周龄的产蛋率和蛋重高于Marandi；Murciana与Hubbard JA757的F1雄鸡达到共同目标体重约2.7 kg的日龄为78天，地方鸡为126天，料重比分别为2.58和3.89</w:delText>
         </w:r>
       </w:del>
-      <w:del w:id="90050" w:author="Kiro" w:date="2026-10-10T11:11:43Z">
+      <w:del w:id="90050" w:author="Kiro" w:date="2026-10-10T13:30:19Z">
         <w:r>
           <w:rPr>
             <w:vertAlign w:val="superscript"/>
@@ -4644,7 +4657,7 @@
           <w:delText>[123,124]</w:delText>
         </w:r>
       </w:del>
-      <w:del w:id="90051" w:author="Kiro" w:date="2026-10-10T11:11:43Z">
+      <w:del w:id="90051" w:author="Kiro" w:date="2026-10-10T13:30:19Z">
         <w:r>
           <w:delText>。这些试验为特定杂交组合的生产价值提供了直接证据。</w:delText>
         </w:r>
@@ -4654,15 +4667,15 @@
       <w:pPr>
         <w:jc w:val="both"/>
         <w:rPr>
-          <w:del w:id="90058" w:author="Kiro" w:date="2026-10-10T11:11:43Z"/>
-        </w:rPr>
-      </w:pPr>
-      <w:del w:id="90053" w:author="Kiro" w:date="2026-10-10T11:11:43Z">
+          <w:del w:id="90058" w:author="Kiro" w:date="2026-10-10T13:30:19Z"/>
+        </w:rPr>
+      </w:pPr>
+      <w:del w:id="90053" w:author="Kiro" w:date="2026-10-10T13:30:19Z">
         <w:r>
           <w:delText>遗传多样性的评价还要区分总体指标与特有变异。Qi等的华南比较发现，受检小白、黄麻商品群体在部分多样性指标上高于地方群体；Muir等（2008）的单核苷酸多态性（SNP）比较则显示，商业纯系缺少部分祖先品种变异，合并商业纯系也难以恢复从未进入育种基础的等位基因</w:delText>
         </w:r>
       </w:del>
-      <w:del w:id="90054" w:author="Kiro" w:date="2026-10-10T11:11:43Z">
+      <w:del w:id="90054" w:author="Kiro" w:date="2026-10-10T13:30:19Z">
         <w:r>
           <w:rPr>
             <w:vertAlign w:val="superscript"/>
@@ -4670,12 +4683,12 @@
           <w:delText>[118,125]</w:delText>
         </w:r>
       </w:del>
-      <w:del w:id="90055" w:author="Kiro" w:date="2026-10-10T11:11:43Z">
+      <w:del w:id="90055" w:author="Kiro" w:date="2026-10-10T13:30:19Z">
         <w:r>
           <w:delText>。两项研究的群体和指标不同，多来源组合仍可保留较高的群体多样性，白洛克选择系也提供了实例</w:delText>
         </w:r>
       </w:del>
-      <w:del w:id="90056" w:author="Kiro" w:date="2026-10-10T11:11:43Z">
+      <w:del w:id="90056" w:author="Kiro" w:date="2026-10-10T13:30:19Z">
         <w:r>
           <w:rPr>
             <w:vertAlign w:val="superscript"/>
@@ -4683,7 +4696,7 @@
           <w:delText>[114]</w:delText>
         </w:r>
       </w:del>
-      <w:del w:id="90057" w:author="Kiro" w:date="2026-10-10T11:11:43Z">
+      <w:del w:id="90057" w:author="Kiro" w:date="2026-10-10T13:30:19Z">
         <w:r>
           <w:delText>；但总体指标并不说明每个地方来源的特有变异都得到保存。评价杂交因此需要分别考察生产性状的改善、群体多样性的变化及地方变异的保留；混合程度本身不足以替代这些判断。</w:delText>
         </w:r>
@@ -4693,15 +4706,15 @@
       <w:pPr>
         <w:jc w:val="both"/>
         <w:rPr>
-          <w:del w:id="90062" w:author="Kiro" w:date="2026-10-10T11:11:43Z"/>
-        </w:rPr>
-      </w:pPr>
-      <w:del w:id="90059" w:author="Kiro" w:date="2026-10-10T11:11:43Z">
+          <w:del w:id="90062" w:author="Kiro" w:date="2026-10-10T13:30:19Z"/>
+        </w:rPr>
+      </w:pPr>
+      <w:del w:id="90059" w:author="Kiro" w:date="2026-10-10T13:30:19Z">
         <w:r>
           <w:delText>保种中的时间比较进一步说明了这一差别。Kong等（2025）比较北京油鸡2010和2019年的随机保种群体，发现总体祖源比例较稳定，但核苷酸多样性下降约10%，近交系数升高，纯合片段更长</w:delText>
         </w:r>
       </w:del>
-      <w:del w:id="90060" w:author="Kiro" w:date="2026-10-10T11:11:43Z">
+      <w:del w:id="90060" w:author="Kiro" w:date="2026-10-10T13:30:19Z">
         <w:r>
           <w:rPr>
             <w:vertAlign w:val="superscript"/>
@@ -4709,7 +4722,7 @@
           <w:delText>[126]</w:delText>
         </w:r>
       </w:del>
-      <w:del w:id="90061" w:author="Kiro" w:date="2026-10-10T11:11:43Z">
+      <w:del w:id="90061" w:author="Kiro" w:date="2026-10-10T13:30:19Z">
         <w:r>
           <w:delText>。保持品种来源的相对稳定，并不意味着群体内部的遗传变异得到同等保存。</w:delText>
         </w:r>
@@ -4720,10 +4733,10 @@
         <w:pStyle w:val="Heading2"/>
         <w:jc w:val="left"/>
         <w:rPr>
-          <w:del w:id="90064" w:author="Kiro" w:date="2026-10-10T11:11:43Z"/>
-        </w:rPr>
-      </w:pPr>
-      <w:del w:id="90063" w:author="Kiro" w:date="2026-10-10T11:11:43Z">
+          <w:del w:id="90064" w:author="Kiro" w:date="2026-10-10T13:30:19Z"/>
+        </w:rPr>
+      </w:pPr>
+      <w:del w:id="90063" w:author="Kiro" w:date="2026-10-10T13:30:19Z">
         <w:r>
           <w:delText>7.3 家鸡与红原鸡之间的持续交流</w:delText>
         </w:r>
@@ -4733,15 +4746,15 @@
       <w:pPr>
         <w:jc w:val="both"/>
         <w:rPr>
-          <w:del w:id="90070" w:author="Kiro" w:date="2026-10-10T11:11:43Z"/>
-        </w:rPr>
-      </w:pPr>
-      <w:del w:id="90065" w:author="Kiro" w:date="2026-10-10T11:11:43Z">
+          <w:del w:id="90070" w:author="Kiro" w:date="2026-10-10T13:30:19Z"/>
+        </w:rPr>
+      </w:pPr>
+      <w:del w:id="90065" w:author="Kiro" w:date="2026-10-10T13:30:19Z">
         <w:r>
           <w:delText>红原鸡的变异仍可进入地方鸡群。越南河江的核遗传分析支持红原鸡向部分地方鸡输入，后续母系比较却未发现相应的线粒体组成差异；结合当地配种习惯，作者提出野生公鸡与家鸡母鸡杂交可能是重要途径</w:delText>
         </w:r>
       </w:del>
-      <w:del w:id="90066" w:author="Kiro" w:date="2026-10-10T11:11:43Z">
+      <w:del w:id="90066" w:author="Kiro" w:date="2026-10-10T13:30:19Z">
         <w:r>
           <w:rPr>
             <w:vertAlign w:val="superscript"/>
@@ -4749,12 +4762,12 @@
           <w:delText>[127,128]</w:delText>
         </w:r>
       </w:del>
-      <w:del w:id="90067" w:author="Kiro" w:date="2026-10-10T11:11:43Z">
+      <w:del w:id="90067" w:author="Kiro" w:date="2026-10-10T13:30:19Z">
         <w:r>
           <w:delText>。泰国Lao Pa Koi斗鸡的28个微卫星及母系资料，也显示它们与部分红原鸡及地方鸡共享遗传组成，作者据此并结合育种记录提出混合形成解释</w:delText>
         </w:r>
       </w:del>
-      <w:del w:id="90068" w:author="Kiro" w:date="2026-10-10T11:11:43Z">
+      <w:del w:id="90068" w:author="Kiro" w:date="2026-10-10T13:30:19Z">
         <w:r>
           <w:rPr>
             <w:vertAlign w:val="superscript"/>
@@ -4762,7 +4775,7 @@
           <w:delText>[129]</w:delText>
         </w:r>
       </w:del>
-      <w:del w:id="90069" w:author="Kiro" w:date="2026-10-10T11:11:43Z">
+      <w:del w:id="90069" w:author="Kiro" w:date="2026-10-10T13:30:19Z">
         <w:r>
           <w:delText>。这些材料说明，地方鸡的形成还可能涉及野生红原鸡，越南的配种记录还提供了这种交流在饲养活动中发生的具体途径。</w:delText>
         </w:r>
@@ -4772,15 +4785,15 @@
       <w:pPr>
         <w:jc w:val="both"/>
         <w:rPr>
-          <w:del w:id="90076" w:author="Kiro" w:date="2026-10-10T11:11:43Z"/>
-        </w:rPr>
-      </w:pPr>
-      <w:del w:id="90071" w:author="Kiro" w:date="2026-10-10T11:11:43Z">
+          <w:del w:id="90076" w:author="Kiro" w:date="2026-10-10T13:30:19Z"/>
+        </w:rPr>
+      </w:pPr>
+      <w:del w:id="90071" w:author="Kiro" w:date="2026-10-10T13:30:19Z">
         <w:r>
           <w:delText>反向输入改变了野生红原鸡。Thakur等（2018）比较印度57只野生红原鸡与79只邻近家鸡，检出疑似杂交个体，并推断家鸡向野生群体的基因流</w:delText>
         </w:r>
       </w:del>
-      <w:del w:id="90072" w:author="Kiro" w:date="2026-10-10T11:11:43Z">
+      <w:del w:id="90072" w:author="Kiro" w:date="2026-10-10T13:30:19Z">
         <w:r>
           <w:rPr>
             <w:vertAlign w:val="superscript"/>
@@ -4788,12 +4801,12 @@
           <w:delText>[130]</w:delText>
         </w:r>
       </w:del>
-      <w:del w:id="90073" w:author="Kiro" w:date="2026-10-10T11:11:43Z">
+      <w:del w:id="90073" w:author="Kiro" w:date="2026-10-10T13:30:19Z">
         <w:r>
           <w:delText>。Wu等（2020）在新加坡自由活动鸡群中发现不同个体与家鸡混合的程度差异明显；2023年扩展历史标本比较后，现代spadiceus中来自家鸡的遗传变异较约一个世纪前显著增加，在Struct-f4分析中，多数受检现代个体的家鸡相关祖源约为20%～50%</w:delText>
         </w:r>
       </w:del>
-      <w:del w:id="90074" w:author="Kiro" w:date="2026-10-10T11:11:43Z">
+      <w:del w:id="90074" w:author="Kiro" w:date="2026-10-10T13:30:19Z">
         <w:r>
           <w:rPr>
             <w:vertAlign w:val="superscript"/>
@@ -4801,7 +4814,7 @@
           <w:delText>[12,131]</w:delText>
         </w:r>
       </w:del>
-      <w:del w:id="90075" w:author="Kiro" w:date="2026-10-10T11:11:43Z">
+      <w:del w:id="90075" w:author="Kiro" w:date="2026-10-10T13:30:19Z">
         <w:r>
           <w:delText>。这一时间比较说明，家鸡向受检红原鸡群体的输入在近现代有所增加，现代红原鸡的遗传组成已经发生变化。</w:delText>
         </w:r>
@@ -4811,15 +4824,15 @@
       <w:pPr>
         <w:jc w:val="both"/>
         <w:rPr>
-          <w:del w:id="90082" w:author="Kiro" w:date="2026-10-10T11:11:43Z"/>
-        </w:rPr>
-      </w:pPr>
-      <w:del w:id="90077" w:author="Kiro" w:date="2026-10-10T11:11:43Z">
+          <w:del w:id="90082" w:author="Kiro" w:date="2026-10-10T13:30:19Z"/>
+        </w:rPr>
+      </w:pPr>
+      <w:del w:id="90077" w:author="Kiro" w:date="2026-10-10T13:30:19Z">
         <w:r>
           <w:delText>外形接近原鸡的个体也可能保留家鸡来源。Peterson和Brisbin先由博物馆标本的外形变化提出杂交影响的问题，后续已知亲本的回交实验显示，杂交后代可重新出现部分原鸡外貌，外形恢复并不意味着家鸡来源全部消失</w:delText>
         </w:r>
       </w:del>
-      <w:del w:id="90078" w:author="Kiro" w:date="2026-10-10T11:11:43Z">
+      <w:del w:id="90078" w:author="Kiro" w:date="2026-10-10T13:30:19Z">
         <w:r>
           <w:rPr>
             <w:vertAlign w:val="superscript"/>
@@ -4827,12 +4840,12 @@
           <w:delText>[132,133]</w:delText>
         </w:r>
       </w:del>
-      <w:del w:id="90079" w:author="Kiro" w:date="2026-10-10T11:11:43Z">
+      <w:del w:id="90079" w:author="Kiro" w:date="2026-10-10T13:30:19Z">
         <w:r>
           <w:delText>。Matsuda等（2025）对27只动物园红原鸡的比较又发现，圈养群体除部分混合信号外，还经历了瓶颈、近交及较长纯合片段的积累</w:delText>
         </w:r>
       </w:del>
-      <w:del w:id="90080" w:author="Kiro" w:date="2026-10-10T11:11:43Z">
+      <w:del w:id="90080" w:author="Kiro" w:date="2026-10-10T13:30:19Z">
         <w:r>
           <w:rPr>
             <w:vertAlign w:val="superscript"/>
@@ -4840,7 +4853,7 @@
           <w:delText>[134]</w:delText>
         </w:r>
       </w:del>
-      <w:del w:id="90081" w:author="Kiro" w:date="2026-10-10T11:11:43Z">
+      <w:del w:id="90081" w:author="Kiro" w:date="2026-10-10T13:30:19Z">
         <w:r>
           <w:delText>。用现代红原鸡研究家鸡来源时，因此需要了解参照样本的杂交与圈养历史，历史标本与野外资料可为此提供比较。</w:delText>
         </w:r>
@@ -4850,15 +4863,15 @@
       <w:pPr>
         <w:jc w:val="both"/>
         <w:rPr>
-          <w:del w:id="90088" w:author="Kiro" w:date="2026-10-10T11:11:43Z"/>
-        </w:rPr>
-      </w:pPr>
-      <w:del w:id="90083" w:author="Kiro" w:date="2026-10-10T11:11:43Z">
+          <w:del w:id="90088" w:author="Kiro" w:date="2026-10-10T13:30:19Z"/>
+        </w:rPr>
+      </w:pPr>
+      <w:del w:id="90083" w:author="Kiro" w:date="2026-10-10T13:30:19Z">
         <w:r>
           <w:delText>野化鸡提供了追踪家鸡来源的另一类材料。Martin Cerezo等（2023）在夏威夷Kauai岛鸡群中识别出白来航蛋鸡相关背景，按半年世代时间换算的混合时间约为1981年，区间为1976～1995年，与风暴后家鸡逸出的记录相近</w:delText>
         </w:r>
       </w:del>
-      <w:del w:id="90084" w:author="Kiro" w:date="2026-10-10T11:11:43Z">
+      <w:del w:id="90084" w:author="Kiro" w:date="2026-10-10T13:30:19Z">
         <w:r>
           <w:rPr>
             <w:vertAlign w:val="superscript"/>
@@ -4866,12 +4879,12 @@
           <w:delText>[135]</w:delText>
         </w:r>
       </w:del>
-      <w:del w:id="90085" w:author="Kiro" w:date="2026-10-10T11:11:43Z">
+      <w:del w:id="90085" w:author="Kiro" w:date="2026-10-10T13:30:19Z">
         <w:r>
           <w:delText>。Gering等（2024）比较百慕大与Kauai野化鸡，发现前者具有较多褐壳蛋鸡和部分肉鸡相关背景，后者白壳蛋鸡相关成分较多，部分共同选择区域的单倍型也更接近家养参照</w:delText>
         </w:r>
       </w:del>
-      <w:del w:id="90086" w:author="Kiro" w:date="2026-10-10T11:11:43Z">
+      <w:del w:id="90086" w:author="Kiro" w:date="2026-10-10T13:30:19Z">
         <w:r>
           <w:rPr>
             <w:vertAlign w:val="superscript"/>
@@ -4879,7 +4892,7 @@
           <w:delText>[136]</w:delText>
         </w:r>
       </w:del>
-      <w:del w:id="90087" w:author="Kiro" w:date="2026-10-10T11:11:43Z">
+      <w:del w:id="90087" w:author="Kiro" w:date="2026-10-10T13:30:19Z">
         <w:r>
           <w:delText>。来自家鸡的遗传变异可在野化后保留，其中部分位于野化群体的候选选择区域。岛屿野化鸡的混合历史与亚洲原生红原鸡的家鸡输入，属于不同情境。</w:delText>
         </w:r>
@@ -4889,10 +4902,10 @@
       <w:pPr>
         <w:jc w:val="both"/>
         <w:rPr>
-          <w:del w:id="90090" w:author="Kiro" w:date="2026-10-10T11:11:43Z"/>
-        </w:rPr>
-      </w:pPr>
-      <w:del w:id="90089" w:author="Kiro" w:date="2026-10-10T11:11:43Z">
+          <w:del w:id="90090" w:author="Kiro" w:date="2026-10-10T13:30:19Z"/>
+        </w:rPr>
+      </w:pPr>
+      <w:del w:id="90089" w:author="Kiro" w:date="2026-10-10T13:30:19Z">
         <w:r>
           <w:delText>这些交流还留下一个具体问题：红原鸡中来自家鸡的变异，出自哪些育种群体。商业来源可能由商业鸡或其后代直接传入，也可能先进入地方鸡，再经地方鸡与红原鸡杂交传递；现有研究尚未在同一地区直接证实后一条连续路径。结合已知引种和配种记录，比较商业种源、放养地方鸡与红原鸡中的来源片段，可进一步检验地方鸡是否承担中介作用。这有助于区分近期种源推广与较早地方育种的贡献，并辨认野生群体实际接触的家鸡来源。</w:delText>
         </w:r>
@@ -4903,12 +4916,12 @@
         <w:pStyle w:val="Heading1"/>
         <w:jc w:val="left"/>
         <w:rPr>
-          <w:ins w:id="90092" w:author="Kiro" w:date="2026-10-10T11:11:43Z"/>
-        </w:rPr>
-      </w:pPr>
-      <w:ins w:id="90091" w:author="Kiro" w:date="2026-10-10T11:11:43Z">
+          <w:ins w:id="90092" w:author="Kiro" w:date="2026-10-10T13:30:19Z"/>
+        </w:rPr>
+      </w:pPr>
+      <w:ins w:id="90091" w:author="Kiro" w:date="2026-10-10T13:30:19Z">
         <w:r>
-          <w:t>7 传播后的来源叠加与持续基因流</w:t>
+          <w:t>7 家鸡、红原鸡与野化群体之间的基因流</w:t>
         </w:r>
       </w:ins>
     </w:p>
@@ -4916,12 +4929,12 @@
       <w:pPr>
         <w:jc w:val="both"/>
         <w:rPr>
-          <w:ins w:id="90094" w:author="Kiro" w:date="2026-10-10T11:11:43Z"/>
-        </w:rPr>
-      </w:pPr>
-      <w:ins w:id="90093" w:author="Kiro" w:date="2026-10-10T11:11:43Z">
+          <w:ins w:id="90094" w:author="Kiro" w:date="2026-10-10T13:30:19Z"/>
+        </w:rPr>
+      </w:pPr>
+      <w:ins w:id="90093" w:author="Kiro" w:date="2026-10-10T13:30:19Z">
         <w:r>
-          <w:t>第5节以可靠的最早记录界定鸡进入各地的时间。鸡在某地出现以后，新的种源仍经引种进入，育种又把不同来源重新组合，家鸡与红原鸡之间的基因流也在继续，现代鸡群因而是不同时期来源叠加的结果。本节以“引种”指人为把鸡群带入新地区，“基因流”指群体间的遗传交换，“渗入”指外来片段经杂交进入并保留在受体基因组中，“混合”指群体层面的祖源组成；“商业系”指跨国育种公司培育的肉鸡、蛋鸡品系及其配套杂交系，本地育成的杂交商品系另行注明。</w:t>
+          <w:t>驯化以后，家鸡与红原鸡在同域分布区内仍发生双向基因流，逸出的家鸡还可形成野化群体，并再与红原鸡混合（其他原鸡物种及红原鸡各亚种对家鸡祖源的贡献见第3.2节和第3.3节）。</w:t>
         </w:r>
       </w:ins>
     </w:p>
@@ -4930,12 +4943,12 @@
         <w:pStyle w:val="Heading2"/>
         <w:jc w:val="left"/>
         <w:rPr>
-          <w:ins w:id="90096" w:author="Kiro" w:date="2026-10-10T11:11:43Z"/>
-        </w:rPr>
-      </w:pPr>
-      <w:ins w:id="90095" w:author="Kiro" w:date="2026-10-10T11:11:43Z">
+          <w:ins w:id="90096" w:author="Kiro" w:date="2026-10-10T13:30:19Z"/>
+        </w:rPr>
+      </w:pPr>
+      <w:ins w:id="90095" w:author="Kiro" w:date="2026-10-10T13:30:19Z">
         <w:r>
-          <w:t>7.1 多次引种与现代鸡群的来源层次</w:t>
+          <w:t>7.1 红原鸡向家鸡的基因流</w:t>
         </w:r>
       </w:ins>
     </w:p>
@@ -4943,15 +4956,15 @@
       <w:pPr>
         <w:jc w:val="both"/>
         <w:rPr>
-          <w:ins w:id="90108" w:author="Kiro" w:date="2026-10-10T11:11:43Z"/>
-        </w:rPr>
-      </w:pPr>
-      <w:ins w:id="90097" w:author="Kiro" w:date="2026-10-10T11:11:43Z">
+          <w:ins w:id="90114" w:author="Kiro" w:date="2026-10-10T13:30:19Z"/>
+        </w:rPr>
+      </w:pPr>
+      <w:ins w:id="90097" w:author="Kiro" w:date="2026-10-10T13:30:19Z">
         <w:r>
-          <w:t>东非和西亚的现代鸡群可以用来检验第5.1节的路线推断。Mwacharo等（2011）分析肯尼亚、埃塞俄比亚、苏丹和乌干达512只村鸡的线粒体控制区，识别出至少5个母系类群：最常见者可能来自印度次大陆，次常见者可能经海路来自东南亚或东亚，两个少见类群可能来自近期商业系的渗入</w:t>
+          <w:t>在红原鸡与放养家鸡同域分布的越南河江，微卫星分析显示，部分乡的地方鸡与红原鸡聚为一类并呈混合模式，提示存在由红原鸡流向家鸡的基因流</w:t>
         </w:r>
       </w:ins>
-      <w:ins w:id="90098" w:author="Kiro" w:date="2026-10-10T11:11:43Z">
+      <w:ins w:id="90098" w:author="Kiro" w:date="2026-10-10T13:30:19Z">
         <w:r>
           <w:rPr>
             <w:vertAlign w:val="superscript"/>
@@ -4959,12 +4972,12 @@
           <w:t>[112]</w:t>
         </w:r>
       </w:ins>
-      <w:ins w:id="90099" w:author="Kiro" w:date="2026-10-10T11:11:43Z">
+      <w:ins w:id="90099" w:author="Kiro" w:date="2026-10-10T13:30:19Z">
         <w:r>
-          <w:t>。Mwacharo等（2013）用30个常染色体微卫星分析同一地区的657只村鸡，发现基因库I主要见于埃塞俄比亚和苏丹，基因库II、III见于肯尼亚和乌干达，二者比例由肯尼亚沿海向乌干达内陆渐变；在允许混合的模型下，基因库II的267只中只有4只、基因库III的191只中只有6只对商业簇的隶属系数超过0.2</w:t>
+          <w:t>。同一群体的线粒体资料未见相应的地理信号，表明这一基因流可能主要经野生公鸡与家养母鸡交配发生，而非来自采拾野卵</w:t>
         </w:r>
       </w:ins>
-      <w:ins w:id="90100" w:author="Kiro" w:date="2026-10-10T11:11:43Z">
+      <w:ins w:id="90100" w:author="Kiro" w:date="2026-10-10T13:30:19Z">
         <w:r>
           <w:rPr>
             <w:vertAlign w:val="superscript"/>
@@ -4972,77 +4985,25 @@
           <w:t>[113]</w:t>
         </w:r>
       </w:ins>
-      <w:ins w:id="90101" w:author="Kiro" w:date="2026-10-10T11:11:43Z">
+      <w:ins w:id="90101" w:author="Kiro" w:date="2026-10-10T13:30:19Z">
         <w:r>
-          <w:t>。作者把三个基因库解释为鸡和人群进入该地区的不同事件，并与陆路和海路接触相联系</w:t>
+          <w:t>。在泰国，Lao Pa Koi斗鸡和Mae Hong Son鸡均含部分红原鸡基因库成分</w:t>
         </w:r>
       </w:ins>
-      <w:ins w:id="90102" w:author="Kiro" w:date="2026-10-10T11:11:43Z">
+      <w:ins w:id="90102" w:author="Kiro" w:date="2026-10-10T13:30:19Z">
         <w:r>
           <w:rPr>
             <w:vertAlign w:val="superscript"/>
           </w:rPr>
-          <w:t>[113]</w:t>
+          <w:t>[114,115]</w:t>
         </w:r>
       </w:ins>
-      <w:ins w:id="90103" w:author="Kiro" w:date="2026-10-10T11:11:43Z">
+      <w:ins w:id="90103" w:author="Kiro" w:date="2026-10-10T13:30:19Z">
         <w:r>
-          <w:t>。Al-Jumaili等（2020）按Liu等的分支体系</w:t>
+          <w:t>；而Lueng Hang Khao和Pradu Hang Dam等斗鸡品种主要与其他家鸡品种混合，受红原鸡的影响很小</w:t>
         </w:r>
       </w:ins>
-      <w:ins w:id="90104" w:author="Kiro" w:date="2026-10-10T11:11:43Z">
-        <w:r>
-          <w:rPr>
-            <w:vertAlign w:val="superscript"/>
-          </w:rPr>
-          <w:t>[1]</w:t>
-        </w:r>
-      </w:ins>
-      <w:ins w:id="90105" w:author="Kiro" w:date="2026-10-10T11:11:43Z">
-        <w:r>
-          <w:t>分析中东、北非、非洲之角和巴基斯坦的706只鸡，E分支占625只，作者认为它可能经陆路来自印度次大陆；D分支见于除阿尔及利亚和利比亚外的各国，被视为印度洋海上贸易网络的遗留；母系变异缺少明显的地理信号，作者认为古代和较近的贸易网络共同塑造了现今的组成</w:t>
-        </w:r>
-      </w:ins>
-      <w:ins w:id="90106" w:author="Kiro" w:date="2026-10-10T11:11:43Z">
-        <w:r>
-          <w:rPr>
-            <w:vertAlign w:val="superscript"/>
-          </w:rPr>
-          <w:t>[114]</w:t>
-        </w:r>
-      </w:ins>
-      <w:ins w:id="90107" w:author="Kiro" w:date="2026-10-10T11:11:43Z">
-        <w:r>
-          <w:t>。这些结果与第5.1节“早期陆地和红海联系、较晚海上输入”的推断相容，但都来自现代样本，少见类群还可能来自近期商业系，不能据此为各来源定年。</w:t>
-        </w:r>
-      </w:ins>
-    </w:p>
-    <w:p>
-      <w:pPr>
-        <w:jc w:val="both"/>
-        <w:rPr>
-          <w:ins w:id="90118" w:author="Kiro" w:date="2026-10-10T11:11:43Z"/>
-        </w:rPr>
-      </w:pPr>
-      <w:ins w:id="90109" w:author="Kiro" w:date="2026-10-10T11:11:43Z">
-        <w:r>
-          <w:t>南美的情况与此相似。Herrera等（2020）发现，南美大陆现代鸡的母系约84%属E分支，A、B、C分支都很少，岛屿东南亚和太平洋常见的D分支未检出，作者认为大陆鸡与欧洲、亚洲鸡更接近</w:t>
-        </w:r>
-      </w:ins>
-      <w:ins w:id="90110" w:author="Kiro" w:date="2026-10-10T11:11:43Z">
-        <w:r>
-          <w:rPr>
-            <w:vertAlign w:val="superscript"/>
-          </w:rPr>
-          <w:t>[115]</w:t>
-        </w:r>
-      </w:ins>
-      <w:ins w:id="90111" w:author="Kiro" w:date="2026-10-10T11:11:43Z">
-        <w:r>
-          <w:t>。Luzuriaga-Neira等（2019）的基因组资料显示，除智利外，各国地方鸡的平均商业蛋鸡成分为44%～79%，肉鸡成分为16%～32%；斗鸡成分为4%～27%，智利最低，哥伦比亚最高</w:t>
-        </w:r>
-      </w:ins>
-      <w:ins w:id="90112" w:author="Kiro" w:date="2026-10-10T11:11:43Z">
+      <w:ins w:id="90104" w:author="Kiro" w:date="2026-10-10T13:30:19Z">
         <w:r>
           <w:rPr>
             <w:vertAlign w:val="superscript"/>
@@ -5050,65 +5011,51 @@
           <w:t>[116]</w:t>
         </w:r>
       </w:ins>
-      <w:ins w:id="90113" w:author="Kiro" w:date="2026-10-10T11:11:43Z">
+      <w:ins w:id="90105" w:author="Kiro" w:date="2026-10-10T13:30:19Z">
         <w:r>
-          <w:t>。智利和复活节岛群体含较高比例的未知来源成分，复活节岛的这一成分也见于南美太平洋沿岸的地方鸡，作者认为这可能反映沿岸鸡群对复活节岛的影响</w:t>
+          <w:t>。全基因组资料可将这类基因流定位到具体区段：D统计量提示东南亚斗鸡与</w:t>
         </w:r>
       </w:ins>
-      <w:ins w:id="90114" w:author="Kiro" w:date="2026-10-10T11:11:43Z">
+      <w:ins w:id="90106" w:author="Kiro" w:date="2026-10-10T13:30:19Z">
         <w:r>
           <w:rPr>
-            <w:vertAlign w:val="superscript"/>
+            <w:i/>
           </w:rPr>
-          <w:t>[116]</w:t>
+          <w:t>G. g. gallus</w:t>
         </w:r>
       </w:ins>
-      <w:ins w:id="90115" w:author="Kiro" w:date="2026-10-10T11:11:43Z">
+      <w:ins w:id="90107" w:author="Kiro" w:date="2026-10-10T13:30:19Z">
         <w:r>
-          <w:t>。这些现代样本不能判定跨太平洋接触的有无、年代和方向（见第5.3节），却表明商业系已成为多数受检国家地方鸡的主要组分，现代相近并不等于古代来源。来源的先后需要时间序列来确定。Olli等（2026）测定201 bp控制区，波罗的海古鸡除奥兰群岛1只属B分支外均属E1；现代芬兰地方鸡中的A分支不见于公元3～18世纪的古代样本，作者据此推断其为后来渗入</w:t>
+          <w:t>之间存在基因流；在</w:t>
         </w:r>
       </w:ins>
-      <w:ins w:id="90116" w:author="Kiro" w:date="2026-10-10T11:11:43Z">
+      <w:ins w:id="90108" w:author="Kiro" w:date="2026-10-10T13:30:19Z">
         <w:r>
           <w:rPr>
-            <w:vertAlign w:val="superscript"/>
+            <w:i/>
           </w:rPr>
-          <w:t>[90]</w:t>
+          <w:t>CPZ</w:t>
         </w:r>
       </w:ins>
-      <w:ins w:id="90117" w:author="Kiro" w:date="2026-10-10T11:11:43Z">
+      <w:ins w:id="90109" w:author="Kiro" w:date="2026-10-10T13:30:19Z">
         <w:r>
-          <w:t>。现代群体能显示多种来源，先后次序则要依靠古代样本、文献记录或混合时间估计确定。</w:t>
+          <w:t>区段，东南亚、吐鲁番、西双版纳和日本的斗鸡样本均与</w:t>
         </w:r>
       </w:ins>
-    </w:p>
-    <w:p>
-      <w:pPr>
-        <w:pStyle w:val="Heading2"/>
-        <w:jc w:val="left"/>
-        <w:rPr>
-          <w:ins w:id="90120" w:author="Kiro" w:date="2026-10-10T11:11:43Z"/>
-        </w:rPr>
-      </w:pPr>
-      <w:ins w:id="90119" w:author="Kiro" w:date="2026-10-10T11:11:43Z">
+      <w:ins w:id="90110" w:author="Kiro" w:date="2026-10-10T13:30:19Z">
         <w:r>
-          <w:t>7.2 品种形成与商业种源的扩散</w:t>
+          <w:rPr>
+            <w:i/>
+          </w:rPr>
+          <w:t>G. g. gallus</w:t>
         </w:r>
       </w:ins>
-    </w:p>
-    <w:p>
-      <w:pPr>
-        <w:jc w:val="both"/>
-        <w:rPr>
-          <w:ins w:id="90132" w:author="Kiro" w:date="2026-10-10T11:11:43Z"/>
-        </w:rPr>
-      </w:pPr>
-      <w:ins w:id="90121" w:author="Kiro" w:date="2026-10-10T11:11:43Z">
+      <w:ins w:id="90111" w:author="Kiro" w:date="2026-10-10T13:30:19Z">
         <w:r>
-          <w:t>品种本身也是多来源重组的产物。Guo等（2019）以弗吉尼亚白洛克体重选择系为对象，与8个候选创始种源共150只鸡比较，发现Dominique、两个Cochin种群和Black Java合计贡献约89%的常染色体组成，Brahma、Langshan和Black Minorca的贡献各不足10%，各来源在不同染色体上的比例差异明显</w:t>
+          <w:t>聚在一起</w:t>
         </w:r>
       </w:ins>
-      <w:ins w:id="90122" w:author="Kiro" w:date="2026-10-10T11:11:43Z">
+      <w:ins w:id="90112" w:author="Kiro" w:date="2026-10-10T13:30:19Z">
         <w:r>
           <w:rPr>
             <w:vertAlign w:val="superscript"/>
@@ -5116,12 +5063,39 @@
           <w:t>[117]</w:t>
         </w:r>
       </w:ins>
-      <w:ins w:id="90123" w:author="Kiro" w:date="2026-10-10T11:11:43Z">
+      <w:ins w:id="90113" w:author="Kiro" w:date="2026-10-10T13:30:19Z">
         <w:r>
-          <w:t>。Guo等（2022）比较43个群体的636份基因组，发现东西方肉用鸡的基因组都以亚洲重型品种的贡献为主</w:t>
+          <w:t>，表明红原鸡来源的片段可在特定品种中保留下来。</w:t>
         </w:r>
       </w:ins>
-      <w:ins w:id="90124" w:author="Kiro" w:date="2026-10-10T11:11:43Z">
+    </w:p>
+    <w:p>
+      <w:pPr>
+        <w:pStyle w:val="Heading2"/>
+        <w:jc w:val="left"/>
+        <w:rPr>
+          <w:ins w:id="90116" w:author="Kiro" w:date="2026-10-10T13:30:19Z"/>
+        </w:rPr>
+      </w:pPr>
+      <w:ins w:id="90115" w:author="Kiro" w:date="2026-10-10T13:30:19Z">
+        <w:r>
+          <w:t>7.2 家鸡向红原鸡的基因流</w:t>
+        </w:r>
+      </w:ins>
+    </w:p>
+    <w:p>
+      <w:pPr>
+        <w:jc w:val="both"/>
+        <w:rPr>
+          <w:ins w:id="90134" w:author="Kiro" w:date="2026-10-10T13:30:19Z"/>
+        </w:rPr>
+      </w:pPr>
+      <w:ins w:id="90117" w:author="Kiro" w:date="2026-10-10T13:30:19Z">
+        <w:r>
+          <w:t>反方向的基因流同样存在。在印度，微卫星和线粒体D-loop分析提示存在由家鸡流向自由活动红原鸡的定向基因流</w:t>
+        </w:r>
+      </w:ins>
+      <w:ins w:id="90118" w:author="Kiro" w:date="2026-10-10T13:30:19Z">
         <w:r>
           <w:rPr>
             <w:vertAlign w:val="superscript"/>
@@ -5129,38 +5103,51 @@
           <w:t>[118]</w:t>
         </w:r>
       </w:ins>
-      <w:ins w:id="90125" w:author="Kiro" w:date="2026-10-10T11:11:43Z">
+      <w:ins w:id="90119" w:author="Kiro" w:date="2026-10-10T13:30:19Z">
         <w:r>
-          <w:t>。荷兰传统品种中，Drenthe Fowl矮脚变种在</w:t>
+          <w:t>，而早期研究认为两者在野外极少杂交</w:t>
         </w:r>
       </w:ins>
-      <w:ins w:id="90126" w:author="Kiro" w:date="2026-10-10T11:11:43Z">
+      <w:ins w:id="90120" w:author="Kiro" w:date="2026-10-10T13:30:19Z">
+        <w:r>
+          <w:rPr>
+            <w:vertAlign w:val="superscript"/>
+          </w:rPr>
+          <w:t>[21]</w:t>
+        </w:r>
+      </w:ins>
+      <w:ins w:id="90121" w:author="Kiro" w:date="2026-10-10T13:30:19Z">
+        <w:r>
+          <w:t>。以1874～1939年采集的博物馆标本为野生参照，多数现代</w:t>
+        </w:r>
+      </w:ins>
+      <w:ins w:id="90122" w:author="Kiro" w:date="2026-10-10T13:30:19Z">
         <w:r>
           <w:rPr>
             <w:i/>
           </w:rPr>
-          <w:t>HMGA2</w:t>
+          <w:t>spadiceus</w:t>
         </w:r>
       </w:ins>
-      <w:ins w:id="90127" w:author="Kiro" w:date="2026-10-10T11:11:43Z">
+      <w:ins w:id="90123" w:author="Kiro" w:date="2026-10-10T13:30:19Z">
         <w:r>
-          <w:t>附近与供体Dutch Bantam几乎完全共享单倍型，其他区段也保留了较长的供体片段</w:t>
+          <w:t>个体有20%～50%的祖源来自家鸡；局部祖源分析中，清迈、曼尼普尔和云南个体的家鸡来源等位基因占83%～96%，只以商业品种为家鸡参照时则降至30%～70%</w:t>
         </w:r>
       </w:ins>
-      <w:ins w:id="90128" w:author="Kiro" w:date="2026-10-10T11:11:43Z">
+      <w:ins w:id="90124" w:author="Kiro" w:date="2026-10-10T13:30:19Z">
         <w:r>
           <w:rPr>
             <w:vertAlign w:val="superscript"/>
           </w:rPr>
-          <w:t>[96]</w:t>
+          <w:t>[12]</w:t>
         </w:r>
       </w:ins>
-      <w:ins w:id="90129" w:author="Kiro" w:date="2026-10-10T11:11:43Z">
+      <w:ins w:id="90125" w:author="Kiro" w:date="2026-10-10T13:30:19Z">
         <w:r>
-          <w:t>。斗鸡同样不是封闭群体，混合检验和迁移模型提示，斗鸡与Rhode Island Red、伊朗地方鸡等群体之间存在基因流</w:t>
+          <w:t>，表明渗入的估计值对参照的选择十分敏感。在新加坡，自由活动的红原鸡呈现从野化到野生的连续梯度，各亚群的渗入程度不同</w:t>
         </w:r>
       </w:ins>
-      <w:ins w:id="90130" w:author="Kiro" w:date="2026-10-10T11:11:43Z">
+      <w:ins w:id="90126" w:author="Kiro" w:date="2026-10-10T13:30:19Z">
         <w:r>
           <w:rPr>
             <w:vertAlign w:val="superscript"/>
@@ -5168,51 +5155,12 @@
           <w:t>[119]</w:t>
         </w:r>
       </w:ins>
-      <w:ins w:id="90131" w:author="Kiro" w:date="2026-10-10T11:11:43Z">
+      <w:ins w:id="90127" w:author="Kiro" w:date="2026-10-10T13:30:19Z">
         <w:r>
-          <w:t>。</w:t>
+          <w:t>。外形也难以可靠地反映祖源。基于博物馆标本，雄鸟蚀羽曾被视为纯野生基因型的标志，多数野生群体被推测已受家鸡渗入</w:t>
         </w:r>
       </w:ins>
-    </w:p>
-    <w:p>
-      <w:pPr>
-        <w:jc w:val="both"/>
-        <w:rPr>
-          <w:ins w:id="90140" w:author="Kiro" w:date="2026-10-10T11:11:43Z"/>
-        </w:rPr>
-      </w:pPr>
-      <w:ins w:id="90133" w:author="Kiro" w:date="2026-10-10T11:11:43Z">
-        <w:r>
-          <w:t>选育也可以在这样的多来源基础群中分拣已有变异。在同一批弗吉尼亚选择系中，</w:t>
-        </w:r>
-      </w:ins>
-      <w:ins w:id="90134" w:author="Kiro" w:date="2026-10-10T11:11:43Z">
-        <w:r>
-          <w:rPr>
-            <w:i/>
-          </w:rPr>
-          <w:t>IGF2BP1</w:t>
-        </w:r>
-      </w:ins>
-      <w:ins w:id="90135" w:author="Kiro" w:date="2026-10-10T11:11:43Z">
-        <w:r>
-          <w:t>启动子区3.2 kb缺失在高体重系中固定，低体重系则固定为野生型；野生型在地方品种和野生近缘种中占优，缺失型主要见于商业肉鸡和除白来航外的多数商业蛋鸡</w:t>
-        </w:r>
-      </w:ins>
-      <w:ins w:id="90136" w:author="Kiro" w:date="2026-10-10T11:11:43Z">
-        <w:r>
-          <w:rPr>
-            <w:vertAlign w:val="superscript"/>
-          </w:rPr>
-          <w:t>[104]</w:t>
-        </w:r>
-      </w:ins>
-      <w:ins w:id="90137" w:author="Kiro" w:date="2026-10-10T11:11:43Z">
-        <w:r>
-          <w:t>（其效应见第6.3节）。Muir等（2008）发现，祖先品种50%以上的遗传多样性在商业纯系中缺失，合并同一公司的品系也不能恢复稀有的祖先等位基因</w:t>
-        </w:r>
-      </w:ins>
-      <w:ins w:id="90138" w:author="Kiro" w:date="2026-10-10T11:11:43Z">
+      <w:ins w:id="90128" w:author="Kiro" w:date="2026-10-10T13:30:19Z">
         <w:r>
           <w:rPr>
             <w:vertAlign w:val="superscript"/>
@@ -5220,38 +5168,12 @@
           <w:t>[120]</w:t>
         </w:r>
       </w:ins>
-      <w:ins w:id="90139" w:author="Kiro" w:date="2026-10-10T11:11:43Z">
+      <w:ins w:id="90129" w:author="Kiro" w:date="2026-10-10T13:30:19Z">
         <w:r>
-          <w:t>。以商业系代表家鸡时，应注意它们是近代育种形成、来源多元而变异已经收窄的一部分家鸡。</w:t>
+          <w:t>；而已知纯度的回交系显示，母鸡冠退化、雄鸟蚀羽等常用纯度指标在含家鸡成分的后代中同样会出现</w:t>
         </w:r>
       </w:ins>
-    </w:p>
-    <w:p>
-      <w:pPr>
-        <w:jc w:val="both"/>
-        <w:rPr>
-          <w:ins w:id="90150" w:author="Kiro" w:date="2026-10-10T11:11:43Z"/>
-        </w:rPr>
-      </w:pPr>
-      <w:ins w:id="90141" w:author="Kiro" w:date="2026-10-10T11:11:43Z">
-        <w:r>
-          <w:t>商业种源又经推广进入地方鸡。Zhang等（2019）用60K芯片分析1187只鸡，以茶花鸡为祖先参照、按单倍型相似度判定渗入区段，估计受检中国地方鸡平均约15%的基因组来自商业肉鸡，从藏鸡的0.64%到惠阳胡须鸡的21.52%不等</w:t>
-        </w:r>
-      </w:ins>
-      <w:ins w:id="90142" w:author="Kiro" w:date="2026-10-10T11:11:43Z">
-        <w:r>
-          <w:rPr>
-            <w:vertAlign w:val="superscript"/>
-          </w:rPr>
-          <w:t>[10]</w:t>
-        </w:r>
-      </w:ins>
-      <w:ins w:id="90143" w:author="Kiro" w:date="2026-10-10T11:11:43Z">
-        <w:r>
-          <w:t>。商业肉鸡本身含亚洲品种成分，这类估计因而依赖祖先参照的选择。Chen等（2019）发现，江西七个地方品种中有四个带有与欧洲商业品种混合的信号，另三个代表当地的祖先谱系，与前四者分化</w:t>
-        </w:r>
-      </w:ins>
-      <w:ins w:id="90144" w:author="Kiro" w:date="2026-10-10T11:11:43Z">
+      <w:ins w:id="90130" w:author="Kiro" w:date="2026-10-10T13:30:19Z">
         <w:r>
           <w:rPr>
             <w:vertAlign w:val="superscript"/>
@@ -5259,12 +5181,52 @@
           <w:t>[121]</w:t>
         </w:r>
       </w:ins>
-      <w:ins w:id="90145" w:author="Kiro" w:date="2026-10-10T11:11:43Z">
+      <w:ins w:id="90131" w:author="Kiro" w:date="2026-10-10T13:30:19Z">
         <w:r>
-          <w:t>。Qi等（2024）用37,698个SNP分析华南10个群体的321只鸡，其中小白鸡为外来杂交系，黄麻鸡为本地育成的杂交商品系</w:t>
+          <w:t>。此外，新加坡红原鸡的外形评分与基因组估计的家养程度显著相关，外形分值75被提出作为识别野生型个体的阈值</w:t>
         </w:r>
       </w:ins>
-      <w:ins w:id="90146" w:author="Kiro" w:date="2026-10-10T11:11:43Z">
+      <w:ins w:id="90132" w:author="Kiro" w:date="2026-10-10T13:30:19Z">
+        <w:r>
+          <w:rPr>
+            <w:vertAlign w:val="superscript"/>
+          </w:rPr>
+          <w:t>[119]</w:t>
+        </w:r>
+      </w:ins>
+      <w:ins w:id="90133" w:author="Kiro" w:date="2026-10-10T13:30:19Z">
+        <w:r>
+          <w:t>，表明外形可用于初筛，但不能替代基因组检验。</w:t>
+        </w:r>
+      </w:ins>
+    </w:p>
+    <w:p>
+      <w:pPr>
+        <w:pStyle w:val="Heading2"/>
+        <w:jc w:val="left"/>
+        <w:rPr>
+          <w:ins w:id="90136" w:author="Kiro" w:date="2026-10-10T13:30:19Z"/>
+        </w:rPr>
+      </w:pPr>
+      <w:ins w:id="90135" w:author="Kiro" w:date="2026-10-10T13:30:19Z">
+        <w:r>
+          <w:t>7.3 野化群体的来源与选择</w:t>
+        </w:r>
+      </w:ins>
+    </w:p>
+    <w:p>
+      <w:pPr>
+        <w:jc w:val="both"/>
+        <w:rPr>
+          <w:ins w:id="90146" w:author="Kiro" w:date="2026-10-10T13:30:19Z"/>
+        </w:rPr>
+      </w:pPr>
+      <w:ins w:id="90137" w:author="Kiro" w:date="2026-10-10T13:30:19Z">
+        <w:r>
+          <w:t>夏威夷Kauai岛的野化鸡含两支线粒体谱系：少见的一支与欧洲人到来前的Kauai古DNA同属，可能由古代波利尼西亚人带入；常见的一支见于世界各地，包括近代欧洲育成的品种</w:t>
+        </w:r>
+      </w:ins>
+      <w:ins w:id="90138" w:author="Kiro" w:date="2026-10-10T13:30:19Z">
         <w:r>
           <w:rPr>
             <w:vertAlign w:val="superscript"/>
@@ -5272,51 +5234,12 @@
           <w:t>[122]</w:t>
         </w:r>
       </w:ins>
-      <w:ins w:id="90147" w:author="Kiro" w:date="2026-10-10T11:11:43Z">
+      <w:ins w:id="90139" w:author="Kiro" w:date="2026-10-10T13:30:19Z">
         <w:r>
-          <w:t>。TreeMix推断小白鸡向阳山鸡和惠阳胡须鸡输入，并给出“沙栏鸡→黄麻鸡”一边</w:t>
+          <w:t>。这提示现今群体源于近代家鸡对古老种群的侵入。岛上在1939年曾放归857只红原鸡；基因组分析检出红原鸡和白来航蛋鸡的贡献，混合时间估计为1981年（1976～1995年），与1982年和1992年飓风后家鸡大量逸出相符</w:t>
         </w:r>
       </w:ins>
-      <w:ins w:id="90148" w:author="Kiro" w:date="2026-10-10T11:11:43Z">
-        <w:r>
-          <w:rPr>
-            <w:vertAlign w:val="superscript"/>
-          </w:rPr>
-          <w:t>[122]</w:t>
-        </w:r>
-      </w:ins>
-      <w:ins w:id="90149" w:author="Kiro" w:date="2026-10-10T11:11:43Z">
-        <w:r>
-          <w:t>；后者也可能只反映黄麻鸡育成时使用的地方来源，且沙栏鸡和黄麻鸡分别只有19只和13只，不足以说明育成后的反向基因流。</w:t>
-        </w:r>
-      </w:ins>
-    </w:p>
-    <w:p>
-      <w:pPr>
-        <w:jc w:val="both"/>
-        <w:rPr>
-          <w:ins w:id="90160" w:author="Kiro" w:date="2026-10-10T11:11:43Z"/>
-        </w:rPr>
-      </w:pPr>
-      <w:ins w:id="90151" w:author="Kiro" w:date="2026-10-10T11:11:43Z">
-        <w:r>
-          <w:t>渗入程度取决于实际的推广和配种。Leroy等（2012）在五国472只村鸡中，于摩洛哥和喀麦隆检出商业相关基因流，在贝宁、加纳和科特迪瓦未检出，作者将差异与分发杂交雏鸡等改良计划的历史联系起来</w:t>
-        </w:r>
-      </w:ins>
-      <w:ins w:id="90152" w:author="Kiro" w:date="2026-10-10T11:11:43Z">
-        <w:r>
-          <w:rPr>
-            <w:vertAlign w:val="superscript"/>
-          </w:rPr>
-          <w:t>[11]</w:t>
-        </w:r>
-      </w:ins>
-      <w:ins w:id="90153" w:author="Kiro" w:date="2026-10-10T11:11:43Z">
-        <w:r>
-          <w:t>。阿尔及利亚西部233只村鸡也显示与商业系之间的基因流，作者推测源于未记录的杂交</w:t>
-        </w:r>
-      </w:ins>
-      <w:ins w:id="90154" w:author="Kiro" w:date="2026-10-10T11:11:43Z">
+      <w:ins w:id="90140" w:author="Kiro" w:date="2026-10-10T13:30:19Z">
         <w:r>
           <w:rPr>
             <w:vertAlign w:val="superscript"/>
@@ -5324,12 +5247,12 @@
           <w:t>[123]</w:t>
         </w:r>
       </w:ins>
-      <w:ins w:id="90155" w:author="Kiro" w:date="2026-10-10T11:11:43Z">
+      <w:ins w:id="90141" w:author="Kiro" w:date="2026-10-10T13:30:19Z">
         <w:r>
-          <w:t>。卢旺达Rwamagana地方鸡与SASSO遗传上相近，作者认为这反映了无控制的杂交</w:t>
+          <w:t>。Kauai野化鸡的选择扫描区大多为野化特有，不同于驯化中受选择的区域</w:t>
         </w:r>
       </w:ins>
-      <w:ins w:id="90156" w:author="Kiro" w:date="2026-10-10T11:11:43Z">
+      <w:ins w:id="90142" w:author="Kiro" w:date="2026-10-10T13:30:19Z">
         <w:r>
           <w:rPr>
             <w:vertAlign w:val="superscript"/>
@@ -5337,12 +5260,12 @@
           <w:t>[124]</w:t>
         </w:r>
       </w:ins>
-      <w:ins w:id="90157" w:author="Kiro" w:date="2026-10-10T11:11:43Z">
+      <w:ins w:id="90143" w:author="Kiro" w:date="2026-10-10T13:30:19Z">
         <w:r>
-          <w:t>；土耳其Denizli和Gerze则总体与商业肉鸡、蛋鸡杂交系分开，仅2只Gerze个体与之重叠</w:t>
+          <w:t>。与之相比，独立形成的百慕大野化群体较多含褐壳蛋鸡和肉鸡背景，Kauai群体则较多含白壳蛋鸡和红原鸡成分；两地共同的选择扫描区中，单倍型主要为家养来源</w:t>
         </w:r>
       </w:ins>
-      <w:ins w:id="90158" w:author="Kiro" w:date="2026-10-10T11:11:43Z">
+      <w:ins w:id="90144" w:author="Kiro" w:date="2026-10-10T13:30:19Z">
         <w:r>
           <w:rPr>
             <w:vertAlign w:val="superscript"/>
@@ -5350,9 +5273,9 @@
           <w:t>[125]</w:t>
         </w:r>
       </w:ins>
-      <w:ins w:id="90159" w:author="Kiro" w:date="2026-10-10T11:11:43Z">
+      <w:ins w:id="90145" w:author="Kiro" w:date="2026-10-10T13:30:19Z">
         <w:r>
-          <w:t>。同一推广背景下，渗入程度因地区、品种和配种实践而异，不能只凭地理相邻推断。</w:t>
+          <w:t>，表明家鸡来源的变异可在野外保留，并成为野化后选择的材料。</w:t>
         </w:r>
       </w:ins>
     </w:p>
@@ -5361,12 +5284,12 @@
         <w:pStyle w:val="Heading2"/>
         <w:jc w:val="left"/>
         <w:rPr>
-          <w:ins w:id="90162" w:author="Kiro" w:date="2026-10-10T11:11:43Z"/>
-        </w:rPr>
-      </w:pPr>
-      <w:ins w:id="90161" w:author="Kiro" w:date="2026-10-10T11:11:43Z">
+          <w:ins w:id="90148" w:author="Kiro" w:date="2026-10-10T13:30:19Z"/>
+        </w:rPr>
+      </w:pPr>
+      <w:ins w:id="90147" w:author="Kiro" w:date="2026-10-10T13:30:19Z">
         <w:r>
-          <w:t>7.3 家鸡、红原鸡与野化群体之间的基因流</w:t>
+          <w:t>7.4 对野生参照与红原鸡保护的含义</w:t>
         </w:r>
       </w:ins>
     </w:p>
@@ -5374,28 +5297,119 @@
       <w:pPr>
         <w:jc w:val="both"/>
         <w:rPr>
-          <w:ins w:id="90168" w:author="Kiro" w:date="2026-10-10T11:11:43Z"/>
-        </w:rPr>
-      </w:pPr>
-      <w:ins w:id="90163" w:author="Kiro" w:date="2026-10-10T11:11:43Z">
+          <w:ins w:id="90168" w:author="Kiro" w:date="2026-10-10T13:30:19Z"/>
+        </w:rPr>
+      </w:pPr>
+      <w:ins w:id="90149" w:author="Kiro" w:date="2026-10-10T13:30:19Z">
         <w:r>
-          <w:t>基因流也发生在家鸡与红原鸡之间。越南河江的核遗传分析支持红原鸡向部分地方鸡的基因流，母系比较却未见相应的地理信号；结合当地情况，作者认为野生公鸡与家养母鸡交配可能比采拾野卵更常见</w:t>
+          <w:t>这些基因流直接影响以红原鸡为野生参照的研究。以历史标本为参照检出的驯化候选基因中，可评估的6个有5个在多数现代红原鸡中带有家鸡来源的拷贝；若以现代个体为参照，这些基因将无法被检出</w:t>
         </w:r>
       </w:ins>
-      <w:ins w:id="90164" w:author="Kiro" w:date="2026-10-10T11:11:43Z">
+      <w:ins w:id="90150" w:author="Kiro" w:date="2026-10-10T13:30:19Z">
         <w:r>
           <w:rPr>
             <w:vertAlign w:val="superscript"/>
           </w:rPr>
-          <w:t>[126,127]</w:t>
+          <w:t>[12]</w:t>
         </w:r>
       </w:ins>
-      <w:ins w:id="90165" w:author="Kiro" w:date="2026-10-10T11:11:43Z">
+      <w:ins w:id="90151" w:author="Kiro" w:date="2026-10-10T13:30:19Z">
         <w:r>
-          <w:t>。泰国Lao Pa Koi斗鸡的28个微卫星和线粒体资料也显示了红原鸡与地方鸡的混合</w:t>
+          <w:t>。此外，不少研究所用的红原鸡来自圈养群体。例如，第4.3节的温顺选择线起始于两个圈养种群</w:t>
         </w:r>
       </w:ins>
-      <w:ins w:id="90166" w:author="Kiro" w:date="2026-10-10T11:11:43Z">
+      <w:ins w:id="90152" w:author="Kiro" w:date="2026-10-10T13:30:19Z">
+        <w:r>
+          <w:rPr>
+            <w:vertAlign w:val="superscript"/>
+          </w:rPr>
+          <w:t>[56]</w:t>
+        </w:r>
+      </w:ins>
+      <w:ins w:id="90153" w:author="Kiro" w:date="2026-10-10T13:30:19Z">
+        <w:r>
+          <w:t>，Kauai混合分析中的红原鸡供体也来自动物园</w:t>
+        </w:r>
+      </w:ins>
+      <w:ins w:id="90154" w:author="Kiro" w:date="2026-10-10T13:30:19Z">
+        <w:r>
+          <w:rPr>
+            <w:vertAlign w:val="superscript"/>
+          </w:rPr>
+          <w:t>[123]</w:t>
+        </w:r>
+      </w:ins>
+      <w:ins w:id="90155" w:author="Kiro" w:date="2026-10-10T13:30:19Z">
+        <w:r>
+          <w:t>。日本动物园的红原鸡经历了严重瓶颈，纯合片段极长，并有可能的家鸡混合迹象</w:t>
+        </w:r>
+      </w:ins>
+      <w:ins w:id="90156" w:author="Kiro" w:date="2026-10-10T13:30:19Z">
+        <w:r>
+          <w:rPr>
+            <w:vertAlign w:val="superscript"/>
+          </w:rPr>
+          <w:t>[126]</w:t>
+        </w:r>
+      </w:ins>
+      <w:ins w:id="90157" w:author="Kiro" w:date="2026-10-10T13:30:19Z">
+        <w:r>
+          <w:t>；而强烈的漂变本身也可使群体结构分析得到类似混合的结果</w:t>
+        </w:r>
+      </w:ins>
+      <w:ins w:id="90158" w:author="Kiro" w:date="2026-10-10T13:30:19Z">
+        <w:r>
+          <w:rPr>
+            <w:vertAlign w:val="superscript"/>
+          </w:rPr>
+          <w:t>[127]</w:t>
+        </w:r>
+      </w:ins>
+      <w:ins w:id="90159" w:author="Kiro" w:date="2026-10-10T13:30:19Z">
+        <w:r>
+          <w:t>。在保护方面，现代</w:t>
+        </w:r>
+      </w:ins>
+      <w:ins w:id="90160" w:author="Kiro" w:date="2026-10-10T13:30:19Z">
+        <w:r>
+          <w:rPr>
+            <w:i/>
+          </w:rPr>
+          <w:t>spadiceus</w:t>
+        </w:r>
+      </w:ins>
+      <w:ins w:id="90161" w:author="Kiro" w:date="2026-10-10T13:30:19Z">
+        <w:r>
+          <w:t>的观察杂合度约为历史样本的十分之一，这被归因于高度同质的家鸡等位基因的渗入</w:t>
+        </w:r>
+      </w:ins>
+      <w:ins w:id="90162" w:author="Kiro" w:date="2026-10-10T13:30:19Z">
+        <w:r>
+          <w:rPr>
+            <w:vertAlign w:val="superscript"/>
+          </w:rPr>
+          <w:t>[12]</w:t>
+        </w:r>
+      </w:ins>
+      <w:ins w:id="90163" w:author="Kiro" w:date="2026-10-10T13:30:19Z">
+        <w:r>
+          <w:t>。新加坡已建议移除外形分值低于75的个体，以维持野生基因型</w:t>
+        </w:r>
+      </w:ins>
+      <w:ins w:id="90164" w:author="Kiro" w:date="2026-10-10T13:30:19Z">
+        <w:r>
+          <w:rPr>
+            <w:vertAlign w:val="superscript"/>
+          </w:rPr>
+          <w:t>[119]</w:t>
+        </w:r>
+      </w:ins>
+      <w:ins w:id="90165" w:author="Kiro" w:date="2026-10-10T13:30:19Z">
+        <w:r>
+          <w:t>。另一项研究以164只红原鸡和1796只家鸡的基因组训练深度学习模型，得到285个SNP的判别面板；该面板将45份历史标本中的44份判为红原鸡，而云南查没的24份疑似红原鸡中只有12份被判为红原鸡</w:t>
+        </w:r>
+      </w:ins>
+      <w:ins w:id="90166" w:author="Kiro" w:date="2026-10-10T13:30:19Z">
         <w:r>
           <w:rPr>
             <w:vertAlign w:val="superscript"/>
@@ -5403,1366 +5417,14 @@
           <w:t>[128]</w:t>
         </w:r>
       </w:ins>
-      <w:ins w:id="90167" w:author="Kiro" w:date="2026-10-10T11:11:43Z">
+      <w:ins w:id="90167" w:author="Kiro" w:date="2026-10-10T13:30:19Z">
         <w:r>
-          <w:t>。</w:t>
+          <w:t>，为红原鸡的遗传监测提供了工具。</w:t>
         </w:r>
       </w:ins>
     </w:p>
     <w:p>
       <w:pPr>
-        <w:jc w:val="both"/>
-        <w:rPr>
-          <w:ins w:id="90182" w:author="Kiro" w:date="2026-10-10T11:11:43Z"/>
-        </w:rPr>
-      </w:pPr>
-      <w:ins w:id="90169" w:author="Kiro" w:date="2026-10-10T11:11:43Z">
-        <w:r>
-          <w:t>反方向的基因流同样存在，而且估计值对方法和参照十分敏感。Thakur等（2018）比较印度57只野生红原鸡与79只家鸡，发现由家鸡流向自由活动红原鸡的定向基因流</w:t>
-        </w:r>
-      </w:ins>
-      <w:ins w:id="90170" w:author="Kiro" w:date="2026-10-10T11:11:43Z">
-        <w:r>
-          <w:rPr>
-            <w:vertAlign w:val="superscript"/>
-          </w:rPr>
-          <w:t>[129]</w:t>
-        </w:r>
-      </w:ins>
-      <w:ins w:id="90171" w:author="Kiro" w:date="2026-10-10T11:11:43Z">
-        <w:r>
-          <w:t>。Wu等（2023）以约一个世纪前的标本为野生参照，发现现代</w:t>
-        </w:r>
-      </w:ins>
-      <w:ins w:id="90172" w:author="Kiro" w:date="2026-10-10T11:11:43Z">
-        <w:r>
-          <w:rPr>
-            <w:i/>
-          </w:rPr>
-          <w:t>spadiceus</w:t>
-        </w:r>
-      </w:ins>
-      <w:ins w:id="90173" w:author="Kiro" w:date="2026-10-10T11:11:43Z">
-        <w:r>
-          <w:t>中的家鸡来源变异显著增加：全局祖源分析中多数现代个体有20%～50%来自家鸡；局部祖源分析中，泰北、曼尼普尔和云南个体的家鸡来源等位基因占83%～96%，只以商业品种作家鸡参照时降至30%～70%</w:t>
-        </w:r>
-      </w:ins>
-      <w:ins w:id="90174" w:author="Kiro" w:date="2026-10-10T11:11:43Z">
-        <w:r>
-          <w:rPr>
-            <w:vertAlign w:val="superscript"/>
-          </w:rPr>
-          <w:t>[12]</w:t>
-        </w:r>
-      </w:ins>
-      <w:ins w:id="90175" w:author="Kiro" w:date="2026-10-10T11:11:43Z">
-        <w:r>
-          <w:t>。作者也指出，把来源存疑的样本保守地归为村鸡，可能高估渗入的绝对水平</w:t>
-        </w:r>
-      </w:ins>
-      <w:ins w:id="90176" w:author="Kiro" w:date="2026-10-10T11:11:43Z">
-        <w:r>
-          <w:rPr>
-            <w:vertAlign w:val="superscript"/>
-          </w:rPr>
-          <w:t>[12]</w:t>
-        </w:r>
-      </w:ins>
-      <w:ins w:id="90177" w:author="Kiro" w:date="2026-10-10T11:11:43Z">
-        <w:r>
-          <w:t>。新加坡已没有半野化的村鸡，Wu等（2020）只能以Silkie和Bovans商业蛋鸡作家鸡参照，当地自由活动群体却呈现从野化到野生的连续梯度</w:t>
-        </w:r>
-      </w:ins>
-      <w:ins w:id="90178" w:author="Kiro" w:date="2026-10-10T11:11:43Z">
-        <w:r>
-          <w:rPr>
-            <w:vertAlign w:val="superscript"/>
-          </w:rPr>
-          <w:t>[130]</w:t>
-        </w:r>
-      </w:ins>
-      <w:ins w:id="90179" w:author="Kiro" w:date="2026-10-10T11:11:43Z">
-        <w:r>
-          <w:t>。外形同样不可靠：Peterson和Brisbin由745件博物馆标本推测多数野生群体已受家鸡渗入，回交实验又显示，常用的原鸡“纯度”外形指标在含家鸡成分的后代中也会出现</w:t>
-        </w:r>
-      </w:ins>
-      <w:ins w:id="90180" w:author="Kiro" w:date="2026-10-10T11:11:43Z">
-        <w:r>
-          <w:rPr>
-            <w:vertAlign w:val="superscript"/>
-          </w:rPr>
-          <w:t>[131,132]</w:t>
-        </w:r>
-      </w:ins>
-      <w:ins w:id="90181" w:author="Kiro" w:date="2026-10-10T11:11:43Z">
-        <w:r>
-          <w:t>。现代红原鸡因此难以直接充当野生参照（见第3.2节）。</w:t>
-        </w:r>
-      </w:ins>
-    </w:p>
-    <w:p>
-      <w:pPr>
-        <w:jc w:val="both"/>
-        <w:rPr>
-          <w:ins w:id="90194" w:author="Kiro" w:date="2026-10-10T11:11:43Z"/>
-        </w:rPr>
-      </w:pPr>
-      <w:ins w:id="90183" w:author="Kiro" w:date="2026-10-10T11:11:43Z">
-        <w:r>
-          <w:t>野化群体提供了另一类材料。Gering等（2015）发现，Kauai野化鸡有两支差异明显的线粒体谱系：少见的一支与红原鸡及欧洲人到来前的Kauai古DNA同属，可能由古代波利尼西亚人带入；常见的一支见于世界各地，包括近代欧洲育成的品种</w:t>
-        </w:r>
-      </w:ins>
-      <w:ins w:id="90184" w:author="Kiro" w:date="2026-10-10T11:11:43Z">
-        <w:r>
-          <w:rPr>
-            <w:vertAlign w:val="superscript"/>
-          </w:rPr>
-          <w:t>[133]</w:t>
-        </w:r>
-      </w:ins>
-      <w:ins w:id="90185" w:author="Kiro" w:date="2026-10-10T11:11:43Z">
-        <w:r>
-          <w:t>。作者认为现今群体源于近代家鸡对古老“红原鸡”种群的侵入</w:t>
-        </w:r>
-      </w:ins>
-      <w:ins w:id="90186" w:author="Kiro" w:date="2026-10-10T11:11:43Z">
-        <w:r>
-          <w:rPr>
-            <w:vertAlign w:val="superscript"/>
-          </w:rPr>
-          <w:t>[133]</w:t>
-        </w:r>
-      </w:ins>
-      <w:ins w:id="90187" w:author="Kiro" w:date="2026-10-10T11:11:43Z">
-        <w:r>
-          <w:t>。Martin Cerezo等（2023）记述，岛上在1939年还放归过857只太平洋红原鸡；他们检出红原鸡和白来航蛋鸡的贡献，按约半年的世代时间估计混合时间为1981年（1976～1995年），与1982年和1992年飓风后家鸡大量逸出相符</w:t>
-        </w:r>
-      </w:ins>
-      <w:ins w:id="90188" w:author="Kiro" w:date="2026-10-10T11:11:43Z">
-        <w:r>
-          <w:rPr>
-            <w:vertAlign w:val="superscript"/>
-          </w:rPr>
-          <w:t>[134]</w:t>
-        </w:r>
-      </w:ins>
-      <w:ins w:id="90189" w:author="Kiro" w:date="2026-10-10T11:11:43Z">
-        <w:r>
-          <w:t>。Kauai野化鸡的选择扫描区大多不同于驯化相关区域</w:t>
-        </w:r>
-      </w:ins>
-      <w:ins w:id="90190" w:author="Kiro" w:date="2026-10-10T11:11:43Z">
-        <w:r>
-          <w:rPr>
-            <w:vertAlign w:val="superscript"/>
-          </w:rPr>
-          <w:t>[135]</w:t>
-        </w:r>
-      </w:ins>
-      <w:ins w:id="90191" w:author="Kiro" w:date="2026-10-10T11:11:43Z">
-        <w:r>
-          <w:t>。Gering等（2024）比较独立形成的百慕大与Kauai野化群体，前者较多含褐壳蛋鸡和肉鸡背景，后者较多含白壳蛋鸡背景，两地共同选择扫描区的单倍型主要为家养来源</w:t>
-        </w:r>
-      </w:ins>
-      <w:ins w:id="90192" w:author="Kiro" w:date="2026-10-10T11:11:43Z">
-        <w:r>
-          <w:rPr>
-            <w:vertAlign w:val="superscript"/>
-          </w:rPr>
-          <w:t>[136]</w:t>
-        </w:r>
-      </w:ins>
-      <w:ins w:id="90193" w:author="Kiro" w:date="2026-10-10T11:11:43Z">
-        <w:r>
-          <w:t>。Kauai的“红原鸡”本身源自人类引入，与原生分布区不同；新加坡的连续梯度则说明，原生分布区内同样存在野化家鸡与红原鸡的混合。</w:t>
-        </w:r>
-      </w:ins>
-    </w:p>
-    <w:p>
-      <w:pPr>
-        <w:jc w:val="both"/>
-        <w:rPr>
-          <w:ins w:id="90198" w:author="Kiro" w:date="2026-10-10T11:11:43Z"/>
-        </w:rPr>
-      </w:pPr>
-      <w:ins w:id="90195" w:author="Kiro" w:date="2026-10-10T11:11:43Z">
-        <w:r>
-          <w:t>据此，家鸡来源进入红原鸡的途径可以区分为三条：商业系或其后代与红原鸡直接杂交；商业种源先进入放养地方鸡，再经地方鸡传入红原鸡；逸出或放归的家鸡先形成野化群体，再与红原鸡杂交。现有研究尚未在同一地区沿第二条途径追踪到连续的传递。检验时可在同一地区同时采集红原鸡、放养地方鸡和当地使用的商业系，以历史红原鸡、地方鸡和商业系作为分开的参照推断局部祖源，并核对混合时间是否与引种记录相符</w:t>
-        </w:r>
-      </w:ins>
-      <w:ins w:id="90196" w:author="Kiro" w:date="2026-10-10T11:11:43Z">
-        <w:r>
-          <w:rPr>
-            <w:vertAlign w:val="superscript"/>
-          </w:rPr>
-          <w:t>[12,134]</w:t>
-        </w:r>
-      </w:ins>
-      <w:ins w:id="90197" w:author="Kiro" w:date="2026-10-10T11:11:43Z">
-        <w:r>
-          <w:t>。</w:t>
-        </w:r>
-      </w:ins>
-    </w:p>
-    <w:p>
-      <w:pPr>
-        <w:pStyle w:val="Heading2"/>
-        <w:jc w:val="left"/>
-        <w:rPr>
-          <w:ins w:id="90200" w:author="Kiro" w:date="2026-10-10T11:11:43Z"/>
-        </w:rPr>
-      </w:pPr>
-      <w:ins w:id="90199" w:author="Kiro" w:date="2026-10-10T11:11:43Z">
-        <w:r>
-          <w:t>7.4 对来源推断与保护的含义</w:t>
-        </w:r>
-      </w:ins>
-    </w:p>
-    <w:p>
-      <w:pPr>
-        <w:jc w:val="both"/>
-        <w:rPr>
-          <w:ins w:id="90218" w:author="Kiro" w:date="2026-10-10T11:11:43Z"/>
-        </w:rPr>
-      </w:pPr>
-      <w:ins w:id="90201" w:author="Kiro" w:date="2026-10-10T11:11:43Z">
-        <w:r>
-          <w:t>以上资料表明，研究家鸡来源所用的参照群体各有历史（表2）。现代红原鸡含程度不一的家鸡渗入</w:t>
-        </w:r>
-      </w:ins>
-      <w:ins w:id="90202" w:author="Kiro" w:date="2026-10-10T11:11:43Z">
-        <w:r>
-          <w:rPr>
-            <w:vertAlign w:val="superscript"/>
-          </w:rPr>
-          <w:t>[12]</w:t>
-        </w:r>
-      </w:ins>
-      <w:ins w:id="90203" w:author="Kiro" w:date="2026-10-10T11:11:43Z">
-        <w:r>
-          <w:t>，一个多世纪前的标本也已带有与部分渗入相符的信号</w:t>
-        </w:r>
-      </w:ins>
-      <w:ins w:id="90204" w:author="Kiro" w:date="2026-10-10T11:11:43Z">
-        <w:r>
-          <w:rPr>
-            <w:vertAlign w:val="superscript"/>
-          </w:rPr>
-          <w:t>[130]</w:t>
-        </w:r>
-      </w:ins>
-      <w:ins w:id="90205" w:author="Kiro" w:date="2026-10-10T11:11:43Z">
-        <w:r>
-          <w:t>；动物园红原鸡经历严重瓶颈，纯合片段极长，还可能含家鸡成分</w:t>
-        </w:r>
-      </w:ins>
-      <w:ins w:id="90206" w:author="Kiro" w:date="2026-10-10T11:11:43Z">
-        <w:r>
-          <w:rPr>
-            <w:vertAlign w:val="superscript"/>
-          </w:rPr>
-          <w:t>[137]</w:t>
-        </w:r>
-      </w:ins>
-      <w:ins w:id="90207" w:author="Kiro" w:date="2026-10-10T11:11:43Z">
-        <w:r>
-          <w:t>。第4.3节的选择线起始于两个圈养种群，其一来自哥本哈根动物园</w:t>
-        </w:r>
-      </w:ins>
-      <w:ins w:id="90208" w:author="Kiro" w:date="2026-10-10T11:11:43Z">
-        <w:r>
-          <w:rPr>
-            <w:vertAlign w:val="superscript"/>
-          </w:rPr>
-          <w:t>[56]</w:t>
-        </w:r>
-      </w:ins>
-      <w:ins w:id="90209" w:author="Kiro" w:date="2026-10-10T11:11:43Z">
-        <w:r>
-          <w:t>，第3.3节的灰原鸡参照也来自圈养繁育群体</w:t>
-        </w:r>
-      </w:ins>
-      <w:ins w:id="90210" w:author="Kiro" w:date="2026-10-10T11:11:43Z">
-        <w:r>
-          <w:rPr>
-            <w:vertAlign w:val="superscript"/>
-          </w:rPr>
-          <w:t>[30]</w:t>
-        </w:r>
-      </w:ins>
-      <w:ins w:id="90211" w:author="Kiro" w:date="2026-10-10T11:11:43Z">
-        <w:r>
-          <w:t>，相关结果外推到野生祖先时需考虑这一来源。群体结构分析中的祖源比例还受样本构成和遗传漂变影响，没有近期混合的群体也可能被拟合为混合</w:t>
-        </w:r>
-      </w:ins>
-      <w:ins w:id="90212" w:author="Kiro" w:date="2026-10-10T11:11:43Z">
-        <w:r>
-          <w:rPr>
-            <w:vertAlign w:val="superscript"/>
-          </w:rPr>
-          <w:t>[138]</w:t>
-        </w:r>
-      </w:ins>
-      <w:ins w:id="90213" w:author="Kiro" w:date="2026-10-10T11:11:43Z">
-        <w:r>
-          <w:t>，不能直接读作混合事件的比例或次数。较稳妥的做法是交代参照群体的来源和历史，像Wu等那样报告更换参照后的敏感性</w:t>
-        </w:r>
-      </w:ins>
-      <w:ins w:id="90214" w:author="Kiro" w:date="2026-10-10T11:11:43Z">
-        <w:r>
-          <w:rPr>
-            <w:vertAlign w:val="superscript"/>
-          </w:rPr>
-          <w:t>[12]</w:t>
-        </w:r>
-      </w:ins>
-      <w:ins w:id="90215" w:author="Kiro" w:date="2026-10-10T11:11:43Z">
-        <w:r>
-          <w:t>，并用古代或历史样本以及混合时间估计确定变化的先后</w:t>
-        </w:r>
-      </w:ins>
-      <w:ins w:id="90216" w:author="Kiro" w:date="2026-10-10T11:11:43Z">
-        <w:r>
-          <w:rPr>
-            <w:vertAlign w:val="superscript"/>
-          </w:rPr>
-          <w:t>[90,134]</w:t>
-        </w:r>
-      </w:ins>
-      <w:ins w:id="90217" w:author="Kiro" w:date="2026-10-10T11:11:43Z">
-        <w:r>
-          <w:t>。</w:t>
-        </w:r>
-      </w:ins>
-    </w:p>
-    <w:p>
-      <w:pPr>
-        <w:pStyle w:val="Caption"/>
-        <w:keepNext/>
-        <w:jc w:val="left"/>
-        <w:rPr>
-          <w:ins w:id="90220" w:author="Kiro" w:date="2026-10-10T11:11:43Z"/>
-        </w:rPr>
-      </w:pPr>
-      <w:ins w:id="90219" w:author="Kiro" w:date="2026-10-10T11:11:43Z">
-        <w:r>
-          <w:t>表2 研究家鸡来源常用参照群体的历史与局限</w:t>
-        </w:r>
-      </w:ins>
-    </w:p>
-    <w:tbl>
-      <w:tblPr>
-        <w:tblW w:type="auto" w:w="0"/>
-        <w:jc w:val="center"/>
-        <w:tblLayout w:type="fixed"/>
-        <w:tblLook w:firstColumn="1" w:firstRow="1" w:lastColumn="0" w:lastRow="0" w:noHBand="0" w:noVBand="1" w:val="04A0"/>
-        <w:tblBorders>
-          <w:top w:val="single" w:sz="4" w:color="D9D9D9"/>
-          <w:left w:val="single" w:sz="4" w:color="D9D9D9"/>
-          <w:bottom w:val="single" w:sz="4" w:color="D9D9D9"/>
-          <w:right w:val="single" w:sz="4" w:color="D9D9D9"/>
-          <w:insideH w:val="single" w:sz="4" w:color="D9D9D9"/>
-          <w:insideV w:val="single" w:sz="4" w:color="D9D9D9"/>
-        </w:tblBorders>
-      </w:tblPr>
-      <w:tblGrid>
-        <w:gridCol w:w="1701"/>
-        <w:gridCol w:w="3402"/>
-        <w:gridCol w:w="3515"/>
-        <w:gridCol w:w="1020"/>
-      </w:tblGrid>
-      <w:tr>
-        <w:trPr>
-          <w:cantSplit/>
-          <w:tblHeader w:val="true"/>
-          <w:ins w:id="90221" w:author="Kiro" w:date="2026-10-10T11:11:43Z"/>
-        </w:trPr>
-        <w:tc>
-          <w:tcPr>
-            <w:tcW w:type="dxa" w:w="1701"/>
-            <w:vAlign w:val="center"/>
-            <w:tcMar>
-              <w:top w:w="50" w:type="dxa"/>
-              <w:left w:w="85" w:type="dxa"/>
-              <w:bottom w:w="50" w:type="dxa"/>
-              <w:right w:w="85" w:type="dxa"/>
-            </w:tcMar>
-            <w:shd w:fill="EDEDED"/>
-          </w:tcPr>
-          <w:p>
-            <w:pPr>
-              <w:spacing w:after="0" w:line="276" w:lineRule="auto"/>
-              <w:ind w:firstLine="0"/>
-              <w:jc w:val="center"/>
-              <w:rPr>
-                <w:ins w:id="90223" w:author="Kiro" w:date="2026-10-10T11:11:43Z"/>
-              </w:rPr>
-            </w:pPr>
-            <w:ins w:id="90222" w:author="Kiro" w:date="2026-10-10T11:11:43Z">
-              <w:r>
-                <w:rPr>
-                  <w:b/>
-                  <w:sz w:val="20"/>
-                </w:rPr>
-                <w:t>参照群体</w:t>
-              </w:r>
-            </w:ins>
-          </w:p>
-        </w:tc>
-        <w:tc>
-          <w:tcPr>
-            <w:tcW w:type="dxa" w:w="3402"/>
-            <w:vAlign w:val="center"/>
-            <w:tcMar>
-              <w:top w:w="50" w:type="dxa"/>
-              <w:left w:w="85" w:type="dxa"/>
-              <w:bottom w:w="50" w:type="dxa"/>
-              <w:right w:w="85" w:type="dxa"/>
-            </w:tcMar>
-            <w:shd w:fill="EDEDED"/>
-          </w:tcPr>
-          <w:p>
-            <w:pPr>
-              <w:spacing w:after="0" w:line="276" w:lineRule="auto"/>
-              <w:ind w:firstLine="0"/>
-              <w:jc w:val="center"/>
-              <w:rPr>
-                <w:ins w:id="90225" w:author="Kiro" w:date="2026-10-10T11:11:43Z"/>
-              </w:rPr>
-            </w:pPr>
-            <w:ins w:id="90224" w:author="Kiro" w:date="2026-10-10T11:11:43Z">
-              <w:r>
-                <w:rPr>
-                  <w:b/>
-                  <w:sz w:val="20"/>
-                </w:rPr>
-                <w:t>已知的历史或问题</w:t>
-              </w:r>
-            </w:ins>
-          </w:p>
-        </w:tc>
-        <w:tc>
-          <w:tcPr>
-            <w:tcW w:type="dxa" w:w="3515"/>
-            <w:vAlign w:val="center"/>
-            <w:tcMar>
-              <w:top w:w="50" w:type="dxa"/>
-              <w:left w:w="85" w:type="dxa"/>
-              <w:bottom w:w="50" w:type="dxa"/>
-              <w:right w:w="85" w:type="dxa"/>
-            </w:tcMar>
-            <w:shd w:fill="EDEDED"/>
-          </w:tcPr>
-          <w:p>
-            <w:pPr>
-              <w:spacing w:after="0" w:line="276" w:lineRule="auto"/>
-              <w:ind w:firstLine="0"/>
-              <w:jc w:val="center"/>
-              <w:rPr>
-                <w:ins w:id="90227" w:author="Kiro" w:date="2026-10-10T11:11:43Z"/>
-              </w:rPr>
-            </w:pPr>
-            <w:ins w:id="90226" w:author="Kiro" w:date="2026-10-10T11:11:43Z">
-              <w:r>
-                <w:rPr>
-                  <w:b/>
-                  <w:sz w:val="20"/>
-                </w:rPr>
-                <w:t>对推断的影响</w:t>
-              </w:r>
-            </w:ins>
-          </w:p>
-        </w:tc>
-        <w:tc>
-          <w:tcPr>
-            <w:tcW w:type="dxa" w:w="1020"/>
-            <w:vAlign w:val="center"/>
-            <w:tcMar>
-              <w:top w:w="50" w:type="dxa"/>
-              <w:left w:w="85" w:type="dxa"/>
-              <w:bottom w:w="50" w:type="dxa"/>
-              <w:right w:w="85" w:type="dxa"/>
-            </w:tcMar>
-            <w:shd w:fill="EDEDED"/>
-          </w:tcPr>
-          <w:p>
-            <w:pPr>
-              <w:spacing w:after="0" w:line="276" w:lineRule="auto"/>
-              <w:ind w:firstLine="0"/>
-              <w:jc w:val="center"/>
-              <w:rPr>
-                <w:ins w:id="90229" w:author="Kiro" w:date="2026-10-10T11:11:43Z"/>
-              </w:rPr>
-            </w:pPr>
-            <w:ins w:id="90228" w:author="Kiro" w:date="2026-10-10T11:11:43Z">
-              <w:r>
-                <w:rPr>
-                  <w:b/>
-                  <w:sz w:val="20"/>
-                </w:rPr>
-                <w:t>文献</w:t>
-              </w:r>
-            </w:ins>
-          </w:p>
-        </w:tc>
-      </w:tr>
-      <w:tr>
-        <w:trPr>
-          <w:cantSplit/>
-          <w:ins w:id="90230" w:author="Kiro" w:date="2026-10-10T11:11:43Z"/>
-        </w:trPr>
-        <w:tc>
-          <w:tcPr>
-            <w:tcW w:type="dxa" w:w="1701"/>
-            <w:vAlign w:val="center"/>
-            <w:tcMar>
-              <w:top w:w="50" w:type="dxa"/>
-              <w:left w:w="85" w:type="dxa"/>
-              <w:bottom w:w="50" w:type="dxa"/>
-              <w:right w:w="85" w:type="dxa"/>
-            </w:tcMar>
-          </w:tcPr>
-          <w:p>
-            <w:pPr>
-              <w:spacing w:after="0" w:line="276" w:lineRule="auto"/>
-              <w:ind w:firstLine="0"/>
-              <w:jc w:val="left"/>
-              <w:rPr>
-                <w:ins w:id="90232" w:author="Kiro" w:date="2026-10-10T11:11:43Z"/>
-              </w:rPr>
-            </w:pPr>
-            <w:ins w:id="90231" w:author="Kiro" w:date="2026-10-10T11:11:43Z">
-              <w:r>
-                <w:rPr>
-                  <w:sz w:val="20"/>
-                </w:rPr>
-                <w:t>现代野生红原鸡</w:t>
-              </w:r>
-            </w:ins>
-          </w:p>
-        </w:tc>
-        <w:tc>
-          <w:tcPr>
-            <w:tcW w:type="dxa" w:w="3402"/>
-            <w:vAlign w:val="center"/>
-            <w:tcMar>
-              <w:top w:w="50" w:type="dxa"/>
-              <w:left w:w="85" w:type="dxa"/>
-              <w:bottom w:w="50" w:type="dxa"/>
-              <w:right w:w="85" w:type="dxa"/>
-            </w:tcMar>
-          </w:tcPr>
-          <w:p>
-            <w:pPr>
-              <w:spacing w:after="0" w:line="276" w:lineRule="auto"/>
-              <w:ind w:firstLine="0"/>
-              <w:jc w:val="left"/>
-              <w:rPr>
-                <w:ins w:id="90234" w:author="Kiro" w:date="2026-10-10T11:11:43Z"/>
-              </w:rPr>
-            </w:pPr>
-            <w:ins w:id="90233" w:author="Kiro" w:date="2026-10-10T11:11:43Z">
-              <w:r>
-                <w:rPr>
-                  <w:sz w:val="20"/>
-                </w:rPr>
-                <w:t>家鸡渗入程度因地区和个体而异，估计值随方法和参照变化</w:t>
-              </w:r>
-            </w:ins>
-          </w:p>
-        </w:tc>
-        <w:tc>
-          <w:tcPr>
-            <w:tcW w:type="dxa" w:w="3515"/>
-            <w:vAlign w:val="center"/>
-            <w:tcMar>
-              <w:top w:w="50" w:type="dxa"/>
-              <w:left w:w="85" w:type="dxa"/>
-              <w:bottom w:w="50" w:type="dxa"/>
-              <w:right w:w="85" w:type="dxa"/>
-            </w:tcMar>
-          </w:tcPr>
-          <w:p>
-            <w:pPr>
-              <w:spacing w:after="0" w:line="276" w:lineRule="auto"/>
-              <w:ind w:firstLine="0"/>
-              <w:jc w:val="left"/>
-              <w:rPr>
-                <w:ins w:id="90236" w:author="Kiro" w:date="2026-10-10T11:11:43Z"/>
-              </w:rPr>
-            </w:pPr>
-            <w:ins w:id="90235" w:author="Kiro" w:date="2026-10-10T11:11:43Z">
-              <w:r>
-                <w:rPr>
-                  <w:sz w:val="20"/>
-                </w:rPr>
-                <w:t>抬高与家鸡的共享变异；在现代红原鸡中已被家鸡来源拷贝同质化的驯化候选基因，以其为野生参照时无法检出</w:t>
-              </w:r>
-            </w:ins>
-          </w:p>
-        </w:tc>
-        <w:tc>
-          <w:tcPr>
-            <w:tcW w:type="dxa" w:w="1020"/>
-            <w:vAlign w:val="center"/>
-            <w:tcMar>
-              <w:top w:w="50" w:type="dxa"/>
-              <w:left w:w="85" w:type="dxa"/>
-              <w:bottom w:w="50" w:type="dxa"/>
-              <w:right w:w="85" w:type="dxa"/>
-            </w:tcMar>
-          </w:tcPr>
-          <w:p>
-            <w:pPr>
-              <w:spacing w:after="0" w:line="276" w:lineRule="auto"/>
-              <w:ind w:firstLine="0"/>
-              <w:jc w:val="center"/>
-              <w:rPr>
-                <w:ins w:id="90238" w:author="Kiro" w:date="2026-10-10T11:11:43Z"/>
-              </w:rPr>
-            </w:pPr>
-            <w:ins w:id="90237" w:author="Kiro" w:date="2026-10-10T11:11:43Z">
-              <w:r>
-                <w:rPr>
-                  <w:sz w:val="20"/>
-                  <w:vertAlign w:val="superscript"/>
-                </w:rPr>
-                <w:t>[12,129,130]</w:t>
-              </w:r>
-            </w:ins>
-          </w:p>
-        </w:tc>
-      </w:tr>
-      <w:tr>
-        <w:trPr>
-          <w:cantSplit/>
-          <w:ins w:id="90239" w:author="Kiro" w:date="2026-10-10T11:11:43Z"/>
-        </w:trPr>
-        <w:tc>
-          <w:tcPr>
-            <w:tcW w:type="dxa" w:w="1701"/>
-            <w:vAlign w:val="center"/>
-            <w:tcMar>
-              <w:top w:w="50" w:type="dxa"/>
-              <w:left w:w="85" w:type="dxa"/>
-              <w:bottom w:w="50" w:type="dxa"/>
-              <w:right w:w="85" w:type="dxa"/>
-            </w:tcMar>
-          </w:tcPr>
-          <w:p>
-            <w:pPr>
-              <w:spacing w:after="0" w:line="276" w:lineRule="auto"/>
-              <w:ind w:firstLine="0"/>
-              <w:jc w:val="left"/>
-              <w:rPr>
-                <w:ins w:id="90241" w:author="Kiro" w:date="2026-10-10T11:11:43Z"/>
-              </w:rPr>
-            </w:pPr>
-            <w:ins w:id="90240" w:author="Kiro" w:date="2026-10-10T11:11:43Z">
-              <w:r>
-                <w:rPr>
-                  <w:sz w:val="20"/>
-                </w:rPr>
-                <w:t>圈养与动物园红原鸡</w:t>
-              </w:r>
-            </w:ins>
-          </w:p>
-        </w:tc>
-        <w:tc>
-          <w:tcPr>
-            <w:tcW w:type="dxa" w:w="3402"/>
-            <w:vAlign w:val="center"/>
-            <w:tcMar>
-              <w:top w:w="50" w:type="dxa"/>
-              <w:left w:w="85" w:type="dxa"/>
-              <w:bottom w:w="50" w:type="dxa"/>
-              <w:right w:w="85" w:type="dxa"/>
-            </w:tcMar>
-          </w:tcPr>
-          <w:p>
-            <w:pPr>
-              <w:spacing w:after="0" w:line="276" w:lineRule="auto"/>
-              <w:ind w:firstLine="0"/>
-              <w:jc w:val="left"/>
-              <w:rPr>
-                <w:ins w:id="90243" w:author="Kiro" w:date="2026-10-10T11:11:43Z"/>
-              </w:rPr>
-            </w:pPr>
-            <w:ins w:id="90242" w:author="Kiro" w:date="2026-10-10T11:11:43Z">
-              <w:r>
-                <w:rPr>
-                  <w:sz w:val="20"/>
-                </w:rPr>
-                <w:t>严重瓶颈、长纯合片段，可能含家鸡成分</w:t>
-              </w:r>
-            </w:ins>
-          </w:p>
-        </w:tc>
-        <w:tc>
-          <w:tcPr>
-            <w:tcW w:type="dxa" w:w="3515"/>
-            <w:vAlign w:val="center"/>
-            <w:tcMar>
-              <w:top w:w="50" w:type="dxa"/>
-              <w:left w:w="85" w:type="dxa"/>
-              <w:bottom w:w="50" w:type="dxa"/>
-              <w:right w:w="85" w:type="dxa"/>
-            </w:tcMar>
-          </w:tcPr>
-          <w:p>
-            <w:pPr>
-              <w:spacing w:after="0" w:line="276" w:lineRule="auto"/>
-              <w:ind w:firstLine="0"/>
-              <w:jc w:val="left"/>
-              <w:rPr>
-                <w:ins w:id="90245" w:author="Kiro" w:date="2026-10-10T11:11:43Z"/>
-              </w:rPr>
-            </w:pPr>
-            <w:ins w:id="90244" w:author="Kiro" w:date="2026-10-10T11:11:43Z">
-              <w:r>
-                <w:rPr>
-                  <w:sz w:val="20"/>
-                </w:rPr>
-                <w:t>多样性偏低；以其为起始群体的选择线和互交实验，外推到野生祖先时须谨慎</w:t>
-              </w:r>
-            </w:ins>
-          </w:p>
-        </w:tc>
-        <w:tc>
-          <w:tcPr>
-            <w:tcW w:type="dxa" w:w="1020"/>
-            <w:vAlign w:val="center"/>
-            <w:tcMar>
-              <w:top w:w="50" w:type="dxa"/>
-              <w:left w:w="85" w:type="dxa"/>
-              <w:bottom w:w="50" w:type="dxa"/>
-              <w:right w:w="85" w:type="dxa"/>
-            </w:tcMar>
-          </w:tcPr>
-          <w:p>
-            <w:pPr>
-              <w:spacing w:after="0" w:line="276" w:lineRule="auto"/>
-              <w:ind w:firstLine="0"/>
-              <w:jc w:val="center"/>
-              <w:rPr>
-                <w:ins w:id="90247" w:author="Kiro" w:date="2026-10-10T11:11:43Z"/>
-              </w:rPr>
-            </w:pPr>
-            <w:ins w:id="90246" w:author="Kiro" w:date="2026-10-10T11:11:43Z">
-              <w:r>
-                <w:rPr>
-                  <w:sz w:val="20"/>
-                  <w:vertAlign w:val="superscript"/>
-                </w:rPr>
-                <w:t>[56,137]</w:t>
-              </w:r>
-            </w:ins>
-          </w:p>
-        </w:tc>
-      </w:tr>
-      <w:tr>
-        <w:trPr>
-          <w:cantSplit/>
-          <w:ins w:id="90248" w:author="Kiro" w:date="2026-10-10T11:11:43Z"/>
-        </w:trPr>
-        <w:tc>
-          <w:tcPr>
-            <w:tcW w:type="dxa" w:w="1701"/>
-            <w:vAlign w:val="center"/>
-            <w:tcMar>
-              <w:top w:w="50" w:type="dxa"/>
-              <w:left w:w="85" w:type="dxa"/>
-              <w:bottom w:w="50" w:type="dxa"/>
-              <w:right w:w="85" w:type="dxa"/>
-            </w:tcMar>
-          </w:tcPr>
-          <w:p>
-            <w:pPr>
-              <w:spacing w:after="0" w:line="276" w:lineRule="auto"/>
-              <w:ind w:firstLine="0"/>
-              <w:jc w:val="left"/>
-              <w:rPr>
-                <w:ins w:id="90250" w:author="Kiro" w:date="2026-10-10T11:11:43Z"/>
-              </w:rPr>
-            </w:pPr>
-            <w:ins w:id="90249" w:author="Kiro" w:date="2026-10-10T11:11:43Z">
-              <w:r>
-                <w:rPr>
-                  <w:sz w:val="20"/>
-                </w:rPr>
-                <w:t>历史标本</w:t>
-              </w:r>
-            </w:ins>
-          </w:p>
-        </w:tc>
-        <w:tc>
-          <w:tcPr>
-            <w:tcW w:type="dxa" w:w="3402"/>
-            <w:vAlign w:val="center"/>
-            <w:tcMar>
-              <w:top w:w="50" w:type="dxa"/>
-              <w:left w:w="85" w:type="dxa"/>
-              <w:bottom w:w="50" w:type="dxa"/>
-              <w:right w:w="85" w:type="dxa"/>
-            </w:tcMar>
-          </w:tcPr>
-          <w:p>
-            <w:pPr>
-              <w:spacing w:after="0" w:line="276" w:lineRule="auto"/>
-              <w:ind w:firstLine="0"/>
-              <w:jc w:val="left"/>
-              <w:rPr>
-                <w:ins w:id="90252" w:author="Kiro" w:date="2026-10-10T11:11:43Z"/>
-              </w:rPr>
-            </w:pPr>
-            <w:ins w:id="90251" w:author="Kiro" w:date="2026-10-10T11:11:43Z">
-              <w:r>
-                <w:rPr>
-                  <w:sz w:val="20"/>
-                </w:rPr>
-                <w:t>数量有限，需按古DNA方法测序；一个多世纪前的个体已可能带有渗入</w:t>
-              </w:r>
-            </w:ins>
-          </w:p>
-        </w:tc>
-        <w:tc>
-          <w:tcPr>
-            <w:tcW w:type="dxa" w:w="3515"/>
-            <w:vAlign w:val="center"/>
-            <w:tcMar>
-              <w:top w:w="50" w:type="dxa"/>
-              <w:left w:w="85" w:type="dxa"/>
-              <w:bottom w:w="50" w:type="dxa"/>
-              <w:right w:w="85" w:type="dxa"/>
-            </w:tcMar>
-          </w:tcPr>
-          <w:p>
-            <w:pPr>
-              <w:spacing w:after="0" w:line="276" w:lineRule="auto"/>
-              <w:ind w:firstLine="0"/>
-              <w:jc w:val="left"/>
-              <w:rPr>
-                <w:ins w:id="90254" w:author="Kiro" w:date="2026-10-10T11:11:43Z"/>
-              </w:rPr>
-            </w:pPr>
-            <w:ins w:id="90253" w:author="Kiro" w:date="2026-10-10T11:11:43Z">
-              <w:r>
-                <w:rPr>
-                  <w:sz w:val="20"/>
-                </w:rPr>
-                <w:t>可作受近期渗入影响较小的参照，不宜视为“纯”野生</w:t>
-              </w:r>
-            </w:ins>
-          </w:p>
-        </w:tc>
-        <w:tc>
-          <w:tcPr>
-            <w:tcW w:type="dxa" w:w="1020"/>
-            <w:vAlign w:val="center"/>
-            <w:tcMar>
-              <w:top w:w="50" w:type="dxa"/>
-              <w:left w:w="85" w:type="dxa"/>
-              <w:bottom w:w="50" w:type="dxa"/>
-              <w:right w:w="85" w:type="dxa"/>
-            </w:tcMar>
-          </w:tcPr>
-          <w:p>
-            <w:pPr>
-              <w:spacing w:after="0" w:line="276" w:lineRule="auto"/>
-              <w:ind w:firstLine="0"/>
-              <w:jc w:val="center"/>
-              <w:rPr>
-                <w:ins w:id="90256" w:author="Kiro" w:date="2026-10-10T11:11:43Z"/>
-              </w:rPr>
-            </w:pPr>
-            <w:ins w:id="90255" w:author="Kiro" w:date="2026-10-10T11:11:43Z">
-              <w:r>
-                <w:rPr>
-                  <w:sz w:val="20"/>
-                  <w:vertAlign w:val="superscript"/>
-                </w:rPr>
-                <w:t>[12,130]</w:t>
-              </w:r>
-            </w:ins>
-          </w:p>
-        </w:tc>
-      </w:tr>
-      <w:tr>
-        <w:trPr>
-          <w:cantSplit/>
-          <w:ins w:id="90257" w:author="Kiro" w:date="2026-10-10T11:11:43Z"/>
-        </w:trPr>
-        <w:tc>
-          <w:tcPr>
-            <w:tcW w:type="dxa" w:w="1701"/>
-            <w:vAlign w:val="center"/>
-            <w:tcMar>
-              <w:top w:w="50" w:type="dxa"/>
-              <w:left w:w="85" w:type="dxa"/>
-              <w:bottom w:w="50" w:type="dxa"/>
-              <w:right w:w="85" w:type="dxa"/>
-            </w:tcMar>
-          </w:tcPr>
-          <w:p>
-            <w:pPr>
-              <w:spacing w:after="0" w:line="276" w:lineRule="auto"/>
-              <w:ind w:firstLine="0"/>
-              <w:jc w:val="left"/>
-              <w:rPr>
-                <w:ins w:id="90259" w:author="Kiro" w:date="2026-10-10T11:11:43Z"/>
-              </w:rPr>
-            </w:pPr>
-            <w:ins w:id="90258" w:author="Kiro" w:date="2026-10-10T11:11:43Z">
-              <w:r>
-                <w:rPr>
-                  <w:sz w:val="20"/>
-                </w:rPr>
-                <w:t>商业系</w:t>
-              </w:r>
-            </w:ins>
-          </w:p>
-        </w:tc>
-        <w:tc>
-          <w:tcPr>
-            <w:tcW w:type="dxa" w:w="3402"/>
-            <w:vAlign w:val="center"/>
-            <w:tcMar>
-              <w:top w:w="50" w:type="dxa"/>
-              <w:left w:w="85" w:type="dxa"/>
-              <w:bottom w:w="50" w:type="dxa"/>
-              <w:right w:w="85" w:type="dxa"/>
-            </w:tcMar>
-          </w:tcPr>
-          <w:p>
-            <w:pPr>
-              <w:spacing w:after="0" w:line="276" w:lineRule="auto"/>
-              <w:ind w:firstLine="0"/>
-              <w:jc w:val="left"/>
-              <w:rPr>
-                <w:ins w:id="90261" w:author="Kiro" w:date="2026-10-10T11:11:43Z"/>
-              </w:rPr>
-            </w:pPr>
-            <w:ins w:id="90260" w:author="Kiro" w:date="2026-10-10T11:11:43Z">
-              <w:r>
-                <w:rPr>
-                  <w:sz w:val="20"/>
-                </w:rPr>
-                <w:t>近代由多个来源组合而成，部分祖先变异缺失</w:t>
-              </w:r>
-            </w:ins>
-          </w:p>
-        </w:tc>
-        <w:tc>
-          <w:tcPr>
-            <w:tcW w:type="dxa" w:w="3515"/>
-            <w:vAlign w:val="center"/>
-            <w:tcMar>
-              <w:top w:w="50" w:type="dxa"/>
-              <w:left w:w="85" w:type="dxa"/>
-              <w:bottom w:w="50" w:type="dxa"/>
-              <w:right w:w="85" w:type="dxa"/>
-            </w:tcMar>
-          </w:tcPr>
-          <w:p>
-            <w:pPr>
-              <w:spacing w:after="0" w:line="276" w:lineRule="auto"/>
-              <w:ind w:firstLine="0"/>
-              <w:jc w:val="left"/>
-              <w:rPr>
-                <w:ins w:id="90263" w:author="Kiro" w:date="2026-10-10T11:11:43Z"/>
-              </w:rPr>
-            </w:pPr>
-            <w:ins w:id="90262" w:author="Kiro" w:date="2026-10-10T11:11:43Z">
-              <w:r>
-                <w:rPr>
-                  <w:sz w:val="20"/>
-                </w:rPr>
-                <w:t>只代表家鸡变异的一部分；与地方鸡共享的片段可能来自共同的亚洲来源</w:t>
-              </w:r>
-            </w:ins>
-          </w:p>
-        </w:tc>
-        <w:tc>
-          <w:tcPr>
-            <w:tcW w:type="dxa" w:w="1020"/>
-            <w:vAlign w:val="center"/>
-            <w:tcMar>
-              <w:top w:w="50" w:type="dxa"/>
-              <w:left w:w="85" w:type="dxa"/>
-              <w:bottom w:w="50" w:type="dxa"/>
-              <w:right w:w="85" w:type="dxa"/>
-            </w:tcMar>
-          </w:tcPr>
-          <w:p>
-            <w:pPr>
-              <w:spacing w:after="0" w:line="276" w:lineRule="auto"/>
-              <w:ind w:firstLine="0"/>
-              <w:jc w:val="center"/>
-              <w:rPr>
-                <w:ins w:id="90265" w:author="Kiro" w:date="2026-10-10T11:11:43Z"/>
-              </w:rPr>
-            </w:pPr>
-            <w:ins w:id="90264" w:author="Kiro" w:date="2026-10-10T11:11:43Z">
-              <w:r>
-                <w:rPr>
-                  <w:sz w:val="20"/>
-                  <w:vertAlign w:val="superscript"/>
-                </w:rPr>
-                <w:t>[117,118,120]</w:t>
-              </w:r>
-            </w:ins>
-          </w:p>
-        </w:tc>
-      </w:tr>
-      <w:tr>
-        <w:trPr>
-          <w:cantSplit/>
-          <w:ins w:id="90266" w:author="Kiro" w:date="2026-10-10T11:11:43Z"/>
-        </w:trPr>
-        <w:tc>
-          <w:tcPr>
-            <w:tcW w:type="dxa" w:w="1701"/>
-            <w:vAlign w:val="center"/>
-            <w:tcMar>
-              <w:top w:w="50" w:type="dxa"/>
-              <w:left w:w="85" w:type="dxa"/>
-              <w:bottom w:w="50" w:type="dxa"/>
-              <w:right w:w="85" w:type="dxa"/>
-            </w:tcMar>
-          </w:tcPr>
-          <w:p>
-            <w:pPr>
-              <w:spacing w:after="0" w:line="276" w:lineRule="auto"/>
-              <w:ind w:firstLine="0"/>
-              <w:jc w:val="left"/>
-              <w:rPr>
-                <w:ins w:id="90268" w:author="Kiro" w:date="2026-10-10T11:11:43Z"/>
-              </w:rPr>
-            </w:pPr>
-            <w:ins w:id="90267" w:author="Kiro" w:date="2026-10-10T11:11:43Z">
-              <w:r>
-                <w:rPr>
-                  <w:sz w:val="20"/>
-                </w:rPr>
-                <w:t>地方鸡</w:t>
-              </w:r>
-            </w:ins>
-          </w:p>
-        </w:tc>
-        <w:tc>
-          <w:tcPr>
-            <w:tcW w:type="dxa" w:w="3402"/>
-            <w:vAlign w:val="center"/>
-            <w:tcMar>
-              <w:top w:w="50" w:type="dxa"/>
-              <w:left w:w="85" w:type="dxa"/>
-              <w:bottom w:w="50" w:type="dxa"/>
-              <w:right w:w="85" w:type="dxa"/>
-            </w:tcMar>
-          </w:tcPr>
-          <w:p>
-            <w:pPr>
-              <w:spacing w:after="0" w:line="276" w:lineRule="auto"/>
-              <w:ind w:firstLine="0"/>
-              <w:jc w:val="left"/>
-              <w:rPr>
-                <w:ins w:id="90270" w:author="Kiro" w:date="2026-10-10T11:11:43Z"/>
-              </w:rPr>
-            </w:pPr>
-            <w:ins w:id="90269" w:author="Kiro" w:date="2026-10-10T11:11:43Z">
-              <w:r>
-                <w:rPr>
-                  <w:sz w:val="20"/>
-                </w:rPr>
-                <w:t>含程度不一的商业成分和多次引种形成的来源层次</w:t>
-              </w:r>
-            </w:ins>
-          </w:p>
-        </w:tc>
-        <w:tc>
-          <w:tcPr>
-            <w:tcW w:type="dxa" w:w="3515"/>
-            <w:vAlign w:val="center"/>
-            <w:tcMar>
-              <w:top w:w="50" w:type="dxa"/>
-              <w:left w:w="85" w:type="dxa"/>
-              <w:bottom w:w="50" w:type="dxa"/>
-              <w:right w:w="85" w:type="dxa"/>
-            </w:tcMar>
-          </w:tcPr>
-          <w:p>
-            <w:pPr>
-              <w:spacing w:after="0" w:line="276" w:lineRule="auto"/>
-              <w:ind w:firstLine="0"/>
-              <w:jc w:val="left"/>
-              <w:rPr>
-                <w:ins w:id="90272" w:author="Kiro" w:date="2026-10-10T11:11:43Z"/>
-              </w:rPr>
-            </w:pPr>
-            <w:ins w:id="90271" w:author="Kiro" w:date="2026-10-10T11:11:43Z">
-              <w:r>
-                <w:rPr>
-                  <w:sz w:val="20"/>
-                </w:rPr>
-                <w:t>不能直接代表最早传入的鸡群</w:t>
-              </w:r>
-            </w:ins>
-          </w:p>
-        </w:tc>
-        <w:tc>
-          <w:tcPr>
-            <w:tcW w:type="dxa" w:w="1020"/>
-            <w:vAlign w:val="center"/>
-            <w:tcMar>
-              <w:top w:w="50" w:type="dxa"/>
-              <w:left w:w="85" w:type="dxa"/>
-              <w:bottom w:w="50" w:type="dxa"/>
-              <w:right w:w="85" w:type="dxa"/>
-            </w:tcMar>
-          </w:tcPr>
-          <w:p>
-            <w:pPr>
-              <w:spacing w:after="0" w:line="276" w:lineRule="auto"/>
-              <w:ind w:firstLine="0"/>
-              <w:jc w:val="center"/>
-              <w:rPr>
-                <w:ins w:id="90274" w:author="Kiro" w:date="2026-10-10T11:11:43Z"/>
-              </w:rPr>
-            </w:pPr>
-            <w:ins w:id="90273" w:author="Kiro" w:date="2026-10-10T11:11:43Z">
-              <w:r>
-                <w:rPr>
-                  <w:sz w:val="20"/>
-                  <w:vertAlign w:val="superscript"/>
-                </w:rPr>
-                <w:t>[10,11,116]</w:t>
-              </w:r>
-            </w:ins>
-          </w:p>
-        </w:tc>
-      </w:tr>
-      <w:tr>
-        <w:trPr>
-          <w:cantSplit/>
-          <w:ins w:id="90275" w:author="Kiro" w:date="2026-10-10T11:11:43Z"/>
-        </w:trPr>
-        <w:tc>
-          <w:tcPr>
-            <w:tcW w:type="dxa" w:w="1701"/>
-            <w:vAlign w:val="center"/>
-            <w:tcMar>
-              <w:top w:w="50" w:type="dxa"/>
-              <w:left w:w="85" w:type="dxa"/>
-              <w:bottom w:w="50" w:type="dxa"/>
-              <w:right w:w="85" w:type="dxa"/>
-            </w:tcMar>
-          </w:tcPr>
-          <w:p>
-            <w:pPr>
-              <w:spacing w:after="0" w:line="276" w:lineRule="auto"/>
-              <w:ind w:firstLine="0"/>
-              <w:jc w:val="left"/>
-              <w:rPr>
-                <w:ins w:id="90277" w:author="Kiro" w:date="2026-10-10T11:11:43Z"/>
-              </w:rPr>
-            </w:pPr>
-            <w:ins w:id="90276" w:author="Kiro" w:date="2026-10-10T11:11:43Z">
-              <w:r>
-                <w:rPr>
-                  <w:sz w:val="20"/>
-                </w:rPr>
-                <w:t>古代样本</w:t>
-              </w:r>
-            </w:ins>
-          </w:p>
-        </w:tc>
-        <w:tc>
-          <w:tcPr>
-            <w:tcW w:type="dxa" w:w="3402"/>
-            <w:vAlign w:val="center"/>
-            <w:tcMar>
-              <w:top w:w="50" w:type="dxa"/>
-              <w:left w:w="85" w:type="dxa"/>
-              <w:bottom w:w="50" w:type="dxa"/>
-              <w:right w:w="85" w:type="dxa"/>
-            </w:tcMar>
-          </w:tcPr>
-          <w:p>
-            <w:pPr>
-              <w:spacing w:after="0" w:line="276" w:lineRule="auto"/>
-              <w:ind w:firstLine="0"/>
-              <w:jc w:val="left"/>
-              <w:rPr>
-                <w:ins w:id="90279" w:author="Kiro" w:date="2026-10-10T11:11:43Z"/>
-              </w:rPr>
-            </w:pPr>
-            <w:ins w:id="90278" w:author="Kiro" w:date="2026-10-10T11:11:43Z">
-              <w:r>
-                <w:rPr>
-                  <w:sz w:val="20"/>
-                </w:rPr>
-                <w:t>年代可由测年或出土背景限定，但个体和位点有限，如201 bp控制区和少数SNP</w:t>
-              </w:r>
-            </w:ins>
-          </w:p>
-        </w:tc>
-        <w:tc>
-          <w:tcPr>
-            <w:tcW w:type="dxa" w:w="3515"/>
-            <w:vAlign w:val="center"/>
-            <w:tcMar>
-              <w:top w:w="50" w:type="dxa"/>
-              <w:left w:w="85" w:type="dxa"/>
-              <w:bottom w:w="50" w:type="dxa"/>
-              <w:right w:w="85" w:type="dxa"/>
-            </w:tcMar>
-          </w:tcPr>
-          <w:p>
-            <w:pPr>
-              <w:spacing w:after="0" w:line="276" w:lineRule="auto"/>
-              <w:ind w:firstLine="0"/>
-              <w:jc w:val="left"/>
-              <w:rPr>
-                <w:ins w:id="90281" w:author="Kiro" w:date="2026-10-10T11:11:43Z"/>
-              </w:rPr>
-            </w:pPr>
-            <w:ins w:id="90280" w:author="Kiro" w:date="2026-10-10T11:11:43Z">
-              <w:r>
-                <w:rPr>
-                  <w:sz w:val="20"/>
-                </w:rPr>
-                <w:t>可为变化排序，难以覆盖全基因组</w:t>
-              </w:r>
-            </w:ins>
-          </w:p>
-        </w:tc>
-        <w:tc>
-          <w:tcPr>
-            <w:tcW w:type="dxa" w:w="1020"/>
-            <w:vAlign w:val="center"/>
-            <w:tcMar>
-              <w:top w:w="50" w:type="dxa"/>
-              <w:left w:w="85" w:type="dxa"/>
-              <w:bottom w:w="50" w:type="dxa"/>
-              <w:right w:w="85" w:type="dxa"/>
-            </w:tcMar>
-          </w:tcPr>
-          <w:p>
-            <w:pPr>
-              <w:spacing w:after="0" w:line="276" w:lineRule="auto"/>
-              <w:ind w:firstLine="0"/>
-              <w:jc w:val="center"/>
-              <w:rPr>
-                <w:ins w:id="90283" w:author="Kiro" w:date="2026-10-10T11:11:43Z"/>
-              </w:rPr>
-            </w:pPr>
-            <w:ins w:id="90282" w:author="Kiro" w:date="2026-10-10T11:11:43Z">
-              <w:r>
-                <w:rPr>
-                  <w:sz w:val="20"/>
-                  <w:vertAlign w:val="superscript"/>
-                </w:rPr>
-                <w:t>[8,9,90]</w:t>
-              </w:r>
-            </w:ins>
-          </w:p>
-        </w:tc>
-      </w:tr>
-    </w:tbl>
-    <w:p>
-      <w:pPr>
-        <w:pStyle w:val="Caption"/>
-        <w:jc w:val="left"/>
-        <w:rPr>
-          <w:ins w:id="90285" w:author="Kiro" w:date="2026-10-10T11:11:43Z"/>
-        </w:rPr>
-      </w:pPr>
-      <w:ins w:id="90284" w:author="Kiro" w:date="2026-10-10T11:11:43Z">
-        <w:r>
-          <w:t>表注：表中各项依据正文所引研究概括；“对推断的影响”指使用该类参照时可能出现的偏差，具体方向因研究设计而异。</w:t>
-        </w:r>
-      </w:ins>
-    </w:p>
-    <w:p>
-      <w:pPr>
-        <w:jc w:val="both"/>
-        <w:rPr>
-          <w:ins w:id="90297" w:author="Kiro" w:date="2026-10-10T11:11:43Z"/>
-        </w:rPr>
-      </w:pPr>
-      <w:ins w:id="90286" w:author="Kiro" w:date="2026-10-10T11:11:43Z">
-        <w:r>
-          <w:t>这些来源层次也关系到保护。对红原鸡，Wu等（2020）把基因组估计与外形评分结合，给出可供保护管理者识别低渗入个体的外形阈值</w:t>
-        </w:r>
-      </w:ins>
-      <w:ins w:id="90287" w:author="Kiro" w:date="2026-10-10T11:11:43Z">
-        <w:r>
-          <w:rPr>
-            <w:vertAlign w:val="superscript"/>
-          </w:rPr>
-          <w:t>[130]</w:t>
-        </w:r>
-      </w:ins>
-      <w:ins w:id="90288" w:author="Kiro" w:date="2026-10-10T11:11:43Z">
-        <w:r>
-          <w:t>。对地方鸡，商业纯系缺失的祖先变异</w:t>
-        </w:r>
-      </w:ins>
-      <w:ins w:id="90289" w:author="Kiro" w:date="2026-10-10T11:11:43Z">
-        <w:r>
-          <w:rPr>
-            <w:vertAlign w:val="superscript"/>
-          </w:rPr>
-          <w:t>[120]</w:t>
-        </w:r>
-      </w:ins>
-      <w:ins w:id="90290" w:author="Kiro" w:date="2026-10-10T11:11:43Z">
-        <w:r>
-          <w:t>使地方品种成为保存多样性的重要来源；杂交可以提高地方鸡的生产表现</w:t>
-        </w:r>
-      </w:ins>
-      <w:ins w:id="90291" w:author="Kiro" w:date="2026-10-10T11:11:43Z">
-        <w:r>
-          <w:rPr>
-            <w:vertAlign w:val="superscript"/>
-          </w:rPr>
-          <w:t>[139]</w:t>
-        </w:r>
-      </w:ins>
-      <w:ins w:id="90292" w:author="Kiro" w:date="2026-10-10T11:11:43Z">
-        <w:r>
-          <w:t>，也被视为“以用促保”的补充策略</w:t>
-        </w:r>
-      </w:ins>
-      <w:ins w:id="90293" w:author="Kiro" w:date="2026-10-10T11:11:43Z">
-        <w:r>
-          <w:rPr>
-            <w:vertAlign w:val="superscript"/>
-          </w:rPr>
-          <w:t>[140]</w:t>
-        </w:r>
-      </w:ins>
-      <w:ins w:id="90294" w:author="Kiro" w:date="2026-10-10T11:11:43Z">
-        <w:r>
-          <w:t>，但杂交推广同时是商业成分进入地方鸡的渠道（见第7.2节）。北京油鸡2019年的随机保种群体与2010年相比，有效群体大小和总体祖源比例保持稳定，作者据此认为保种有效；同期核苷酸多样性由0.0022降至0.0020，近交系数由0.280升至0.328</w:t>
-        </w:r>
-      </w:ins>
-      <w:ins w:id="90295" w:author="Kiro" w:date="2026-10-10T11:11:43Z">
-        <w:r>
-          <w:rPr>
-            <w:vertAlign w:val="superscript"/>
-          </w:rPr>
-          <w:t>[141]</w:t>
-        </w:r>
-      </w:ins>
-      <w:ins w:id="90296" w:author="Kiro" w:date="2026-10-10T11:11:43Z">
-        <w:r>
-          <w:t>。保种评价因此需要同时考察祖源组成和群体内的遗传变异。</w:t>
-        </w:r>
-      </w:ins>
-    </w:p>
-    <w:p>
-      <w:pPr>
         <w:pStyle w:val="Heading1"/>
         <w:jc w:val="left"/>
       </w:pPr>
@@ -9165,10 +7827,10 @@
         <w:ind w:hanging="400" w:left="400"/>
         <w:jc w:val="left"/>
         <w:rPr>
-          <w:del w:id="90300" w:author="Kiro" w:date="2026-10-10T11:11:43Z"/>
-        </w:rPr>
-      </w:pPr>
-      <w:del w:id="90298" w:author="Kiro" w:date="2026-10-10T11:11:43Z">
+          <w:del w:id="90173" w:author="Kiro" w:date="2026-10-10T13:30:19Z"/>
+        </w:rPr>
+      </w:pPr>
+      <w:del w:id="90171" w:author="Kiro" w:date="2026-10-10T13:30:19Z">
         <w:r>
           <w:rPr>
             <w:sz w:val="20"/>
@@ -9176,7 +7838,7 @@
           <w:delText>[112]</w:delText>
         </w:r>
       </w:del>
-      <w:del w:id="90299" w:author="Kiro" w:date="2026-10-10T11:11:43Z">
+      <w:del w:id="90172" w:author="Kiro" w:date="2026-10-10T13:30:19Z">
         <w:r>
           <w:rPr>
             <w:sz w:val="20"/>
@@ -9192,10 +7854,10 @@
         <w:ind w:hanging="400" w:left="400"/>
         <w:jc w:val="left"/>
         <w:rPr>
-          <w:del w:id="90303" w:author="Kiro" w:date="2026-10-10T11:11:43Z"/>
-        </w:rPr>
-      </w:pPr>
-      <w:del w:id="90301" w:author="Kiro" w:date="2026-10-10T11:11:43Z">
+          <w:del w:id="90176" w:author="Kiro" w:date="2026-10-10T13:30:19Z"/>
+        </w:rPr>
+      </w:pPr>
+      <w:del w:id="90174" w:author="Kiro" w:date="2026-10-10T13:30:19Z">
         <w:r>
           <w:rPr>
             <w:sz w:val="20"/>
@@ -9203,7 +7865,7 @@
           <w:delText>[113]</w:delText>
         </w:r>
       </w:del>
-      <w:del w:id="90302" w:author="Kiro" w:date="2026-10-10T11:11:43Z">
+      <w:del w:id="90175" w:author="Kiro" w:date="2026-10-10T13:30:19Z">
         <w:r>
           <w:rPr>
             <w:sz w:val="20"/>
@@ -9219,10 +7881,10 @@
         <w:ind w:hanging="400" w:left="400"/>
         <w:jc w:val="left"/>
         <w:rPr>
-          <w:del w:id="90306" w:author="Kiro" w:date="2026-10-10T11:11:43Z"/>
-        </w:rPr>
-      </w:pPr>
-      <w:del w:id="90304" w:author="Kiro" w:date="2026-10-10T11:11:43Z">
+          <w:del w:id="90179" w:author="Kiro" w:date="2026-10-10T13:30:19Z"/>
+        </w:rPr>
+      </w:pPr>
+      <w:del w:id="90177" w:author="Kiro" w:date="2026-10-10T13:30:19Z">
         <w:r>
           <w:rPr>
             <w:sz w:val="20"/>
@@ -9230,7 +7892,7 @@
           <w:delText>[114]</w:delText>
         </w:r>
       </w:del>
-      <w:del w:id="90305" w:author="Kiro" w:date="2026-10-10T11:11:43Z">
+      <w:del w:id="90178" w:author="Kiro" w:date="2026-10-10T13:30:19Z">
         <w:r>
           <w:rPr>
             <w:sz w:val="20"/>
@@ -9246,10 +7908,10 @@
         <w:ind w:hanging="400" w:left="400"/>
         <w:jc w:val="left"/>
         <w:rPr>
-          <w:del w:id="90309" w:author="Kiro" w:date="2026-10-10T11:11:43Z"/>
-        </w:rPr>
-      </w:pPr>
-      <w:del w:id="90307" w:author="Kiro" w:date="2026-10-10T11:11:43Z">
+          <w:del w:id="90182" w:author="Kiro" w:date="2026-10-10T13:30:19Z"/>
+        </w:rPr>
+      </w:pPr>
+      <w:del w:id="90180" w:author="Kiro" w:date="2026-10-10T13:30:19Z">
         <w:r>
           <w:rPr>
             <w:sz w:val="20"/>
@@ -9257,7 +7919,7 @@
           <w:delText>[115]</w:delText>
         </w:r>
       </w:del>
-      <w:del w:id="90308" w:author="Kiro" w:date="2026-10-10T11:11:43Z">
+      <w:del w:id="90181" w:author="Kiro" w:date="2026-10-10T13:30:19Z">
         <w:r>
           <w:rPr>
             <w:sz w:val="20"/>
@@ -9273,10 +7935,10 @@
         <w:ind w:hanging="400" w:left="400"/>
         <w:jc w:val="left"/>
         <w:rPr>
-          <w:del w:id="90312" w:author="Kiro" w:date="2026-10-10T11:11:43Z"/>
-        </w:rPr>
-      </w:pPr>
-      <w:del w:id="90310" w:author="Kiro" w:date="2026-10-10T11:11:43Z">
+          <w:del w:id="90185" w:author="Kiro" w:date="2026-10-10T13:30:19Z"/>
+        </w:rPr>
+      </w:pPr>
+      <w:del w:id="90183" w:author="Kiro" w:date="2026-10-10T13:30:19Z">
         <w:r>
           <w:rPr>
             <w:sz w:val="20"/>
@@ -9284,7 +7946,7 @@
           <w:delText>[116]</w:delText>
         </w:r>
       </w:del>
-      <w:del w:id="90311" w:author="Kiro" w:date="2026-10-10T11:11:43Z">
+      <w:del w:id="90184" w:author="Kiro" w:date="2026-10-10T13:30:19Z">
         <w:r>
           <w:rPr>
             <w:sz w:val="20"/>
@@ -9300,10 +7962,10 @@
         <w:ind w:hanging="400" w:left="400"/>
         <w:jc w:val="left"/>
         <w:rPr>
-          <w:del w:id="90315" w:author="Kiro" w:date="2026-10-10T11:11:43Z"/>
-        </w:rPr>
-      </w:pPr>
-      <w:del w:id="90313" w:author="Kiro" w:date="2026-10-10T11:11:43Z">
+          <w:del w:id="90188" w:author="Kiro" w:date="2026-10-10T13:30:19Z"/>
+        </w:rPr>
+      </w:pPr>
+      <w:del w:id="90186" w:author="Kiro" w:date="2026-10-10T13:30:19Z">
         <w:r>
           <w:rPr>
             <w:sz w:val="20"/>
@@ -9311,7 +7973,7 @@
           <w:delText>[117]</w:delText>
         </w:r>
       </w:del>
-      <w:del w:id="90314" w:author="Kiro" w:date="2026-10-10T11:11:43Z">
+      <w:del w:id="90187" w:author="Kiro" w:date="2026-10-10T13:30:19Z">
         <w:r>
           <w:rPr>
             <w:sz w:val="20"/>
@@ -9327,10 +7989,10 @@
         <w:ind w:hanging="400" w:left="400"/>
         <w:jc w:val="left"/>
         <w:rPr>
-          <w:del w:id="90318" w:author="Kiro" w:date="2026-10-10T11:11:43Z"/>
-        </w:rPr>
-      </w:pPr>
-      <w:del w:id="90316" w:author="Kiro" w:date="2026-10-10T11:11:43Z">
+          <w:del w:id="90191" w:author="Kiro" w:date="2026-10-10T13:30:19Z"/>
+        </w:rPr>
+      </w:pPr>
+      <w:del w:id="90189" w:author="Kiro" w:date="2026-10-10T13:30:19Z">
         <w:r>
           <w:rPr>
             <w:sz w:val="20"/>
@@ -9338,7 +8000,7 @@
           <w:delText>[118]</w:delText>
         </w:r>
       </w:del>
-      <w:del w:id="90317" w:author="Kiro" w:date="2026-10-10T11:11:43Z">
+      <w:del w:id="90190" w:author="Kiro" w:date="2026-10-10T13:30:19Z">
         <w:r>
           <w:rPr>
             <w:sz w:val="20"/>
@@ -9354,10 +8016,10 @@
         <w:ind w:hanging="400" w:left="400"/>
         <w:jc w:val="left"/>
         <w:rPr>
-          <w:del w:id="90321" w:author="Kiro" w:date="2026-10-10T11:11:43Z"/>
-        </w:rPr>
-      </w:pPr>
-      <w:del w:id="90319" w:author="Kiro" w:date="2026-10-10T11:11:43Z">
+          <w:del w:id="90194" w:author="Kiro" w:date="2026-10-10T13:30:19Z"/>
+        </w:rPr>
+      </w:pPr>
+      <w:del w:id="90192" w:author="Kiro" w:date="2026-10-10T13:30:19Z">
         <w:r>
           <w:rPr>
             <w:sz w:val="20"/>
@@ -9365,7 +8027,7 @@
           <w:delText>[119]</w:delText>
         </w:r>
       </w:del>
-      <w:del w:id="90320" w:author="Kiro" w:date="2026-10-10T11:11:43Z">
+      <w:del w:id="90193" w:author="Kiro" w:date="2026-10-10T13:30:19Z">
         <w:r>
           <w:rPr>
             <w:sz w:val="20"/>
@@ -9381,10 +8043,10 @@
         <w:ind w:hanging="400" w:left="400"/>
         <w:jc w:val="left"/>
         <w:rPr>
-          <w:del w:id="90324" w:author="Kiro" w:date="2026-10-10T11:11:43Z"/>
-        </w:rPr>
-      </w:pPr>
-      <w:del w:id="90322" w:author="Kiro" w:date="2026-10-10T11:11:43Z">
+          <w:del w:id="90197" w:author="Kiro" w:date="2026-10-10T13:30:19Z"/>
+        </w:rPr>
+      </w:pPr>
+      <w:del w:id="90195" w:author="Kiro" w:date="2026-10-10T13:30:19Z">
         <w:r>
           <w:rPr>
             <w:sz w:val="20"/>
@@ -9392,7 +8054,7 @@
           <w:delText>[120]</w:delText>
         </w:r>
       </w:del>
-      <w:del w:id="90323" w:author="Kiro" w:date="2026-10-10T11:11:43Z">
+      <w:del w:id="90196" w:author="Kiro" w:date="2026-10-10T13:30:19Z">
         <w:r>
           <w:rPr>
             <w:sz w:val="20"/>
@@ -9408,10 +8070,10 @@
         <w:ind w:hanging="400" w:left="400"/>
         <w:jc w:val="left"/>
         <w:rPr>
-          <w:del w:id="90327" w:author="Kiro" w:date="2026-10-10T11:11:43Z"/>
-        </w:rPr>
-      </w:pPr>
-      <w:del w:id="90325" w:author="Kiro" w:date="2026-10-10T11:11:43Z">
+          <w:del w:id="90200" w:author="Kiro" w:date="2026-10-10T13:30:19Z"/>
+        </w:rPr>
+      </w:pPr>
+      <w:del w:id="90198" w:author="Kiro" w:date="2026-10-10T13:30:19Z">
         <w:r>
           <w:rPr>
             <w:sz w:val="20"/>
@@ -9419,7 +8081,7 @@
           <w:delText>[121]</w:delText>
         </w:r>
       </w:del>
-      <w:del w:id="90326" w:author="Kiro" w:date="2026-10-10T11:11:43Z">
+      <w:del w:id="90199" w:author="Kiro" w:date="2026-10-10T13:30:19Z">
         <w:r>
           <w:rPr>
             <w:sz w:val="20"/>
@@ -9435,10 +8097,10 @@
         <w:ind w:hanging="400" w:left="400"/>
         <w:jc w:val="left"/>
         <w:rPr>
-          <w:del w:id="90330" w:author="Kiro" w:date="2026-10-10T11:11:43Z"/>
-        </w:rPr>
-      </w:pPr>
-      <w:del w:id="90328" w:author="Kiro" w:date="2026-10-10T11:11:43Z">
+          <w:del w:id="90203" w:author="Kiro" w:date="2026-10-10T13:30:19Z"/>
+        </w:rPr>
+      </w:pPr>
+      <w:del w:id="90201" w:author="Kiro" w:date="2026-10-10T13:30:19Z">
         <w:r>
           <w:rPr>
             <w:sz w:val="20"/>
@@ -9446,7 +8108,7 @@
           <w:delText>[122]</w:delText>
         </w:r>
       </w:del>
-      <w:del w:id="90329" w:author="Kiro" w:date="2026-10-10T11:11:43Z">
+      <w:del w:id="90202" w:author="Kiro" w:date="2026-10-10T13:30:19Z">
         <w:r>
           <w:rPr>
             <w:sz w:val="20"/>
@@ -9462,10 +8124,10 @@
         <w:ind w:hanging="400" w:left="400"/>
         <w:jc w:val="left"/>
         <w:rPr>
-          <w:del w:id="90333" w:author="Kiro" w:date="2026-10-10T11:11:43Z"/>
-        </w:rPr>
-      </w:pPr>
-      <w:del w:id="90331" w:author="Kiro" w:date="2026-10-10T11:11:43Z">
+          <w:del w:id="90206" w:author="Kiro" w:date="2026-10-10T13:30:19Z"/>
+        </w:rPr>
+      </w:pPr>
+      <w:del w:id="90204" w:author="Kiro" w:date="2026-10-10T13:30:19Z">
         <w:r>
           <w:rPr>
             <w:sz w:val="20"/>
@@ -9473,7 +8135,7 @@
           <w:delText>[123]</w:delText>
         </w:r>
       </w:del>
-      <w:del w:id="90332" w:author="Kiro" w:date="2026-10-10T11:11:43Z">
+      <w:del w:id="90205" w:author="Kiro" w:date="2026-10-10T13:30:19Z">
         <w:r>
           <w:rPr>
             <w:sz w:val="20"/>
@@ -9489,10 +8151,10 @@
         <w:ind w:hanging="400" w:left="400"/>
         <w:jc w:val="left"/>
         <w:rPr>
-          <w:del w:id="90336" w:author="Kiro" w:date="2026-10-10T11:11:43Z"/>
-        </w:rPr>
-      </w:pPr>
-      <w:del w:id="90334" w:author="Kiro" w:date="2026-10-10T11:11:43Z">
+          <w:del w:id="90209" w:author="Kiro" w:date="2026-10-10T13:30:19Z"/>
+        </w:rPr>
+      </w:pPr>
+      <w:del w:id="90207" w:author="Kiro" w:date="2026-10-10T13:30:19Z">
         <w:r>
           <w:rPr>
             <w:sz w:val="20"/>
@@ -9500,7 +8162,7 @@
           <w:delText>[124]</w:delText>
         </w:r>
       </w:del>
-      <w:del w:id="90335" w:author="Kiro" w:date="2026-10-10T11:11:43Z">
+      <w:del w:id="90208" w:author="Kiro" w:date="2026-10-10T13:30:19Z">
         <w:r>
           <w:rPr>
             <w:sz w:val="20"/>
@@ -9516,10 +8178,10 @@
         <w:ind w:hanging="400" w:left="400"/>
         <w:jc w:val="left"/>
         <w:rPr>
-          <w:del w:id="90339" w:author="Kiro" w:date="2026-10-10T11:11:43Z"/>
-        </w:rPr>
-      </w:pPr>
-      <w:del w:id="90337" w:author="Kiro" w:date="2026-10-10T11:11:43Z">
+          <w:del w:id="90212" w:author="Kiro" w:date="2026-10-10T13:30:19Z"/>
+        </w:rPr>
+      </w:pPr>
+      <w:del w:id="90210" w:author="Kiro" w:date="2026-10-10T13:30:19Z">
         <w:r>
           <w:rPr>
             <w:sz w:val="20"/>
@@ -9527,7 +8189,7 @@
           <w:delText>[125]</w:delText>
         </w:r>
       </w:del>
-      <w:del w:id="90338" w:author="Kiro" w:date="2026-10-10T11:11:43Z">
+      <w:del w:id="90211" w:author="Kiro" w:date="2026-10-10T13:30:19Z">
         <w:r>
           <w:rPr>
             <w:sz w:val="20"/>
@@ -9543,10 +8205,10 @@
         <w:ind w:hanging="400" w:left="400"/>
         <w:jc w:val="left"/>
         <w:rPr>
-          <w:del w:id="90342" w:author="Kiro" w:date="2026-10-10T11:11:43Z"/>
-        </w:rPr>
-      </w:pPr>
-      <w:del w:id="90340" w:author="Kiro" w:date="2026-10-10T11:11:43Z">
+          <w:del w:id="90215" w:author="Kiro" w:date="2026-10-10T13:30:19Z"/>
+        </w:rPr>
+      </w:pPr>
+      <w:del w:id="90213" w:author="Kiro" w:date="2026-10-10T13:30:19Z">
         <w:r>
           <w:rPr>
             <w:sz w:val="20"/>
@@ -9554,7 +8216,7 @@
           <w:delText>[126]</w:delText>
         </w:r>
       </w:del>
-      <w:del w:id="90341" w:author="Kiro" w:date="2026-10-10T11:11:43Z">
+      <w:del w:id="90214" w:author="Kiro" w:date="2026-10-10T13:30:19Z">
         <w:r>
           <w:rPr>
             <w:sz w:val="20"/>
@@ -9570,10 +8232,10 @@
         <w:ind w:hanging="400" w:left="400"/>
         <w:jc w:val="left"/>
         <w:rPr>
-          <w:del w:id="90345" w:author="Kiro" w:date="2026-10-10T11:11:43Z"/>
-        </w:rPr>
-      </w:pPr>
-      <w:del w:id="90343" w:author="Kiro" w:date="2026-10-10T11:11:43Z">
+          <w:del w:id="90218" w:author="Kiro" w:date="2026-10-10T13:30:19Z"/>
+        </w:rPr>
+      </w:pPr>
+      <w:del w:id="90216" w:author="Kiro" w:date="2026-10-10T13:30:19Z">
         <w:r>
           <w:rPr>
             <w:sz w:val="20"/>
@@ -9581,7 +8243,7 @@
           <w:delText>[127]</w:delText>
         </w:r>
       </w:del>
-      <w:del w:id="90344" w:author="Kiro" w:date="2026-10-10T11:11:43Z">
+      <w:del w:id="90217" w:author="Kiro" w:date="2026-10-10T13:30:19Z">
         <w:r>
           <w:rPr>
             <w:sz w:val="20"/>
@@ -9597,10 +8259,10 @@
         <w:ind w:hanging="400" w:left="400"/>
         <w:jc w:val="left"/>
         <w:rPr>
-          <w:del w:id="90348" w:author="Kiro" w:date="2026-10-10T11:11:43Z"/>
-        </w:rPr>
-      </w:pPr>
-      <w:del w:id="90346" w:author="Kiro" w:date="2026-10-10T11:11:43Z">
+          <w:del w:id="90221" w:author="Kiro" w:date="2026-10-10T13:30:19Z"/>
+        </w:rPr>
+      </w:pPr>
+      <w:del w:id="90219" w:author="Kiro" w:date="2026-10-10T13:30:19Z">
         <w:r>
           <w:rPr>
             <w:sz w:val="20"/>
@@ -9608,7 +8270,7 @@
           <w:delText>[128]</w:delText>
         </w:r>
       </w:del>
-      <w:del w:id="90347" w:author="Kiro" w:date="2026-10-10T11:11:43Z">
+      <w:del w:id="90220" w:author="Kiro" w:date="2026-10-10T13:30:19Z">
         <w:r>
           <w:rPr>
             <w:sz w:val="20"/>
@@ -9624,10 +8286,10 @@
         <w:ind w:hanging="400" w:left="400"/>
         <w:jc w:val="left"/>
         <w:rPr>
-          <w:del w:id="90351" w:author="Kiro" w:date="2026-10-10T11:11:43Z"/>
-        </w:rPr>
-      </w:pPr>
-      <w:del w:id="90349" w:author="Kiro" w:date="2026-10-10T11:11:43Z">
+          <w:del w:id="90224" w:author="Kiro" w:date="2026-10-10T13:30:19Z"/>
+        </w:rPr>
+      </w:pPr>
+      <w:del w:id="90222" w:author="Kiro" w:date="2026-10-10T13:30:19Z">
         <w:r>
           <w:rPr>
             <w:sz w:val="20"/>
@@ -9635,7 +8297,7 @@
           <w:delText>[129]</w:delText>
         </w:r>
       </w:del>
-      <w:del w:id="90350" w:author="Kiro" w:date="2026-10-10T11:11:43Z">
+      <w:del w:id="90223" w:author="Kiro" w:date="2026-10-10T13:30:19Z">
         <w:r>
           <w:rPr>
             <w:sz w:val="20"/>
@@ -9651,10 +8313,10 @@
         <w:ind w:hanging="400" w:left="400"/>
         <w:jc w:val="left"/>
         <w:rPr>
-          <w:del w:id="90354" w:author="Kiro" w:date="2026-10-10T11:11:43Z"/>
-        </w:rPr>
-      </w:pPr>
-      <w:del w:id="90352" w:author="Kiro" w:date="2026-10-10T11:11:43Z">
+          <w:del w:id="90227" w:author="Kiro" w:date="2026-10-10T13:30:19Z"/>
+        </w:rPr>
+      </w:pPr>
+      <w:del w:id="90225" w:author="Kiro" w:date="2026-10-10T13:30:19Z">
         <w:r>
           <w:rPr>
             <w:sz w:val="20"/>
@@ -9662,7 +8324,7 @@
           <w:delText>[130]</w:delText>
         </w:r>
       </w:del>
-      <w:del w:id="90353" w:author="Kiro" w:date="2026-10-10T11:11:43Z">
+      <w:del w:id="90226" w:author="Kiro" w:date="2026-10-10T13:30:19Z">
         <w:r>
           <w:rPr>
             <w:sz w:val="20"/>
@@ -9678,10 +8340,10 @@
         <w:ind w:hanging="400" w:left="400"/>
         <w:jc w:val="left"/>
         <w:rPr>
-          <w:del w:id="90357" w:author="Kiro" w:date="2026-10-10T11:11:43Z"/>
-        </w:rPr>
-      </w:pPr>
-      <w:del w:id="90355" w:author="Kiro" w:date="2026-10-10T11:11:43Z">
+          <w:del w:id="90230" w:author="Kiro" w:date="2026-10-10T13:30:19Z"/>
+        </w:rPr>
+      </w:pPr>
+      <w:del w:id="90228" w:author="Kiro" w:date="2026-10-10T13:30:19Z">
         <w:r>
           <w:rPr>
             <w:sz w:val="20"/>
@@ -9689,7 +8351,7 @@
           <w:delText>[131]</w:delText>
         </w:r>
       </w:del>
-      <w:del w:id="90356" w:author="Kiro" w:date="2026-10-10T11:11:43Z">
+      <w:del w:id="90229" w:author="Kiro" w:date="2026-10-10T13:30:19Z">
         <w:r>
           <w:rPr>
             <w:sz w:val="20"/>
@@ -9705,10 +8367,10 @@
         <w:ind w:hanging="400" w:left="400"/>
         <w:jc w:val="left"/>
         <w:rPr>
-          <w:del w:id="90362" w:author="Kiro" w:date="2026-10-10T11:11:43Z"/>
-        </w:rPr>
-      </w:pPr>
-      <w:del w:id="90358" w:author="Kiro" w:date="2026-10-10T11:11:43Z">
+          <w:del w:id="90235" w:author="Kiro" w:date="2026-10-10T13:30:19Z"/>
+        </w:rPr>
+      </w:pPr>
+      <w:del w:id="90231" w:author="Kiro" w:date="2026-10-10T13:30:19Z">
         <w:r>
           <w:rPr>
             <w:sz w:val="20"/>
@@ -9716,7 +8378,7 @@
           <w:delText>[132]</w:delText>
         </w:r>
       </w:del>
-      <w:del w:id="90359" w:author="Kiro" w:date="2026-10-10T11:11:43Z">
+      <w:del w:id="90232" w:author="Kiro" w:date="2026-10-10T13:30:19Z">
         <w:r>
           <w:rPr>
             <w:sz w:val="20"/>
@@ -9724,7 +8386,7 @@
           <w:delText xml:space="preserve"> Peterson, A.T.; Brisbin, I.L., Jr. Genetic endangerment of wild Red Junglefowl </w:delText>
         </w:r>
       </w:del>
-      <w:del w:id="90360" w:author="Kiro" w:date="2026-10-10T11:11:43Z">
+      <w:del w:id="90233" w:author="Kiro" w:date="2026-10-10T13:30:19Z">
         <w:r>
           <w:rPr>
             <w:i/>
@@ -9733,7 +8395,7 @@
           <w:delText>Gallus gallus</w:delText>
         </w:r>
       </w:del>
-      <w:del w:id="90361" w:author="Kiro" w:date="2026-10-10T11:11:43Z">
+      <w:del w:id="90234" w:author="Kiro" w:date="2026-10-10T13:30:19Z">
         <w:r>
           <w:rPr>
             <w:sz w:val="20"/>
@@ -9749,10 +8411,10 @@
         <w:ind w:hanging="400" w:left="400"/>
         <w:jc w:val="left"/>
         <w:rPr>
-          <w:del w:id="90367" w:author="Kiro" w:date="2026-10-10T11:11:43Z"/>
-        </w:rPr>
-      </w:pPr>
-      <w:del w:id="90363" w:author="Kiro" w:date="2026-10-10T11:11:43Z">
+          <w:del w:id="90240" w:author="Kiro" w:date="2026-10-10T13:30:19Z"/>
+        </w:rPr>
+      </w:pPr>
+      <w:del w:id="90236" w:author="Kiro" w:date="2026-10-10T13:30:19Z">
         <w:r>
           <w:rPr>
             <w:sz w:val="20"/>
@@ -9760,7 +8422,7 @@
           <w:delText>[133]</w:delText>
         </w:r>
       </w:del>
-      <w:del w:id="90364" w:author="Kiro" w:date="2026-10-10T11:11:43Z">
+      <w:del w:id="90237" w:author="Kiro" w:date="2026-10-10T13:30:19Z">
         <w:r>
           <w:rPr>
             <w:sz w:val="20"/>
@@ -9768,7 +8430,7 @@
           <w:delText xml:space="preserve"> Brisbin, I.L., Jr.; Peterson, A.T. Playing chicken with red junglefowl: identifying phenotypic markers of genetic purity in </w:delText>
         </w:r>
       </w:del>
-      <w:del w:id="90365" w:author="Kiro" w:date="2026-10-10T11:11:43Z">
+      <w:del w:id="90238" w:author="Kiro" w:date="2026-10-10T13:30:19Z">
         <w:r>
           <w:rPr>
             <w:i/>
@@ -9777,7 +8439,7 @@
           <w:delText>Gallus gallus</w:delText>
         </w:r>
       </w:del>
-      <w:del w:id="90366" w:author="Kiro" w:date="2026-10-10T11:11:43Z">
+      <w:del w:id="90239" w:author="Kiro" w:date="2026-10-10T13:30:19Z">
         <w:r>
           <w:rPr>
             <w:sz w:val="20"/>
@@ -9793,10 +8455,10 @@
         <w:ind w:hanging="400" w:left="400"/>
         <w:jc w:val="left"/>
         <w:rPr>
-          <w:del w:id="90370" w:author="Kiro" w:date="2026-10-10T11:11:43Z"/>
-        </w:rPr>
-      </w:pPr>
-      <w:del w:id="90368" w:author="Kiro" w:date="2026-10-10T11:11:43Z">
+          <w:del w:id="90243" w:author="Kiro" w:date="2026-10-10T13:30:19Z"/>
+        </w:rPr>
+      </w:pPr>
+      <w:del w:id="90241" w:author="Kiro" w:date="2026-10-10T13:30:19Z">
         <w:r>
           <w:rPr>
             <w:sz w:val="20"/>
@@ -9804,7 +8466,7 @@
           <w:delText>[134]</w:delText>
         </w:r>
       </w:del>
-      <w:del w:id="90369" w:author="Kiro" w:date="2026-10-10T11:11:43Z">
+      <w:del w:id="90242" w:author="Kiro" w:date="2026-10-10T13:30:19Z">
         <w:r>
           <w:rPr>
             <w:sz w:val="20"/>
@@ -9820,10 +8482,10 @@
         <w:ind w:hanging="400" w:left="400"/>
         <w:jc w:val="left"/>
         <w:rPr>
-          <w:del w:id="90373" w:author="Kiro" w:date="2026-10-10T11:11:43Z"/>
-        </w:rPr>
-      </w:pPr>
-      <w:del w:id="90371" w:author="Kiro" w:date="2026-10-10T11:11:43Z">
+          <w:del w:id="90246" w:author="Kiro" w:date="2026-10-10T13:30:19Z"/>
+        </w:rPr>
+      </w:pPr>
+      <w:del w:id="90244" w:author="Kiro" w:date="2026-10-10T13:30:19Z">
         <w:r>
           <w:rPr>
             <w:sz w:val="20"/>
@@ -9831,7 +8493,7 @@
           <w:delText>[135]</w:delText>
         </w:r>
       </w:del>
-      <w:del w:id="90372" w:author="Kiro" w:date="2026-10-10T11:11:43Z">
+      <w:del w:id="90245" w:author="Kiro" w:date="2026-10-10T13:30:19Z">
         <w:r>
           <w:rPr>
             <w:sz w:val="20"/>
@@ -9847,10 +8509,10 @@
         <w:ind w:hanging="400" w:left="400"/>
         <w:jc w:val="left"/>
         <w:rPr>
-          <w:del w:id="90378" w:author="Kiro" w:date="2026-10-10T11:11:43Z"/>
-        </w:rPr>
-      </w:pPr>
-      <w:del w:id="90374" w:author="Kiro" w:date="2026-10-10T11:11:43Z">
+          <w:del w:id="90251" w:author="Kiro" w:date="2026-10-10T13:30:19Z"/>
+        </w:rPr>
+      </w:pPr>
+      <w:del w:id="90247" w:author="Kiro" w:date="2026-10-10T13:30:19Z">
         <w:r>
           <w:rPr>
             <w:sz w:val="20"/>
@@ -9858,7 +8520,7 @@
           <w:delText>[136]</w:delText>
         </w:r>
       </w:del>
-      <w:del w:id="90375" w:author="Kiro" w:date="2026-10-10T11:11:43Z">
+      <w:del w:id="90248" w:author="Kiro" w:date="2026-10-10T13:30:19Z">
         <w:r>
           <w:rPr>
             <w:sz w:val="20"/>
@@ -9866,7 +8528,7 @@
           <w:delText xml:space="preserve"> Gering, E.; Johnsson, M.; Theunissen, D.; Martin Cerezo, M.L.; Steep, A.; Getty, T.; Henriksen, R.; Wright, D. Signals of selection and ancestry in independently feral </w:delText>
         </w:r>
       </w:del>
-      <w:del w:id="90376" w:author="Kiro" w:date="2026-10-10T11:11:43Z">
+      <w:del w:id="90249" w:author="Kiro" w:date="2026-10-10T13:30:19Z">
         <w:r>
           <w:rPr>
             <w:i/>
@@ -9875,7 +8537,7 @@
           <w:delText>Gallus gallus</w:delText>
         </w:r>
       </w:del>
-      <w:del w:id="90377" w:author="Kiro" w:date="2026-10-10T11:11:43Z">
+      <w:del w:id="90250" w:author="Kiro" w:date="2026-10-10T13:30:19Z">
         <w:r>
           <w:rPr>
             <w:sz w:val="20"/>
@@ -9891,10 +8553,10 @@
         <w:ind w:hanging="400" w:left="400"/>
         <w:jc w:val="left"/>
         <w:rPr>
-          <w:ins w:id="90381" w:author="Kiro" w:date="2026-10-10T11:11:43Z"/>
-        </w:rPr>
-      </w:pPr>
-      <w:ins w:id="90379" w:author="Kiro" w:date="2026-10-10T11:11:43Z">
+          <w:ins w:id="90254" w:author="Kiro" w:date="2026-10-10T13:30:19Z"/>
+        </w:rPr>
+      </w:pPr>
+      <w:ins w:id="90252" w:author="Kiro" w:date="2026-10-10T13:30:19Z">
         <w:r>
           <w:rPr>
             <w:sz w:val="20"/>
@@ -9902,385 +8564,7 @@
           <w:t>[112]</w:t>
         </w:r>
       </w:ins>
-      <w:ins w:id="90380" w:author="Kiro" w:date="2026-10-10T11:11:43Z">
-        <w:r>
-          <w:rPr>
-            <w:sz w:val="20"/>
-          </w:rPr>
-          <w:t xml:space="preserve"> Mwacharo, J.M.; Bjørnstad, G.; Mobegi, V.; Nomura, K.; Hanada, H.; Amano, T.; Han, J.L.; Hanotte, O. Mitochondrial DNA reveals multiple introductions of domestic chicken in East Africa. Molecular Phylogenetics and Evolution 2011, 58, 374–382. DOI: 10.1016/j.ympev.2010.11.027.</w:t>
-        </w:r>
-      </w:ins>
-    </w:p>
-    <w:p>
-      <w:pPr>
-        <w:keepLines/>
-        <w:spacing w:after="80" w:line="276" w:lineRule="auto"/>
-        <w:ind w:hanging="400" w:left="400"/>
-        <w:jc w:val="left"/>
-        <w:rPr>
-          <w:ins w:id="90384" w:author="Kiro" w:date="2026-10-10T11:11:43Z"/>
-        </w:rPr>
-      </w:pPr>
-      <w:ins w:id="90382" w:author="Kiro" w:date="2026-10-10T11:11:43Z">
-        <w:r>
-          <w:rPr>
-            <w:sz w:val="20"/>
-          </w:rPr>
-          <w:t>[113]</w:t>
-        </w:r>
-      </w:ins>
-      <w:ins w:id="90383" w:author="Kiro" w:date="2026-10-10T11:11:43Z">
-        <w:r>
-          <w:rPr>
-            <w:sz w:val="20"/>
-          </w:rPr>
-          <w:t xml:space="preserve"> Mwacharo, J.M.; Nomura, K.; Hanada, H.; Han, J.L.; Amano, T.; Hanotte, O. Reconstructing the origin and dispersal patterns of village chickens across East Africa: insights from autosomal markers. Molecular Ecology 2013, 22, 2683–2697. DOI: 10.1111/mec.12294.</w:t>
-        </w:r>
-      </w:ins>
-    </w:p>
-    <w:p>
-      <w:pPr>
-        <w:keepLines/>
-        <w:spacing w:after="80" w:line="276" w:lineRule="auto"/>
-        <w:ind w:hanging="400" w:left="400"/>
-        <w:jc w:val="left"/>
-        <w:rPr>
-          <w:ins w:id="90387" w:author="Kiro" w:date="2026-10-10T11:11:43Z"/>
-        </w:rPr>
-      </w:pPr>
-      <w:ins w:id="90385" w:author="Kiro" w:date="2026-10-10T11:11:43Z">
-        <w:r>
-          <w:rPr>
-            <w:sz w:val="20"/>
-          </w:rPr>
-          <w:t>[114]</w:t>
-        </w:r>
-      </w:ins>
-      <w:ins w:id="90386" w:author="Kiro" w:date="2026-10-10T11:11:43Z">
-        <w:r>
-          <w:rPr>
-            <w:sz w:val="20"/>
-          </w:rPr>
-          <w:t xml:space="preserve"> Al-Jumaili, A.S.; Boudali, S.F.; Kebede, A.; Al-Bayatti, S.A.; Essa, A.A.; Ahbara, A.; Aljumaah, R.S.; Alatiyat, R.M.; Mwacharo, J.M.; Bjørnstad, G.; et al. The maternal origin of indigenous domestic chicken from the Middle East, the north and the horn of Africa. BMC Genetics 2020, 21, 30. DOI: 10.1186/s12863-020-0830-0.</w:t>
-        </w:r>
-      </w:ins>
-    </w:p>
-    <w:p>
-      <w:pPr>
-        <w:keepLines/>
-        <w:spacing w:after="80" w:line="276" w:lineRule="auto"/>
-        <w:ind w:hanging="400" w:left="400"/>
-        <w:jc w:val="left"/>
-        <w:rPr>
-          <w:ins w:id="90390" w:author="Kiro" w:date="2026-10-10T11:11:43Z"/>
-        </w:rPr>
-      </w:pPr>
-      <w:ins w:id="90388" w:author="Kiro" w:date="2026-10-10T11:11:43Z">
-        <w:r>
-          <w:rPr>
-            <w:sz w:val="20"/>
-          </w:rPr>
-          <w:t>[115]</w:t>
-        </w:r>
-      </w:ins>
-      <w:ins w:id="90389" w:author="Kiro" w:date="2026-10-10T11:11:43Z">
-        <w:r>
-          <w:rPr>
-            <w:sz w:val="20"/>
-          </w:rPr>
-          <w:t xml:space="preserve"> Herrera, M.B.; Kraitsek, S.; Alcalde, J.A.; Quiroz, D.; Revelo, H.; Alvarez, L.A.; Rosario, M.F.; Thomson, V.; Han, J.L.; Austin, J.J.; et al. European and Asian contribution to the genetic diversity of mainland South American chickens. Royal Society Open Science 2020, 7, 191558. DOI: 10.1098/rsos.191558.</w:t>
-        </w:r>
-      </w:ins>
-    </w:p>
-    <w:p>
-      <w:pPr>
-        <w:keepLines/>
-        <w:spacing w:after="80" w:line="276" w:lineRule="auto"/>
-        <w:ind w:hanging="400" w:left="400"/>
-        <w:jc w:val="left"/>
-        <w:rPr>
-          <w:ins w:id="90393" w:author="Kiro" w:date="2026-10-10T11:11:43Z"/>
-        </w:rPr>
-      </w:pPr>
-      <w:ins w:id="90391" w:author="Kiro" w:date="2026-10-10T11:11:43Z">
-        <w:r>
-          <w:rPr>
-            <w:sz w:val="20"/>
-          </w:rPr>
-          <w:t>[116]</w:t>
-        </w:r>
-      </w:ins>
-      <w:ins w:id="90392" w:author="Kiro" w:date="2026-10-10T11:11:43Z">
-        <w:r>
-          <w:rPr>
-            <w:sz w:val="20"/>
-          </w:rPr>
-          <w:t xml:space="preserve"> Luzuriaga-Neira, A.; Pérez-Pardal, L.; O’Rourke, S.M.; Villacís-Rivas, G.; Cueva-Castillo, F.; Escudero-Sánchez, G.; Aguirre-Pabón, J.C.; Ulloa-Núñez, A.; Rubilar-Quezada, M.; Vallinoto, M.; et al. The Local South American Chicken Populations Are a Melting-Pot of Genomic Diversity. Frontiers in Genetics 2019, 10, 1172. DOI: 10.3389/fgene.2019.01172.</w:t>
-        </w:r>
-      </w:ins>
-    </w:p>
-    <w:p>
-      <w:pPr>
-        <w:keepLines/>
-        <w:spacing w:after="80" w:line="276" w:lineRule="auto"/>
-        <w:ind w:hanging="400" w:left="400"/>
-        <w:jc w:val="left"/>
-        <w:rPr>
-          <w:ins w:id="90396" w:author="Kiro" w:date="2026-10-10T11:11:43Z"/>
-        </w:rPr>
-      </w:pPr>
-      <w:ins w:id="90394" w:author="Kiro" w:date="2026-10-10T11:11:43Z">
-        <w:r>
-          <w:rPr>
-            <w:sz w:val="20"/>
-          </w:rPr>
-          <w:t>[117]</w:t>
-        </w:r>
-      </w:ins>
-      <w:ins w:id="90395" w:author="Kiro" w:date="2026-10-10T11:11:43Z">
-        <w:r>
-          <w:rPr>
-            <w:sz w:val="20"/>
-          </w:rPr>
-          <w:t xml:space="preserve"> Guo, Y.; Lillie, M.; Zan, Y.; Beranger, J.; Martin, A.; Honaker, C.F.; Siegel, P.B.; Carlborg, Ö. A genomic inference of the White Plymouth Rock genealogy. Poultry Science 2019, 98, 5272–5280. DOI: 10.3382/ps/pez411.</w:t>
-        </w:r>
-      </w:ins>
-    </w:p>
-    <w:p>
-      <w:pPr>
-        <w:keepLines/>
-        <w:spacing w:after="80" w:line="276" w:lineRule="auto"/>
-        <w:ind w:hanging="400" w:left="400"/>
-        <w:jc w:val="left"/>
-        <w:rPr>
-          <w:ins w:id="90399" w:author="Kiro" w:date="2026-10-10T11:11:43Z"/>
-        </w:rPr>
-      </w:pPr>
-      <w:ins w:id="90397" w:author="Kiro" w:date="2026-10-10T11:11:43Z">
-        <w:r>
-          <w:rPr>
-            <w:sz w:val="20"/>
-          </w:rPr>
-          <w:t>[118]</w:t>
-        </w:r>
-      </w:ins>
-      <w:ins w:id="90398" w:author="Kiro" w:date="2026-10-10T11:11:43Z">
-        <w:r>
-          <w:rPr>
-            <w:sz w:val="20"/>
-          </w:rPr>
-          <w:t xml:space="preserve"> Guo, Y.; Ou, J.H.; Zan, Y.; Wang, Y.; Li, H.; Zhu, C.; Chen, K.; Zhou, X.; Hu, X.; Carlborg, Ö. Researching on the fine structure and admixture of the worldwide chicken population reveal connections between populations and important events in breeding history. Evolutionary Applications 2022, 15, 553–564. DOI: 10.1111/eva.13241.</w:t>
-        </w:r>
-      </w:ins>
-    </w:p>
-    <w:p>
-      <w:pPr>
-        <w:keepLines/>
-        <w:spacing w:after="80" w:line="276" w:lineRule="auto"/>
-        <w:ind w:hanging="400" w:left="400"/>
-        <w:jc w:val="left"/>
-        <w:rPr>
-          <w:ins w:id="90402" w:author="Kiro" w:date="2026-10-10T11:11:43Z"/>
-        </w:rPr>
-      </w:pPr>
-      <w:ins w:id="90400" w:author="Kiro" w:date="2026-10-10T11:11:43Z">
-        <w:r>
-          <w:rPr>
-            <w:sz w:val="20"/>
-          </w:rPr>
-          <w:t>[119]</w:t>
-        </w:r>
-      </w:ins>
-      <w:ins w:id="90401" w:author="Kiro" w:date="2026-10-10T11:11:43Z">
-        <w:r>
-          <w:rPr>
-            <w:sz w:val="20"/>
-          </w:rPr>
-          <w:t xml:space="preserve"> Ren, X.; Zhao, X.; Li, H.; Wang, H.; Cheng, X.; Wang, G.; Li, X.; Qu, L. The origin patterns, admixture, and selection signatures of the global gamecock populations. Poultry Science 2025, 104, 105738. DOI: 10.1016/j.psj.2025.105738.</w:t>
-        </w:r>
-      </w:ins>
-    </w:p>
-    <w:p>
-      <w:pPr>
-        <w:keepLines/>
-        <w:spacing w:after="80" w:line="276" w:lineRule="auto"/>
-        <w:ind w:hanging="400" w:left="400"/>
-        <w:jc w:val="left"/>
-        <w:rPr>
-          <w:ins w:id="90405" w:author="Kiro" w:date="2026-10-10T11:11:43Z"/>
-        </w:rPr>
-      </w:pPr>
-      <w:ins w:id="90403" w:author="Kiro" w:date="2026-10-10T11:11:43Z">
-        <w:r>
-          <w:rPr>
-            <w:sz w:val="20"/>
-          </w:rPr>
-          <w:t>[120]</w:t>
-        </w:r>
-      </w:ins>
-      <w:ins w:id="90404" w:author="Kiro" w:date="2026-10-10T11:11:43Z">
-        <w:r>
-          <w:rPr>
-            <w:sz w:val="20"/>
-          </w:rPr>
-          <w:t xml:space="preserve"> Muir, W.M.; Wong, G.K.S.; Zhang, Y.; Wang, J.; Groenen, M.A.M.; Crooijmans, R.P.M.A.; Megens, H.J.; Zhang, H.; Okimoto, R.; Vereijken, A.; et al. Genome-wide assessment of worldwide chicken SNP genetic diversity indicates significant absence of rare alleles in commercial breeds. Proceedings of the National Academy of Sciences of the United States of America 2008, 105, 17312–17317. DOI: 10.1073/pnas.0806569105.</w:t>
-        </w:r>
-      </w:ins>
-    </w:p>
-    <w:p>
-      <w:pPr>
-        <w:keepLines/>
-        <w:spacing w:after="80" w:line="276" w:lineRule="auto"/>
-        <w:ind w:hanging="400" w:left="400"/>
-        <w:jc w:val="left"/>
-        <w:rPr>
-          <w:ins w:id="90408" w:author="Kiro" w:date="2026-10-10T11:11:43Z"/>
-        </w:rPr>
-      </w:pPr>
-      <w:ins w:id="90406" w:author="Kiro" w:date="2026-10-10T11:11:43Z">
-        <w:r>
-          <w:rPr>
-            <w:sz w:val="20"/>
-          </w:rPr>
-          <w:t>[121]</w:t>
-        </w:r>
-      </w:ins>
-      <w:ins w:id="90407" w:author="Kiro" w:date="2026-10-10T11:11:43Z">
-        <w:r>
-          <w:rPr>
-            <w:sz w:val="20"/>
-          </w:rPr>
-          <w:t xml:space="preserve"> Chen, L.; Wang, X.; Cheng, D.; Chen, K.; Fan, Y.; Wu, G.; You, J.; Liu, S.; Mao, H.; Ren, J. Population genetic analyses of seven Chinese indigenous chicken breeds in a context of global breeds. Animal Genetics 2019, 50, 82–86. DOI: 10.1111/age.12732.</w:t>
-        </w:r>
-      </w:ins>
-    </w:p>
-    <w:p>
-      <w:pPr>
-        <w:keepLines/>
-        <w:spacing w:after="80" w:line="276" w:lineRule="auto"/>
-        <w:ind w:hanging="400" w:left="400"/>
-        <w:jc w:val="left"/>
-        <w:rPr>
-          <w:ins w:id="90411" w:author="Kiro" w:date="2026-10-10T11:11:43Z"/>
-        </w:rPr>
-      </w:pPr>
-      <w:ins w:id="90409" w:author="Kiro" w:date="2026-10-10T11:11:43Z">
-        <w:r>
-          <w:rPr>
-            <w:sz w:val="20"/>
-          </w:rPr>
-          <w:t>[122]</w:t>
-        </w:r>
-      </w:ins>
-      <w:ins w:id="90410" w:author="Kiro" w:date="2026-10-10T11:11:43Z">
-        <w:r>
-          <w:rPr>
-            <w:sz w:val="20"/>
-          </w:rPr>
-          <w:t xml:space="preserve"> Qi, L.; Xiao, L.; Fu, R.; Nie, Q.; Zhang, X.; Luo, W. Genetic characteristics and selection signatures between Southern Chinese local and commercial chickens. Poultry Science 2024, 103, 103863. DOI: 10.1016/j.psj.2024.103863.</w:t>
-        </w:r>
-      </w:ins>
-    </w:p>
-    <w:p>
-      <w:pPr>
-        <w:keepLines/>
-        <w:spacing w:after="80" w:line="276" w:lineRule="auto"/>
-        <w:ind w:hanging="400" w:left="400"/>
-        <w:jc w:val="left"/>
-        <w:rPr>
-          <w:ins w:id="90414" w:author="Kiro" w:date="2026-10-10T11:11:43Z"/>
-        </w:rPr>
-      </w:pPr>
-      <w:ins w:id="90412" w:author="Kiro" w:date="2026-10-10T11:11:43Z">
-        <w:r>
-          <w:rPr>
-            <w:sz w:val="20"/>
-          </w:rPr>
-          <w:t>[123]</w:t>
-        </w:r>
-      </w:ins>
-      <w:ins w:id="90413" w:author="Kiro" w:date="2026-10-10T11:11:43Z">
-        <w:r>
-          <w:rPr>
-            <w:sz w:val="20"/>
-          </w:rPr>
-          <w:t xml:space="preserve"> Mahammi, F.Z.; Gaouar, S.B.S.; Laloë, D.; Faugeras, R.; Tabet-Aoul, N.; Rognon, X.; Tixier-Boichard, M.; Saidi-Mehtar, N. A molecular analysis of the patterns of genetic diversity in local chickens from western Algeria in comparison with commercial lines and wild jungle fowls. Journal of Animal Breeding and Genetics 2016, 133, 59–70. DOI: 10.1111/jbg.12151.</w:t>
-        </w:r>
-      </w:ins>
-    </w:p>
-    <w:p>
-      <w:pPr>
-        <w:keepLines/>
-        <w:spacing w:after="80" w:line="276" w:lineRule="auto"/>
-        <w:ind w:hanging="400" w:left="400"/>
-        <w:jc w:val="left"/>
-        <w:rPr>
-          <w:ins w:id="90417" w:author="Kiro" w:date="2026-10-10T11:11:43Z"/>
-        </w:rPr>
-      </w:pPr>
-      <w:ins w:id="90415" w:author="Kiro" w:date="2026-10-10T11:11:43Z">
-        <w:r>
-          <w:rPr>
-            <w:sz w:val="20"/>
-          </w:rPr>
-          <w:t>[124]</w:t>
-        </w:r>
-      </w:ins>
-      <w:ins w:id="90416" w:author="Kiro" w:date="2026-10-10T11:11:43Z">
-        <w:r>
-          <w:rPr>
-            <w:sz w:val="20"/>
-          </w:rPr>
-          <w:t xml:space="preserve"> Mujyambere, V.; Adomako, K.; Ntawubizi, M.; Nyinawamwiza, L.; Uwihirwe, J.; Kena, A.W. Genetic diversity and relationship of Bugesera and Rwamagana indigenous chicken populations with SASSO chickens using DArTseq SNPs. PLOS ONE 2025, 20, e0331316. DOI: 10.1371/journal.pone.0331316.</w:t>
-        </w:r>
-      </w:ins>
-    </w:p>
-    <w:p>
-      <w:pPr>
-        <w:keepLines/>
-        <w:spacing w:after="80" w:line="276" w:lineRule="auto"/>
-        <w:ind w:hanging="400" w:left="400"/>
-        <w:jc w:val="left"/>
-        <w:rPr>
-          <w:ins w:id="90420" w:author="Kiro" w:date="2026-10-10T11:11:43Z"/>
-        </w:rPr>
-      </w:pPr>
-      <w:ins w:id="90418" w:author="Kiro" w:date="2026-10-10T11:11:43Z">
-        <w:r>
-          <w:rPr>
-            <w:sz w:val="20"/>
-          </w:rPr>
-          <w:t>[125]</w:t>
-        </w:r>
-      </w:ins>
-      <w:ins w:id="90419" w:author="Kiro" w:date="2026-10-10T11:11:43Z">
-        <w:r>
-          <w:rPr>
-            <w:sz w:val="20"/>
-          </w:rPr>
-          <w:t xml:space="preserve"> Demir, E.; Argun Karsli, B.; Özdemir, D.; Bilginer, U.; Doğru, H.; Kaya, S.; Atmaca, V.; Tufan, N.; Demir, E.; Karsli, T. Genome-wide comparative analysis of variability and population structure between autochthonous Turkish chicken breeds and commercial hybrid lines. Poultry Science 2025, 104, 105193. DOI: 10.1016/j.psj.2025.105193.</w:t>
-        </w:r>
-      </w:ins>
-    </w:p>
-    <w:p>
-      <w:pPr>
-        <w:keepLines/>
-        <w:spacing w:after="80" w:line="276" w:lineRule="auto"/>
-        <w:ind w:hanging="400" w:left="400"/>
-        <w:jc w:val="left"/>
-        <w:rPr>
-          <w:ins w:id="90423" w:author="Kiro" w:date="2026-10-10T11:11:43Z"/>
-        </w:rPr>
-      </w:pPr>
-      <w:ins w:id="90421" w:author="Kiro" w:date="2026-10-10T11:11:43Z">
-        <w:r>
-          <w:rPr>
-            <w:sz w:val="20"/>
-          </w:rPr>
-          <w:t>[126]</w:t>
-        </w:r>
-      </w:ins>
-      <w:ins w:id="90422" w:author="Kiro" w:date="2026-10-10T11:11:43Z">
+      <w:ins w:id="90253" w:author="Kiro" w:date="2026-10-10T13:30:19Z">
         <w:r>
           <w:rPr>
             <w:sz w:val="20"/>
@@ -10296,18 +8580,18 @@
         <w:ind w:hanging="400" w:left="400"/>
         <w:jc w:val="left"/>
         <w:rPr>
-          <w:ins w:id="90426" w:author="Kiro" w:date="2026-10-10T11:11:43Z"/>
-        </w:rPr>
-      </w:pPr>
-      <w:ins w:id="90424" w:author="Kiro" w:date="2026-10-10T11:11:43Z">
+          <w:ins w:id="90257" w:author="Kiro" w:date="2026-10-10T13:30:19Z"/>
+        </w:rPr>
+      </w:pPr>
+      <w:ins w:id="90255" w:author="Kiro" w:date="2026-10-10T13:30:19Z">
         <w:r>
           <w:rPr>
             <w:sz w:val="20"/>
           </w:rPr>
-          <w:t>[127]</w:t>
+          <w:t>[113]</w:t>
         </w:r>
       </w:ins>
-      <w:ins w:id="90425" w:author="Kiro" w:date="2026-10-10T11:11:43Z">
+      <w:ins w:id="90256" w:author="Kiro" w:date="2026-10-10T13:30:19Z">
         <w:r>
           <w:rPr>
             <w:sz w:val="20"/>
@@ -10323,18 +8607,18 @@
         <w:ind w:hanging="400" w:left="400"/>
         <w:jc w:val="left"/>
         <w:rPr>
-          <w:ins w:id="90429" w:author="Kiro" w:date="2026-10-10T11:11:43Z"/>
-        </w:rPr>
-      </w:pPr>
-      <w:ins w:id="90427" w:author="Kiro" w:date="2026-10-10T11:11:43Z">
+          <w:ins w:id="90260" w:author="Kiro" w:date="2026-10-10T13:30:19Z"/>
+        </w:rPr>
+      </w:pPr>
+      <w:ins w:id="90258" w:author="Kiro" w:date="2026-10-10T13:30:19Z">
         <w:r>
           <w:rPr>
             <w:sz w:val="20"/>
           </w:rPr>
-          <w:t>[128]</w:t>
+          <w:t>[114]</w:t>
         </w:r>
       </w:ins>
-      <w:ins w:id="90428" w:author="Kiro" w:date="2026-10-10T11:11:43Z">
+      <w:ins w:id="90259" w:author="Kiro" w:date="2026-10-10T13:30:19Z">
         <w:r>
           <w:rPr>
             <w:sz w:val="20"/>
@@ -10350,18 +8634,99 @@
         <w:ind w:hanging="400" w:left="400"/>
         <w:jc w:val="left"/>
         <w:rPr>
-          <w:ins w:id="90432" w:author="Kiro" w:date="2026-10-10T11:11:43Z"/>
-        </w:rPr>
-      </w:pPr>
-      <w:ins w:id="90430" w:author="Kiro" w:date="2026-10-10T11:11:43Z">
+          <w:ins w:id="90263" w:author="Kiro" w:date="2026-10-10T13:30:19Z"/>
+        </w:rPr>
+      </w:pPr>
+      <w:ins w:id="90261" w:author="Kiro" w:date="2026-10-10T13:30:19Z">
         <w:r>
           <w:rPr>
             <w:sz w:val="20"/>
           </w:rPr>
-          <w:t>[129]</w:t>
+          <w:t>[115]</w:t>
         </w:r>
       </w:ins>
-      <w:ins w:id="90431" w:author="Kiro" w:date="2026-10-10T11:11:43Z">
+      <w:ins w:id="90262" w:author="Kiro" w:date="2026-10-10T13:30:19Z">
+        <w:r>
+          <w:rPr>
+            <w:sz w:val="20"/>
+          </w:rPr>
+          <w:t xml:space="preserve"> Wongloet, W.; Singchat, W.; Chaiyes, A.; Ali, H.; Piangporntip, S.; Ariyaraphong, N.; Budi, T.; Thienpreecha, W.; Wannakan, W.; Mungmee, A.; et al. Environmental and Socio–Cultural Factors Impacting the Unique Gene Pool Pattern of Mae Hong-Son Chicken. Animals 2023, 13, 1949. DOI: 10.3390/ani13121949.</w:t>
+        </w:r>
+      </w:ins>
+    </w:p>
+    <w:p>
+      <w:pPr>
+        <w:keepLines/>
+        <w:spacing w:after="80" w:line="276" w:lineRule="auto"/>
+        <w:ind w:hanging="400" w:left="400"/>
+        <w:jc w:val="left"/>
+        <w:rPr>
+          <w:ins w:id="90266" w:author="Kiro" w:date="2026-10-10T13:30:19Z"/>
+        </w:rPr>
+      </w:pPr>
+      <w:ins w:id="90264" w:author="Kiro" w:date="2026-10-10T13:30:19Z">
+        <w:r>
+          <w:rPr>
+            <w:sz w:val="20"/>
+          </w:rPr>
+          <w:t>[116]</w:t>
+        </w:r>
+      </w:ins>
+      <w:ins w:id="90265" w:author="Kiro" w:date="2026-10-10T13:30:19Z">
+        <w:r>
+          <w:rPr>
+            <w:sz w:val="20"/>
+          </w:rPr>
+          <w:t xml:space="preserve"> Budi, T.; Luu, A.H.; Singchat, W.; Wongloet, W.; Rey, J.; Kumnan, N.; Chalermwong, P.; Nguyen, C.P.T.; Panthum, T.; Tanglertpaibul, N.; et al. Purposive breeding strategies drive genetic differentiation in Thai fighting cock breeds. Genes &amp; Genomics 2024, 46, 1225–1237. DOI: 10.1007/s13258-024-01561-3.</w:t>
+        </w:r>
+      </w:ins>
+    </w:p>
+    <w:p>
+      <w:pPr>
+        <w:keepLines/>
+        <w:spacing w:after="80" w:line="276" w:lineRule="auto"/>
+        <w:ind w:hanging="400" w:left="400"/>
+        <w:jc w:val="left"/>
+        <w:rPr>
+          <w:ins w:id="90269" w:author="Kiro" w:date="2026-10-10T13:30:19Z"/>
+        </w:rPr>
+      </w:pPr>
+      <w:ins w:id="90267" w:author="Kiro" w:date="2026-10-10T13:30:19Z">
+        <w:r>
+          <w:rPr>
+            <w:sz w:val="20"/>
+          </w:rPr>
+          <w:t>[117]</w:t>
+        </w:r>
+      </w:ins>
+      <w:ins w:id="90268" w:author="Kiro" w:date="2026-10-10T13:30:19Z">
+        <w:r>
+          <w:rPr>
+            <w:sz w:val="20"/>
+          </w:rPr>
+          <w:t xml:space="preserve"> Xu, N.; Zhang, L.; Chen, F.; Feng, Z.; Zheng, J.; Li, D.; Zhao, Y.; Kang, X. Population structure, selection signal and introgression of gamecocks revealed by whole genome sequencing. Journal of Animal Science and Biotechnology 2025, 16, 22. DOI: 10.1186/s40104-025-01154-4.</w:t>
+        </w:r>
+      </w:ins>
+    </w:p>
+    <w:p>
+      <w:pPr>
+        <w:keepLines/>
+        <w:spacing w:after="80" w:line="276" w:lineRule="auto"/>
+        <w:ind w:hanging="400" w:left="400"/>
+        <w:jc w:val="left"/>
+        <w:rPr>
+          <w:ins w:id="90272" w:author="Kiro" w:date="2026-10-10T13:30:19Z"/>
+        </w:rPr>
+      </w:pPr>
+      <w:ins w:id="90270" w:author="Kiro" w:date="2026-10-10T13:30:19Z">
+        <w:r>
+          <w:rPr>
+            <w:sz w:val="20"/>
+          </w:rPr>
+          <w:t>[118]</w:t>
+        </w:r>
+      </w:ins>
+      <w:ins w:id="90271" w:author="Kiro" w:date="2026-10-10T13:30:19Z">
         <w:r>
           <w:rPr>
             <w:sz w:val="20"/>
@@ -10377,18 +8742,18 @@
         <w:ind w:hanging="400" w:left="400"/>
         <w:jc w:val="left"/>
         <w:rPr>
-          <w:ins w:id="90435" w:author="Kiro" w:date="2026-10-10T11:11:43Z"/>
-        </w:rPr>
-      </w:pPr>
-      <w:ins w:id="90433" w:author="Kiro" w:date="2026-10-10T11:11:43Z">
+          <w:ins w:id="90275" w:author="Kiro" w:date="2026-10-10T13:30:19Z"/>
+        </w:rPr>
+      </w:pPr>
+      <w:ins w:id="90273" w:author="Kiro" w:date="2026-10-10T13:30:19Z">
         <w:r>
           <w:rPr>
             <w:sz w:val="20"/>
           </w:rPr>
-          <w:t>[130]</w:t>
+          <w:t>[119]</w:t>
         </w:r>
       </w:ins>
-      <w:ins w:id="90434" w:author="Kiro" w:date="2026-10-10T11:11:43Z">
+      <w:ins w:id="90274" w:author="Kiro" w:date="2026-10-10T13:30:19Z">
         <w:r>
           <w:rPr>
             <w:sz w:val="20"/>
@@ -10404,18 +8769,18 @@
         <w:ind w:hanging="400" w:left="400"/>
         <w:jc w:val="left"/>
         <w:rPr>
-          <w:ins w:id="90440" w:author="Kiro" w:date="2026-10-10T11:11:43Z"/>
-        </w:rPr>
-      </w:pPr>
-      <w:ins w:id="90436" w:author="Kiro" w:date="2026-10-10T11:11:43Z">
+          <w:ins w:id="90280" w:author="Kiro" w:date="2026-10-10T13:30:19Z"/>
+        </w:rPr>
+      </w:pPr>
+      <w:ins w:id="90276" w:author="Kiro" w:date="2026-10-10T13:30:19Z">
         <w:r>
           <w:rPr>
             <w:sz w:val="20"/>
           </w:rPr>
-          <w:t>[131]</w:t>
+          <w:t>[120]</w:t>
         </w:r>
       </w:ins>
-      <w:ins w:id="90437" w:author="Kiro" w:date="2026-10-10T11:11:43Z">
+      <w:ins w:id="90277" w:author="Kiro" w:date="2026-10-10T13:30:19Z">
         <w:r>
           <w:rPr>
             <w:sz w:val="20"/>
@@ -10423,7 +8788,7 @@
           <w:t xml:space="preserve"> Peterson, A.T.; Brisbin, I.L., Jr. Genetic endangerment of wild Red Junglefowl </w:t>
         </w:r>
       </w:ins>
-      <w:ins w:id="90438" w:author="Kiro" w:date="2026-10-10T11:11:43Z">
+      <w:ins w:id="90278" w:author="Kiro" w:date="2026-10-10T13:30:19Z">
         <w:r>
           <w:rPr>
             <w:i/>
@@ -10432,7 +8797,7 @@
           <w:t>Gallus gallus</w:t>
         </w:r>
       </w:ins>
-      <w:ins w:id="90439" w:author="Kiro" w:date="2026-10-10T11:11:43Z">
+      <w:ins w:id="90279" w:author="Kiro" w:date="2026-10-10T13:30:19Z">
         <w:r>
           <w:rPr>
             <w:sz w:val="20"/>
@@ -10448,18 +8813,18 @@
         <w:ind w:hanging="400" w:left="400"/>
         <w:jc w:val="left"/>
         <w:rPr>
-          <w:ins w:id="90445" w:author="Kiro" w:date="2026-10-10T11:11:43Z"/>
-        </w:rPr>
-      </w:pPr>
-      <w:ins w:id="90441" w:author="Kiro" w:date="2026-10-10T11:11:43Z">
+          <w:ins w:id="90285" w:author="Kiro" w:date="2026-10-10T13:30:19Z"/>
+        </w:rPr>
+      </w:pPr>
+      <w:ins w:id="90281" w:author="Kiro" w:date="2026-10-10T13:30:19Z">
         <w:r>
           <w:rPr>
             <w:sz w:val="20"/>
           </w:rPr>
-          <w:t>[132]</w:t>
+          <w:t>[121]</w:t>
         </w:r>
       </w:ins>
-      <w:ins w:id="90442" w:author="Kiro" w:date="2026-10-10T11:11:43Z">
+      <w:ins w:id="90282" w:author="Kiro" w:date="2026-10-10T13:30:19Z">
         <w:r>
           <w:rPr>
             <w:sz w:val="20"/>
@@ -10467,7 +8832,7 @@
           <w:t xml:space="preserve"> Brisbin, I.L., Jr.; Peterson, A.T. Playing chicken with red junglefowl: identifying phenotypic markers of genetic purity in </w:t>
         </w:r>
       </w:ins>
-      <w:ins w:id="90443" w:author="Kiro" w:date="2026-10-10T11:11:43Z">
+      <w:ins w:id="90283" w:author="Kiro" w:date="2026-10-10T13:30:19Z">
         <w:r>
           <w:rPr>
             <w:i/>
@@ -10476,7 +8841,7 @@
           <w:t>Gallus gallus</w:t>
         </w:r>
       </w:ins>
-      <w:ins w:id="90444" w:author="Kiro" w:date="2026-10-10T11:11:43Z">
+      <w:ins w:id="90284" w:author="Kiro" w:date="2026-10-10T13:30:19Z">
         <w:r>
           <w:rPr>
             <w:sz w:val="20"/>
@@ -10492,18 +8857,18 @@
         <w:ind w:hanging="400" w:left="400"/>
         <w:jc w:val="left"/>
         <w:rPr>
-          <w:ins w:id="90448" w:author="Kiro" w:date="2026-10-10T11:11:43Z"/>
-        </w:rPr>
-      </w:pPr>
-      <w:ins w:id="90446" w:author="Kiro" w:date="2026-10-10T11:11:43Z">
+          <w:ins w:id="90288" w:author="Kiro" w:date="2026-10-10T13:30:19Z"/>
+        </w:rPr>
+      </w:pPr>
+      <w:ins w:id="90286" w:author="Kiro" w:date="2026-10-10T13:30:19Z">
         <w:r>
           <w:rPr>
             <w:sz w:val="20"/>
           </w:rPr>
-          <w:t>[133]</w:t>
+          <w:t>[122]</w:t>
         </w:r>
       </w:ins>
-      <w:ins w:id="90447" w:author="Kiro" w:date="2026-10-10T11:11:43Z">
+      <w:ins w:id="90287" w:author="Kiro" w:date="2026-10-10T13:30:19Z">
         <w:r>
           <w:rPr>
             <w:sz w:val="20"/>
@@ -10519,18 +8884,18 @@
         <w:ind w:hanging="400" w:left="400"/>
         <w:jc w:val="left"/>
         <w:rPr>
-          <w:ins w:id="90451" w:author="Kiro" w:date="2026-10-10T11:11:43Z"/>
-        </w:rPr>
-      </w:pPr>
-      <w:ins w:id="90449" w:author="Kiro" w:date="2026-10-10T11:11:43Z">
+          <w:ins w:id="90291" w:author="Kiro" w:date="2026-10-10T13:30:19Z"/>
+        </w:rPr>
+      </w:pPr>
+      <w:ins w:id="90289" w:author="Kiro" w:date="2026-10-10T13:30:19Z">
         <w:r>
           <w:rPr>
             <w:sz w:val="20"/>
           </w:rPr>
-          <w:t>[134]</w:t>
+          <w:t>[123]</w:t>
         </w:r>
       </w:ins>
-      <w:ins w:id="90450" w:author="Kiro" w:date="2026-10-10T11:11:43Z">
+      <w:ins w:id="90290" w:author="Kiro" w:date="2026-10-10T13:30:19Z">
         <w:r>
           <w:rPr>
             <w:sz w:val="20"/>
@@ -10546,18 +8911,18 @@
         <w:ind w:hanging="400" w:left="400"/>
         <w:jc w:val="left"/>
         <w:rPr>
-          <w:ins w:id="90454" w:author="Kiro" w:date="2026-10-10T11:11:43Z"/>
-        </w:rPr>
-      </w:pPr>
-      <w:ins w:id="90452" w:author="Kiro" w:date="2026-10-10T11:11:43Z">
+          <w:ins w:id="90294" w:author="Kiro" w:date="2026-10-10T13:30:19Z"/>
+        </w:rPr>
+      </w:pPr>
+      <w:ins w:id="90292" w:author="Kiro" w:date="2026-10-10T13:30:19Z">
         <w:r>
           <w:rPr>
             <w:sz w:val="20"/>
           </w:rPr>
-          <w:t>[135]</w:t>
+          <w:t>[124]</w:t>
         </w:r>
       </w:ins>
-      <w:ins w:id="90453" w:author="Kiro" w:date="2026-10-10T11:11:43Z">
+      <w:ins w:id="90293" w:author="Kiro" w:date="2026-10-10T13:30:19Z">
         <w:r>
           <w:rPr>
             <w:sz w:val="20"/>
@@ -10573,18 +8938,18 @@
         <w:ind w:hanging="400" w:left="400"/>
         <w:jc w:val="left"/>
         <w:rPr>
-          <w:ins w:id="90459" w:author="Kiro" w:date="2026-10-10T11:11:43Z"/>
-        </w:rPr>
-      </w:pPr>
-      <w:ins w:id="90455" w:author="Kiro" w:date="2026-10-10T11:11:43Z">
+          <w:ins w:id="90299" w:author="Kiro" w:date="2026-10-10T13:30:19Z"/>
+        </w:rPr>
+      </w:pPr>
+      <w:ins w:id="90295" w:author="Kiro" w:date="2026-10-10T13:30:19Z">
         <w:r>
           <w:rPr>
             <w:sz w:val="20"/>
           </w:rPr>
-          <w:t>[136]</w:t>
+          <w:t>[125]</w:t>
         </w:r>
       </w:ins>
-      <w:ins w:id="90456" w:author="Kiro" w:date="2026-10-10T11:11:43Z">
+      <w:ins w:id="90296" w:author="Kiro" w:date="2026-10-10T13:30:19Z">
         <w:r>
           <w:rPr>
             <w:sz w:val="20"/>
@@ -10592,7 +8957,7 @@
           <w:t xml:space="preserve"> Gering, E.; Johnsson, M.; Theunissen, D.; Martin Cerezo, M.L.; Steep, A.; Getty, T.; Henriksen, R.; Wright, D. Signals of selection and ancestry in independently feral </w:t>
         </w:r>
       </w:ins>
-      <w:ins w:id="90457" w:author="Kiro" w:date="2026-10-10T11:11:43Z">
+      <w:ins w:id="90297" w:author="Kiro" w:date="2026-10-10T13:30:19Z">
         <w:r>
           <w:rPr>
             <w:i/>
@@ -10601,7 +8966,7 @@
           <w:t>Gallus gallus</w:t>
         </w:r>
       </w:ins>
-      <w:ins w:id="90458" w:author="Kiro" w:date="2026-10-10T11:11:43Z">
+      <w:ins w:id="90298" w:author="Kiro" w:date="2026-10-10T13:30:19Z">
         <w:r>
           <w:rPr>
             <w:sz w:val="20"/>
@@ -10617,18 +8982,18 @@
         <w:ind w:hanging="400" w:left="400"/>
         <w:jc w:val="left"/>
         <w:rPr>
-          <w:ins w:id="90462" w:author="Kiro" w:date="2026-10-10T11:11:43Z"/>
-        </w:rPr>
-      </w:pPr>
-      <w:ins w:id="90460" w:author="Kiro" w:date="2026-10-10T11:11:43Z">
+          <w:ins w:id="90302" w:author="Kiro" w:date="2026-10-10T13:30:19Z"/>
+        </w:rPr>
+      </w:pPr>
+      <w:ins w:id="90300" w:author="Kiro" w:date="2026-10-10T13:30:19Z">
         <w:r>
           <w:rPr>
             <w:sz w:val="20"/>
           </w:rPr>
-          <w:t>[137]</w:t>
+          <w:t>[126]</w:t>
         </w:r>
       </w:ins>
-      <w:ins w:id="90461" w:author="Kiro" w:date="2026-10-10T11:11:43Z">
+      <w:ins w:id="90301" w:author="Kiro" w:date="2026-10-10T13:30:19Z">
         <w:r>
           <w:rPr>
             <w:sz w:val="20"/>
@@ -10644,18 +9009,18 @@
         <w:ind w:hanging="400" w:left="400"/>
         <w:jc w:val="left"/>
         <w:rPr>
-          <w:ins w:id="90465" w:author="Kiro" w:date="2026-10-10T11:11:43Z"/>
-        </w:rPr>
-      </w:pPr>
-      <w:ins w:id="90463" w:author="Kiro" w:date="2026-10-10T11:11:43Z">
+          <w:ins w:id="90305" w:author="Kiro" w:date="2026-10-10T13:30:19Z"/>
+        </w:rPr>
+      </w:pPr>
+      <w:ins w:id="90303" w:author="Kiro" w:date="2026-10-10T13:30:19Z">
         <w:r>
           <w:rPr>
             <w:sz w:val="20"/>
           </w:rPr>
-          <w:t>[138]</w:t>
+          <w:t>[127]</w:t>
         </w:r>
       </w:ins>
-      <w:ins w:id="90464" w:author="Kiro" w:date="2026-10-10T11:11:43Z">
+      <w:ins w:id="90304" w:author="Kiro" w:date="2026-10-10T13:30:19Z">
         <w:r>
           <w:rPr>
             <w:sz w:val="20"/>
@@ -10671,77 +9036,23 @@
         <w:ind w:hanging="400" w:left="400"/>
         <w:jc w:val="left"/>
         <w:rPr>
-          <w:ins w:id="90468" w:author="Kiro" w:date="2026-10-10T11:11:43Z"/>
-        </w:rPr>
-      </w:pPr>
-      <w:ins w:id="90466" w:author="Kiro" w:date="2026-10-10T11:11:43Z">
+          <w:ins w:id="90308" w:author="Kiro" w:date="2026-10-10T13:30:19Z"/>
+        </w:rPr>
+      </w:pPr>
+      <w:ins w:id="90306" w:author="Kiro" w:date="2026-10-10T13:30:19Z">
         <w:r>
           <w:rPr>
             <w:sz w:val="20"/>
           </w:rPr>
-          <w:t>[139]</w:t>
+          <w:t>[128]</w:t>
         </w:r>
       </w:ins>
-      <w:ins w:id="90467" w:author="Kiro" w:date="2026-10-10T11:11:43Z">
+      <w:ins w:id="90307" w:author="Kiro" w:date="2026-10-10T13:30:19Z">
         <w:r>
           <w:rPr>
             <w:sz w:val="20"/>
           </w:rPr>
-          <w:t xml:space="preserve"> Pourhamidi, S.; Esmailizadeh, A.; Salarmoini, M.; Fozi, M.A. Comparison of productive performance of Marandi, White Leghorn, and Marandi-White Leghorn crossbred chickens. BMC Veterinary Research 2024, 20, 460. DOI: 10.1186/s12917-024-04314-2.</w:t>
-        </w:r>
-      </w:ins>
-    </w:p>
-    <w:p>
-      <w:pPr>
-        <w:keepLines/>
-        <w:spacing w:after="80" w:line="276" w:lineRule="auto"/>
-        <w:ind w:hanging="400" w:left="400"/>
-        <w:jc w:val="left"/>
-        <w:rPr>
-          <w:ins w:id="90471" w:author="Kiro" w:date="2026-10-10T11:11:43Z"/>
-        </w:rPr>
-      </w:pPr>
-      <w:ins w:id="90469" w:author="Kiro" w:date="2026-10-10T11:11:43Z">
-        <w:r>
-          <w:rPr>
-            <w:sz w:val="20"/>
-          </w:rPr>
-          <w:t>[140]</w:t>
-        </w:r>
-      </w:ins>
-      <w:ins w:id="90470" w:author="Kiro" w:date="2026-10-10T11:11:43Z">
-        <w:r>
-          <w:rPr>
-            <w:sz w:val="20"/>
-          </w:rPr>
-          <w:t xml:space="preserve"> Martínez-Martínez, L.; Vallecillos, A.; Orengo, J.; Escobar, S.; Schiavone, A.; Armero, E. Crossbreeding a Mediterranean Local Chicken Breed with a Medium-Growing Commercial Hybrid as a Complementary Strategy for Conservation and Productive Valorization: Growth Performance, Carcass Traits, and Meat Quality. Animals 2026, 16, 2541. DOI: 10.3390/ani16162541.</w:t>
-        </w:r>
-      </w:ins>
-    </w:p>
-    <w:p>
-      <w:pPr>
-        <w:keepLines/>
-        <w:spacing w:after="80" w:line="276" w:lineRule="auto"/>
-        <w:ind w:hanging="400" w:left="400"/>
-        <w:jc w:val="left"/>
-        <w:rPr>
-          <w:ins w:id="90474" w:author="Kiro" w:date="2026-10-10T11:11:43Z"/>
-        </w:rPr>
-      </w:pPr>
-      <w:ins w:id="90472" w:author="Kiro" w:date="2026-10-10T11:11:43Z">
-        <w:r>
-          <w:rPr>
-            <w:sz w:val="20"/>
-          </w:rPr>
-          <w:t>[141]</w:t>
-        </w:r>
-      </w:ins>
-      <w:ins w:id="90473" w:author="Kiro" w:date="2026-10-10T11:11:43Z">
-        <w:r>
-          <w:rPr>
-            <w:sz w:val="20"/>
-          </w:rPr>
-          <w:t xml:space="preserve"> Kong, Y.; Wen, Z.; Cai, X.; Tan, L.; Liu, Z.; Wang, Q.; Li, Q.; Yang, N.; Wang, Y.; Zhao, Y. Genetic traceability, conservation effectiveness, and selection signatures analysis based on ancestral information: a case study of Beijing-You chicken. BMC Genomics 2025, 26, 402. DOI: 10.1186/s12864-025-11563-4.</w:t>
+          <w:t xml:space="preserve"> Cai, Z.F.; Liu, B.; Yin, T.T.; Ma, C.; Han, Z.T.; Gu, L.H.; Zhang, C.; Wu, F.; Liu, L.S.; Shi, X.; et al. Harnessing Deep Learning in Searching Wild Relatives of Domestic Animals. Molecular Ecology Resources 2026, 26, e70133. DOI: 10.1111/1755-0998.70133.</w:t>
         </w:r>
       </w:ins>
     </w:p>
